--- a/docs/HyAgent導入建議書.docx
+++ b/docs/HyAgent導入建議書.docx
@@ -9,8 +9,13 @@
         <w:jc w:val="center"/>
       </w:pPr>
       <w:bookmarkStart w:id="0" w:name="hyagent-導入建議書"/>
-      <w:r>
-        <w:t xml:space="preserve">HyAgent </w:t>
+      <w:proofErr w:type="spellStart"/>
+      <w:r>
+        <w:t>HyAgent</w:t>
+      </w:r>
+      <w:proofErr w:type="spellEnd"/>
+      <w:r>
+        <w:t xml:space="preserve"> </w:t>
       </w:r>
       <w:r>
         <w:rPr>
@@ -196,11 +201,19 @@
                 <w:sz w:val="22"/>
               </w:rPr>
             </w:pPr>
-            <w:r>
-              <w:rPr>
-                <w:sz w:val="22"/>
-              </w:rPr>
-              <w:t xml:space="preserve">HyAgent — </w:t>
+            <w:proofErr w:type="spellStart"/>
+            <w:r>
+              <w:rPr>
+                <w:sz w:val="22"/>
+              </w:rPr>
+              <w:t>HyAgent</w:t>
+            </w:r>
+            <w:proofErr w:type="spellEnd"/>
+            <w:r>
+              <w:rPr>
+                <w:sz w:val="22"/>
+              </w:rPr>
+              <w:t xml:space="preserve"> — </w:t>
             </w:r>
             <w:r>
               <w:rPr>
@@ -288,7 +301,7 @@
               <w:rPr>
                 <w:sz w:val="22"/>
               </w:rPr>
-              <w:t>2.0</w:t>
+              <w:t>2.1</w:t>
             </w:r>
           </w:p>
         </w:tc>
@@ -356,7 +369,7 @@
               <w:rPr>
                 <w:sz w:val="22"/>
               </w:rPr>
-              <w:t>2026-09-30</w:t>
+              <w:t>2026-10-08</w:t>
             </w:r>
           </w:p>
         </w:tc>
@@ -420,11 +433,19 @@
                 <w:sz w:val="22"/>
               </w:rPr>
             </w:pPr>
-            <w:r>
-              <w:rPr>
-                <w:sz w:val="22"/>
-              </w:rPr>
-              <w:t>HyAgent v1.2</w:t>
+            <w:proofErr w:type="spellStart"/>
+            <w:r>
+              <w:rPr>
+                <w:sz w:val="22"/>
+              </w:rPr>
+              <w:t>HyAgent</w:t>
+            </w:r>
+            <w:proofErr w:type="spellEnd"/>
+            <w:r>
+              <w:rPr>
+                <w:sz w:val="22"/>
+              </w:rPr>
+              <w:t xml:space="preserve"> v1.2</w:t>
             </w:r>
           </w:p>
         </w:tc>
@@ -517,7 +538,21 @@
         <w:rPr>
           <w:color w:val="595959"/>
         </w:rPr>
-        <w:t xml:space="preserve"> HyAgent </w:t>
+        <w:t xml:space="preserve"> </w:t>
+      </w:r>
+      <w:proofErr w:type="spellStart"/>
+      <w:r>
+        <w:rPr>
+          <w:color w:val="595959"/>
+        </w:rPr>
+        <w:t>HyAgent</w:t>
+      </w:r>
+      <w:proofErr w:type="spellEnd"/>
+      <w:r>
+        <w:rPr>
+          <w:color w:val="595959"/>
+        </w:rPr>
+        <w:t xml:space="preserve"> </w:t>
       </w:r>
       <w:r>
         <w:rPr>
@@ -582,7 +617,23 @@
           <w:color w:val="595959"/>
           <w:sz w:val="21"/>
         </w:rPr>
-        <w:t>提示：點選下表任一章節即可跳至該章內容（</w:t>
+        <w:t>提示：點選下表</w:t>
+      </w:r>
+      <w:r>
+        <w:rPr>
+          <w:rFonts w:hint="eastAsia"/>
+          <w:color w:val="595959"/>
+          <w:sz w:val="21"/>
+        </w:rPr>
+        <w:t>章節名稱可跳至該章，點選各小節名稱可直接跳至該小節</w:t>
+      </w:r>
+      <w:r>
+        <w:rPr>
+          <w:rFonts w:hint="eastAsia"/>
+          <w:color w:val="595959"/>
+          <w:sz w:val="21"/>
+        </w:rPr>
+        <w:t>（</w:t>
       </w:r>
       <w:r>
         <w:rPr>
@@ -837,15 +888,175 @@
                 <w:sz w:val="22"/>
               </w:rPr>
             </w:pPr>
-            <w:hyperlink w:anchor="sec2" w:history="1">
+            <w:r>
+              <w:rPr>
+                <w:sz w:val="22"/>
+              </w:rPr>
+              <w:t xml:space="preserve">產品簡介 — </w:t>
+            </w:r>
+            <w:hyperlink w:anchor="sec2_1" w:history="1">
               <w:r>
                 <w:rPr>
                   <w:rStyle w:val="af3"/>
                   <w:sz w:val="22"/>
                 </w:rPr>
-                <w:t>產品簡介 — 產品定位、核心設計理念、功能模組總覽、使用者角色</w:t>
+                <w:t>產品定位</w:t>
               </w:r>
             </w:hyperlink>
+            <w:r>
+              <w:rPr>
+                <w:sz w:val="22"/>
+              </w:rPr>
+              <w:t>、</w:t>
+            </w:r>
+            <w:r>
+              <w:rPr>
+                <w:sz w:val="22"/>
+              </w:rPr>
+              <w:fldChar w:fldCharType="begin"/>
+            </w:r>
+            <w:r>
+              <w:rPr>
+                <w:sz w:val="22"/>
+              </w:rPr>
+              <w:instrText>HYPERLINK  \l "sec2_2"</w:instrText>
+            </w:r>
+            <w:r>
+              <w:rPr>
+                <w:sz w:val="22"/>
+              </w:rPr>
+            </w:r>
+            <w:r>
+              <w:rPr>
+                <w:sz w:val="22"/>
+              </w:rPr>
+              <w:fldChar w:fldCharType="separate"/>
+            </w:r>
+            <w:r>
+              <w:rPr>
+                <w:rStyle w:val="af3"/>
+                <w:sz w:val="22"/>
+              </w:rPr>
+              <w:t>核心</w:t>
+            </w:r>
+            <w:r>
+              <w:rPr>
+                <w:rStyle w:val="af3"/>
+                <w:sz w:val="22"/>
+              </w:rPr>
+              <w:t>設</w:t>
+            </w:r>
+            <w:r>
+              <w:rPr>
+                <w:rStyle w:val="af3"/>
+                <w:sz w:val="22"/>
+              </w:rPr>
+              <w:t>計理念</w:t>
+            </w:r>
+            <w:r>
+              <w:rPr>
+                <w:sz w:val="22"/>
+              </w:rPr>
+              <w:fldChar w:fldCharType="end"/>
+            </w:r>
+            <w:r>
+              <w:rPr>
+                <w:sz w:val="22"/>
+              </w:rPr>
+              <w:t>、</w:t>
+            </w:r>
+            <w:r>
+              <w:rPr>
+                <w:sz w:val="22"/>
+              </w:rPr>
+              <w:fldChar w:fldCharType="begin"/>
+            </w:r>
+            <w:r>
+              <w:rPr>
+                <w:sz w:val="22"/>
+              </w:rPr>
+              <w:instrText>HYPERLINK  \l "sec2_3"</w:instrText>
+            </w:r>
+            <w:r>
+              <w:rPr>
+                <w:sz w:val="22"/>
+              </w:rPr>
+            </w:r>
+            <w:r>
+              <w:rPr>
+                <w:sz w:val="22"/>
+              </w:rPr>
+              <w:fldChar w:fldCharType="separate"/>
+            </w:r>
+            <w:r>
+              <w:rPr>
+                <w:rStyle w:val="af3"/>
+                <w:sz w:val="22"/>
+              </w:rPr>
+              <w:t>功</w:t>
+            </w:r>
+            <w:r>
+              <w:rPr>
+                <w:rStyle w:val="af3"/>
+                <w:sz w:val="22"/>
+              </w:rPr>
+              <w:t>能</w:t>
+            </w:r>
+            <w:r>
+              <w:rPr>
+                <w:rStyle w:val="af3"/>
+                <w:sz w:val="22"/>
+              </w:rPr>
+              <w:t>模組總覽</w:t>
+            </w:r>
+            <w:r>
+              <w:rPr>
+                <w:sz w:val="22"/>
+              </w:rPr>
+              <w:fldChar w:fldCharType="end"/>
+            </w:r>
+            <w:r>
+              <w:rPr>
+                <w:sz w:val="22"/>
+              </w:rPr>
+              <w:t>、</w:t>
+            </w:r>
+            <w:r>
+              <w:rPr>
+                <w:sz w:val="22"/>
+              </w:rPr>
+              <w:fldChar w:fldCharType="begin"/>
+            </w:r>
+            <w:r>
+              <w:rPr>
+                <w:sz w:val="22"/>
+              </w:rPr>
+              <w:instrText>HYPERLINK  \l "sec2_4"</w:instrText>
+            </w:r>
+            <w:r>
+              <w:rPr>
+                <w:sz w:val="22"/>
+              </w:rPr>
+            </w:r>
+            <w:r>
+              <w:rPr>
+                <w:sz w:val="22"/>
+              </w:rPr>
+              <w:fldChar w:fldCharType="separate"/>
+            </w:r>
+            <w:r>
+              <w:rPr>
+                <w:rStyle w:val="af3"/>
+                <w:sz w:val="22"/>
+              </w:rPr>
+              <w:t>使用者角色</w:t>
+            </w:r>
+            <w:r>
+              <w:rPr>
+                <w:sz w:val="22"/>
+              </w:rPr>
+              <w:fldChar w:fldCharType="end"/>
+            </w:r>
           </w:p>
         </w:tc>
       </w:tr>
@@ -911,15 +1122,420 @@
                 <w:sz w:val="22"/>
               </w:rPr>
             </w:pPr>
-            <w:hyperlink w:anchor="sec3" w:history="1">
+            <w:r>
+              <w:rPr>
+                <w:sz w:val="22"/>
+              </w:rPr>
+              <w:t xml:space="preserve">開發技術與規格 — </w:t>
+            </w:r>
+            <w:hyperlink w:anchor="sec3_1" w:history="1">
               <w:r>
                 <w:rPr>
                   <w:rStyle w:val="af3"/>
                   <w:sz w:val="22"/>
                 </w:rPr>
-                <w:t>開發技術與規格 — 技術路線、系統定位、表單能力、整合方式、知識庫、報告、服務水準、部署需求</w:t>
+                <w:t>技</w:t>
+              </w:r>
+              <w:r>
+                <w:rPr>
+                  <w:rStyle w:val="af3"/>
+                  <w:sz w:val="22"/>
+                </w:rPr>
+                <w:t>術</w:t>
+              </w:r>
+              <w:r>
+                <w:rPr>
+                  <w:rStyle w:val="af3"/>
+                  <w:sz w:val="22"/>
+                </w:rPr>
+                <w:t>路線</w:t>
               </w:r>
             </w:hyperlink>
+            <w:r>
+              <w:rPr>
+                <w:sz w:val="22"/>
+              </w:rPr>
+              <w:t>、</w:t>
+            </w:r>
+            <w:r>
+              <w:rPr>
+                <w:sz w:val="22"/>
+              </w:rPr>
+              <w:fldChar w:fldCharType="begin"/>
+            </w:r>
+            <w:r>
+              <w:rPr>
+                <w:sz w:val="22"/>
+              </w:rPr>
+              <w:instrText>HYPERLINK  \l "sec3_2"</w:instrText>
+            </w:r>
+            <w:r>
+              <w:rPr>
+                <w:sz w:val="22"/>
+              </w:rPr>
+            </w:r>
+            <w:r>
+              <w:rPr>
+                <w:sz w:val="22"/>
+              </w:rPr>
+              <w:fldChar w:fldCharType="separate"/>
+            </w:r>
+            <w:r>
+              <w:rPr>
+                <w:rStyle w:val="af3"/>
+                <w:sz w:val="22"/>
+              </w:rPr>
+              <w:t>系統定位</w:t>
+            </w:r>
+            <w:r>
+              <w:rPr>
+                <w:sz w:val="22"/>
+              </w:rPr>
+              <w:fldChar w:fldCharType="end"/>
+            </w:r>
+            <w:r>
+              <w:rPr>
+                <w:sz w:val="22"/>
+              </w:rPr>
+              <w:t>、</w:t>
+            </w:r>
+            <w:r>
+              <w:rPr>
+                <w:sz w:val="22"/>
+              </w:rPr>
+              <w:fldChar w:fldCharType="begin"/>
+            </w:r>
+            <w:r>
+              <w:rPr>
+                <w:sz w:val="22"/>
+              </w:rPr>
+              <w:instrText>HYPERLINK  \l "sec3_3"</w:instrText>
+            </w:r>
+            <w:r>
+              <w:rPr>
+                <w:sz w:val="22"/>
+              </w:rPr>
+            </w:r>
+            <w:r>
+              <w:rPr>
+                <w:sz w:val="22"/>
+              </w:rPr>
+              <w:fldChar w:fldCharType="separate"/>
+            </w:r>
+            <w:r>
+              <w:rPr>
+                <w:rStyle w:val="af3"/>
+                <w:sz w:val="22"/>
+              </w:rPr>
+              <w:t>表單能力</w:t>
+            </w:r>
+            <w:r>
+              <w:rPr>
+                <w:sz w:val="22"/>
+              </w:rPr>
+              <w:fldChar w:fldCharType="end"/>
+            </w:r>
+            <w:r>
+              <w:rPr>
+                <w:sz w:val="22"/>
+              </w:rPr>
+              <w:t>、</w:t>
+            </w:r>
+            <w:r>
+              <w:rPr>
+                <w:sz w:val="22"/>
+              </w:rPr>
+              <w:fldChar w:fldCharType="begin"/>
+            </w:r>
+            <w:r>
+              <w:rPr>
+                <w:sz w:val="22"/>
+              </w:rPr>
+              <w:instrText>HYPERLINK  \l "sec3_4"</w:instrText>
+            </w:r>
+            <w:r>
+              <w:rPr>
+                <w:sz w:val="22"/>
+              </w:rPr>
+            </w:r>
+            <w:r>
+              <w:rPr>
+                <w:sz w:val="22"/>
+              </w:rPr>
+              <w:fldChar w:fldCharType="separate"/>
+            </w:r>
+            <w:r>
+              <w:rPr>
+                <w:rStyle w:val="af3"/>
+                <w:sz w:val="22"/>
+              </w:rPr>
+              <w:t>整合方式</w:t>
+            </w:r>
+            <w:r>
+              <w:rPr>
+                <w:sz w:val="22"/>
+              </w:rPr>
+              <w:fldChar w:fldCharType="end"/>
+            </w:r>
+            <w:r>
+              <w:rPr>
+                <w:sz w:val="22"/>
+              </w:rPr>
+              <w:t>、</w:t>
+            </w:r>
+            <w:r>
+              <w:rPr>
+                <w:sz w:val="22"/>
+              </w:rPr>
+              <w:fldChar w:fldCharType="begin"/>
+            </w:r>
+            <w:r>
+              <w:rPr>
+                <w:sz w:val="22"/>
+              </w:rPr>
+              <w:instrText>HYPERLINK  \l "sec3_4_1"</w:instrText>
+            </w:r>
+            <w:r>
+              <w:rPr>
+                <w:sz w:val="22"/>
+              </w:rPr>
+            </w:r>
+            <w:r>
+              <w:rPr>
+                <w:sz w:val="22"/>
+              </w:rPr>
+              <w:fldChar w:fldCharType="separate"/>
+            </w:r>
+            <w:r>
+              <w:rPr>
+                <w:rStyle w:val="af3"/>
+                <w:sz w:val="22"/>
+              </w:rPr>
+              <w:t>MC</w:t>
+            </w:r>
+            <w:r>
+              <w:rPr>
+                <w:rStyle w:val="af3"/>
+                <w:sz w:val="22"/>
+              </w:rPr>
+              <w:t>P</w:t>
+            </w:r>
+            <w:r>
+              <w:rPr>
+                <w:rStyle w:val="af3"/>
+                <w:sz w:val="22"/>
+              </w:rPr>
+              <w:t xml:space="preserve"> </w:t>
+            </w:r>
+            <w:r>
+              <w:rPr>
+                <w:rStyle w:val="af3"/>
+                <w:sz w:val="22"/>
+              </w:rPr>
+              <w:t>服務串接</w:t>
+            </w:r>
+            <w:r>
+              <w:rPr>
+                <w:sz w:val="22"/>
+              </w:rPr>
+              <w:fldChar w:fldCharType="end"/>
+            </w:r>
+            <w:r>
+              <w:rPr>
+                <w:sz w:val="22"/>
+              </w:rPr>
+              <w:t>、</w:t>
+            </w:r>
+            <w:r>
+              <w:rPr>
+                <w:sz w:val="22"/>
+              </w:rPr>
+              <w:fldChar w:fldCharType="begin"/>
+            </w:r>
+            <w:r>
+              <w:rPr>
+                <w:sz w:val="22"/>
+              </w:rPr>
+              <w:instrText>HYPERLINK  \l "sec3_5"</w:instrText>
+            </w:r>
+            <w:r>
+              <w:rPr>
+                <w:sz w:val="22"/>
+              </w:rPr>
+            </w:r>
+            <w:r>
+              <w:rPr>
+                <w:sz w:val="22"/>
+              </w:rPr>
+              <w:fldChar w:fldCharType="separate"/>
+            </w:r>
+            <w:r>
+              <w:rPr>
+                <w:rStyle w:val="af3"/>
+                <w:sz w:val="22"/>
+              </w:rPr>
+              <w:t>知識庫</w:t>
+            </w:r>
+            <w:r>
+              <w:rPr>
+                <w:sz w:val="22"/>
+              </w:rPr>
+              <w:fldChar w:fldCharType="end"/>
+            </w:r>
+            <w:r>
+              <w:rPr>
+                <w:sz w:val="22"/>
+              </w:rPr>
+              <w:t>、</w:t>
+            </w:r>
+            <w:r>
+              <w:rPr>
+                <w:sz w:val="22"/>
+              </w:rPr>
+              <w:fldChar w:fldCharType="begin"/>
+            </w:r>
+            <w:r>
+              <w:rPr>
+                <w:sz w:val="22"/>
+              </w:rPr>
+              <w:instrText>HYPERLINK  \l "sec3_6"</w:instrText>
+            </w:r>
+            <w:r>
+              <w:rPr>
+                <w:sz w:val="22"/>
+              </w:rPr>
+            </w:r>
+            <w:r>
+              <w:rPr>
+                <w:sz w:val="22"/>
+              </w:rPr>
+              <w:fldChar w:fldCharType="separate"/>
+            </w:r>
+            <w:r>
+              <w:rPr>
+                <w:rStyle w:val="af3"/>
+                <w:sz w:val="22"/>
+              </w:rPr>
+              <w:t>報告</w:t>
+            </w:r>
+            <w:r>
+              <w:rPr>
+                <w:sz w:val="22"/>
+              </w:rPr>
+              <w:fldChar w:fldCharType="end"/>
+            </w:r>
+            <w:r>
+              <w:rPr>
+                <w:sz w:val="22"/>
+              </w:rPr>
+              <w:t>、</w:t>
+            </w:r>
+            <w:r>
+              <w:rPr>
+                <w:sz w:val="22"/>
+              </w:rPr>
+              <w:fldChar w:fldCharType="begin"/>
+            </w:r>
+            <w:r>
+              <w:rPr>
+                <w:sz w:val="22"/>
+              </w:rPr>
+              <w:instrText>HYPERLINK  \l "sec3_7"</w:instrText>
+            </w:r>
+            <w:r>
+              <w:rPr>
+                <w:sz w:val="22"/>
+              </w:rPr>
+            </w:r>
+            <w:r>
+              <w:rPr>
+                <w:sz w:val="22"/>
+              </w:rPr>
+              <w:fldChar w:fldCharType="separate"/>
+            </w:r>
+            <w:r>
+              <w:rPr>
+                <w:rStyle w:val="af3"/>
+                <w:sz w:val="22"/>
+              </w:rPr>
+              <w:t>服務</w:t>
+            </w:r>
+            <w:r>
+              <w:rPr>
+                <w:rStyle w:val="af3"/>
+                <w:sz w:val="22"/>
+              </w:rPr>
+              <w:t>水</w:t>
+            </w:r>
+            <w:r>
+              <w:rPr>
+                <w:rStyle w:val="af3"/>
+                <w:sz w:val="22"/>
+              </w:rPr>
+              <w:t>準</w:t>
+            </w:r>
+            <w:r>
+              <w:rPr>
+                <w:sz w:val="22"/>
+              </w:rPr>
+              <w:fldChar w:fldCharType="end"/>
+            </w:r>
+            <w:r>
+              <w:rPr>
+                <w:sz w:val="22"/>
+              </w:rPr>
+              <w:t>、</w:t>
+            </w:r>
+            <w:r>
+              <w:rPr>
+                <w:sz w:val="22"/>
+              </w:rPr>
+              <w:fldChar w:fldCharType="begin"/>
+            </w:r>
+            <w:r>
+              <w:rPr>
+                <w:sz w:val="22"/>
+              </w:rPr>
+              <w:instrText>HYPERLINK  \l "sec3_8"</w:instrText>
+            </w:r>
+            <w:r>
+              <w:rPr>
+                <w:sz w:val="22"/>
+              </w:rPr>
+            </w:r>
+            <w:r>
+              <w:rPr>
+                <w:sz w:val="22"/>
+              </w:rPr>
+              <w:fldChar w:fldCharType="separate"/>
+            </w:r>
+            <w:r>
+              <w:rPr>
+                <w:rStyle w:val="af3"/>
+                <w:sz w:val="22"/>
+              </w:rPr>
+              <w:t>部署</w:t>
+            </w:r>
+            <w:r>
+              <w:rPr>
+                <w:rStyle w:val="af3"/>
+                <w:sz w:val="22"/>
+              </w:rPr>
+              <w:t>需</w:t>
+            </w:r>
+            <w:r>
+              <w:rPr>
+                <w:rStyle w:val="af3"/>
+                <w:sz w:val="22"/>
+              </w:rPr>
+              <w:t>求</w:t>
+            </w:r>
+            <w:r>
+              <w:rPr>
+                <w:sz w:val="22"/>
+              </w:rPr>
+              <w:fldChar w:fldCharType="end"/>
+            </w:r>
           </w:p>
         </w:tc>
       </w:tr>
@@ -985,15 +1601,329 @@
                 <w:sz w:val="22"/>
               </w:rPr>
             </w:pPr>
-            <w:hyperlink w:anchor="sec4" w:history="1">
+            <w:r>
+              <w:rPr>
+                <w:sz w:val="22"/>
+              </w:rPr>
+              <w:t xml:space="preserve">資安規劃 — </w:t>
+            </w:r>
+            <w:hyperlink w:anchor="sec4_1" w:history="1">
               <w:r>
                 <w:rPr>
                   <w:rStyle w:val="af3"/>
                   <w:sz w:val="22"/>
                 </w:rPr>
-                <w:t>資安規劃 — 設計原則、身分與存取控制、多租戶隔離、權限範圍、機密保護、AI 風險控管、流量保護、稽核</w:t>
+                <w:t>設計原則</w:t>
               </w:r>
             </w:hyperlink>
+            <w:r>
+              <w:rPr>
+                <w:sz w:val="22"/>
+              </w:rPr>
+              <w:t>、</w:t>
+            </w:r>
+            <w:r>
+              <w:rPr>
+                <w:sz w:val="22"/>
+              </w:rPr>
+              <w:fldChar w:fldCharType="begin"/>
+            </w:r>
+            <w:r>
+              <w:rPr>
+                <w:sz w:val="22"/>
+              </w:rPr>
+              <w:instrText>HYPERLINK  \l "sec4_2"</w:instrText>
+            </w:r>
+            <w:r>
+              <w:rPr>
+                <w:sz w:val="22"/>
+              </w:rPr>
+            </w:r>
+            <w:r>
+              <w:rPr>
+                <w:sz w:val="22"/>
+              </w:rPr>
+              <w:fldChar w:fldCharType="separate"/>
+            </w:r>
+            <w:r>
+              <w:rPr>
+                <w:rStyle w:val="af3"/>
+                <w:sz w:val="22"/>
+              </w:rPr>
+              <w:t>身分與存取控制</w:t>
+            </w:r>
+            <w:r>
+              <w:rPr>
+                <w:sz w:val="22"/>
+              </w:rPr>
+              <w:fldChar w:fldCharType="end"/>
+            </w:r>
+            <w:r>
+              <w:rPr>
+                <w:sz w:val="22"/>
+              </w:rPr>
+              <w:t>、</w:t>
+            </w:r>
+            <w:r>
+              <w:rPr>
+                <w:sz w:val="22"/>
+              </w:rPr>
+              <w:fldChar w:fldCharType="begin"/>
+            </w:r>
+            <w:r>
+              <w:rPr>
+                <w:sz w:val="22"/>
+              </w:rPr>
+              <w:instrText>HYPERLINK  \l "sec4_3"</w:instrText>
+            </w:r>
+            <w:r>
+              <w:rPr>
+                <w:sz w:val="22"/>
+              </w:rPr>
+            </w:r>
+            <w:r>
+              <w:rPr>
+                <w:sz w:val="22"/>
+              </w:rPr>
+              <w:fldChar w:fldCharType="separate"/>
+            </w:r>
+            <w:r>
+              <w:rPr>
+                <w:rStyle w:val="af3"/>
+                <w:sz w:val="22"/>
+              </w:rPr>
+              <w:t>多租戶隔離</w:t>
+            </w:r>
+            <w:r>
+              <w:rPr>
+                <w:sz w:val="22"/>
+              </w:rPr>
+              <w:fldChar w:fldCharType="end"/>
+            </w:r>
+            <w:r>
+              <w:rPr>
+                <w:sz w:val="22"/>
+              </w:rPr>
+              <w:t>、</w:t>
+            </w:r>
+            <w:r>
+              <w:rPr>
+                <w:sz w:val="22"/>
+              </w:rPr>
+              <w:fldChar w:fldCharType="begin"/>
+            </w:r>
+            <w:r>
+              <w:rPr>
+                <w:sz w:val="22"/>
+              </w:rPr>
+              <w:instrText>HYPERLINK  \l "sec4_4"</w:instrText>
+            </w:r>
+            <w:r>
+              <w:rPr>
+                <w:sz w:val="22"/>
+              </w:rPr>
+            </w:r>
+            <w:r>
+              <w:rPr>
+                <w:sz w:val="22"/>
+              </w:rPr>
+              <w:fldChar w:fldCharType="separate"/>
+            </w:r>
+            <w:r>
+              <w:rPr>
+                <w:rStyle w:val="af3"/>
+                <w:sz w:val="22"/>
+              </w:rPr>
+              <w:t>權限範圍</w:t>
+            </w:r>
+            <w:r>
+              <w:rPr>
+                <w:sz w:val="22"/>
+              </w:rPr>
+              <w:fldChar w:fldCharType="end"/>
+            </w:r>
+            <w:r>
+              <w:rPr>
+                <w:sz w:val="22"/>
+              </w:rPr>
+              <w:t>、</w:t>
+            </w:r>
+            <w:r>
+              <w:rPr>
+                <w:sz w:val="22"/>
+              </w:rPr>
+              <w:fldChar w:fldCharType="begin"/>
+            </w:r>
+            <w:r>
+              <w:rPr>
+                <w:sz w:val="22"/>
+              </w:rPr>
+              <w:instrText>HYPERLINK  \l "sec4_5"</w:instrText>
+            </w:r>
+            <w:r>
+              <w:rPr>
+                <w:sz w:val="22"/>
+              </w:rPr>
+            </w:r>
+            <w:r>
+              <w:rPr>
+                <w:sz w:val="22"/>
+              </w:rPr>
+              <w:fldChar w:fldCharType="separate"/>
+            </w:r>
+            <w:r>
+              <w:rPr>
+                <w:rStyle w:val="af3"/>
+                <w:sz w:val="22"/>
+              </w:rPr>
+              <w:t>機密保護</w:t>
+            </w:r>
+            <w:r>
+              <w:rPr>
+                <w:sz w:val="22"/>
+              </w:rPr>
+              <w:fldChar w:fldCharType="end"/>
+            </w:r>
+            <w:r>
+              <w:rPr>
+                <w:sz w:val="22"/>
+              </w:rPr>
+              <w:t>、</w:t>
+            </w:r>
+            <w:r>
+              <w:rPr>
+                <w:sz w:val="22"/>
+              </w:rPr>
+              <w:fldChar w:fldCharType="begin"/>
+            </w:r>
+            <w:r>
+              <w:rPr>
+                <w:sz w:val="22"/>
+              </w:rPr>
+              <w:instrText>HYPERLINK  \l "sec4_6"</w:instrText>
+            </w:r>
+            <w:r>
+              <w:rPr>
+                <w:sz w:val="22"/>
+              </w:rPr>
+            </w:r>
+            <w:r>
+              <w:rPr>
+                <w:sz w:val="22"/>
+              </w:rPr>
+              <w:fldChar w:fldCharType="separate"/>
+            </w:r>
+            <w:r>
+              <w:rPr>
+                <w:rStyle w:val="af3"/>
+                <w:sz w:val="22"/>
+              </w:rPr>
+              <w:t>AI 風險控管</w:t>
+            </w:r>
+            <w:r>
+              <w:rPr>
+                <w:sz w:val="22"/>
+              </w:rPr>
+              <w:fldChar w:fldCharType="end"/>
+            </w:r>
+            <w:r>
+              <w:rPr>
+                <w:sz w:val="22"/>
+              </w:rPr>
+              <w:t>、</w:t>
+            </w:r>
+            <w:r>
+              <w:rPr>
+                <w:sz w:val="22"/>
+              </w:rPr>
+              <w:fldChar w:fldCharType="begin"/>
+            </w:r>
+            <w:r>
+              <w:rPr>
+                <w:sz w:val="22"/>
+              </w:rPr>
+              <w:instrText>HYPERLINK  \l "sec4_7"</w:instrText>
+            </w:r>
+            <w:r>
+              <w:rPr>
+                <w:sz w:val="22"/>
+              </w:rPr>
+            </w:r>
+            <w:r>
+              <w:rPr>
+                <w:sz w:val="22"/>
+              </w:rPr>
+              <w:fldChar w:fldCharType="separate"/>
+            </w:r>
+            <w:r>
+              <w:rPr>
+                <w:rStyle w:val="af3"/>
+                <w:sz w:val="22"/>
+              </w:rPr>
+              <w:t>流量</w:t>
+            </w:r>
+            <w:r>
+              <w:rPr>
+                <w:rStyle w:val="af3"/>
+                <w:sz w:val="22"/>
+              </w:rPr>
+              <w:t>保</w:t>
+            </w:r>
+            <w:r>
+              <w:rPr>
+                <w:rStyle w:val="af3"/>
+                <w:sz w:val="22"/>
+              </w:rPr>
+              <w:t>護</w:t>
+            </w:r>
+            <w:r>
+              <w:rPr>
+                <w:sz w:val="22"/>
+              </w:rPr>
+              <w:fldChar w:fldCharType="end"/>
+            </w:r>
+            <w:r>
+              <w:rPr>
+                <w:sz w:val="22"/>
+              </w:rPr>
+              <w:t>、</w:t>
+            </w:r>
+            <w:r>
+              <w:rPr>
+                <w:sz w:val="22"/>
+              </w:rPr>
+              <w:fldChar w:fldCharType="begin"/>
+            </w:r>
+            <w:r>
+              <w:rPr>
+                <w:sz w:val="22"/>
+              </w:rPr>
+              <w:instrText>HYPERLINK  \l "sec4_8"</w:instrText>
+            </w:r>
+            <w:r>
+              <w:rPr>
+                <w:sz w:val="22"/>
+              </w:rPr>
+            </w:r>
+            <w:r>
+              <w:rPr>
+                <w:sz w:val="22"/>
+              </w:rPr>
+              <w:fldChar w:fldCharType="separate"/>
+            </w:r>
+            <w:r>
+              <w:rPr>
+                <w:rStyle w:val="af3"/>
+                <w:sz w:val="22"/>
+              </w:rPr>
+              <w:t>稽核</w:t>
+            </w:r>
+            <w:r>
+              <w:rPr>
+                <w:sz w:val="22"/>
+              </w:rPr>
+              <w:fldChar w:fldCharType="end"/>
+            </w:r>
           </w:p>
         </w:tc>
       </w:tr>
@@ -1059,15 +1989,189 @@
                 <w:sz w:val="22"/>
               </w:rPr>
             </w:pPr>
-            <w:hyperlink w:anchor="sec5" w:history="1">
+            <w:r>
+              <w:rPr>
+                <w:sz w:val="22"/>
+              </w:rPr>
+              <w:t xml:space="preserve">使用情境 — </w:t>
+            </w:r>
+            <w:hyperlink w:anchor="sec5_1" w:history="1">
               <w:r>
                 <w:rPr>
                   <w:rStyle w:val="af3"/>
                   <w:sz w:val="22"/>
                 </w:rPr>
-                <w:t>使用情境 — 表單辦理、知識問答、報告產生、跨系統整合、對外服務窗口</w:t>
+                <w:t>表單辦理</w:t>
               </w:r>
             </w:hyperlink>
+            <w:r>
+              <w:rPr>
+                <w:sz w:val="22"/>
+              </w:rPr>
+              <w:t>、</w:t>
+            </w:r>
+            <w:r>
+              <w:rPr>
+                <w:sz w:val="22"/>
+              </w:rPr>
+              <w:fldChar w:fldCharType="begin"/>
+            </w:r>
+            <w:r>
+              <w:rPr>
+                <w:sz w:val="22"/>
+              </w:rPr>
+              <w:instrText>HYPERLINK  \l "sec5_2"</w:instrText>
+            </w:r>
+            <w:r>
+              <w:rPr>
+                <w:sz w:val="22"/>
+              </w:rPr>
+            </w:r>
+            <w:r>
+              <w:rPr>
+                <w:sz w:val="22"/>
+              </w:rPr>
+              <w:fldChar w:fldCharType="separate"/>
+            </w:r>
+            <w:r>
+              <w:rPr>
+                <w:rStyle w:val="af3"/>
+                <w:sz w:val="22"/>
+              </w:rPr>
+              <w:t>知識問答</w:t>
+            </w:r>
+            <w:r>
+              <w:rPr>
+                <w:sz w:val="22"/>
+              </w:rPr>
+              <w:fldChar w:fldCharType="end"/>
+            </w:r>
+            <w:r>
+              <w:rPr>
+                <w:sz w:val="22"/>
+              </w:rPr>
+              <w:t>、</w:t>
+            </w:r>
+            <w:r>
+              <w:rPr>
+                <w:sz w:val="22"/>
+              </w:rPr>
+              <w:fldChar w:fldCharType="begin"/>
+            </w:r>
+            <w:r>
+              <w:rPr>
+                <w:sz w:val="22"/>
+              </w:rPr>
+              <w:instrText>HYPERLINK  \l "sec5_3"</w:instrText>
+            </w:r>
+            <w:r>
+              <w:rPr>
+                <w:sz w:val="22"/>
+              </w:rPr>
+            </w:r>
+            <w:r>
+              <w:rPr>
+                <w:sz w:val="22"/>
+              </w:rPr>
+              <w:fldChar w:fldCharType="separate"/>
+            </w:r>
+            <w:r>
+              <w:rPr>
+                <w:rStyle w:val="af3"/>
+                <w:sz w:val="22"/>
+              </w:rPr>
+              <w:t>報告產生</w:t>
+            </w:r>
+            <w:r>
+              <w:rPr>
+                <w:sz w:val="22"/>
+              </w:rPr>
+              <w:fldChar w:fldCharType="end"/>
+            </w:r>
+            <w:r>
+              <w:rPr>
+                <w:sz w:val="22"/>
+              </w:rPr>
+              <w:t>、</w:t>
+            </w:r>
+            <w:r>
+              <w:rPr>
+                <w:sz w:val="22"/>
+              </w:rPr>
+              <w:fldChar w:fldCharType="begin"/>
+            </w:r>
+            <w:r>
+              <w:rPr>
+                <w:sz w:val="22"/>
+              </w:rPr>
+              <w:instrText>HYPERLINK  \l "sec5_4"</w:instrText>
+            </w:r>
+            <w:r>
+              <w:rPr>
+                <w:sz w:val="22"/>
+              </w:rPr>
+            </w:r>
+            <w:r>
+              <w:rPr>
+                <w:sz w:val="22"/>
+              </w:rPr>
+              <w:fldChar w:fldCharType="separate"/>
+            </w:r>
+            <w:r>
+              <w:rPr>
+                <w:rStyle w:val="af3"/>
+                <w:sz w:val="22"/>
+              </w:rPr>
+              <w:t>跨系統整合</w:t>
+            </w:r>
+            <w:r>
+              <w:rPr>
+                <w:sz w:val="22"/>
+              </w:rPr>
+              <w:fldChar w:fldCharType="end"/>
+            </w:r>
+            <w:r>
+              <w:rPr>
+                <w:sz w:val="22"/>
+              </w:rPr>
+              <w:t>、</w:t>
+            </w:r>
+            <w:r>
+              <w:rPr>
+                <w:sz w:val="22"/>
+              </w:rPr>
+              <w:fldChar w:fldCharType="begin"/>
+            </w:r>
+            <w:r>
+              <w:rPr>
+                <w:sz w:val="22"/>
+              </w:rPr>
+              <w:instrText>HYPERLINK  \l "sec5_5"</w:instrText>
+            </w:r>
+            <w:r>
+              <w:rPr>
+                <w:sz w:val="22"/>
+              </w:rPr>
+            </w:r>
+            <w:r>
+              <w:rPr>
+                <w:sz w:val="22"/>
+              </w:rPr>
+              <w:fldChar w:fldCharType="separate"/>
+            </w:r>
+            <w:r>
+              <w:rPr>
+                <w:rStyle w:val="af3"/>
+                <w:sz w:val="22"/>
+              </w:rPr>
+              <w:t>對外服務窗口</w:t>
+            </w:r>
+            <w:r>
+              <w:rPr>
+                <w:sz w:val="22"/>
+              </w:rPr>
+              <w:fldChar w:fldCharType="end"/>
+            </w:r>
           </w:p>
         </w:tc>
       </w:tr>
@@ -1133,15 +2237,105 @@
                 <w:sz w:val="22"/>
               </w:rPr>
             </w:pPr>
-            <w:hyperlink w:anchor="sec6" w:history="1">
+            <w:r>
+              <w:rPr>
+                <w:sz w:val="22"/>
+              </w:rPr>
+              <w:t xml:space="preserve">預期效益 — </w:t>
+            </w:r>
+            <w:hyperlink w:anchor="sec6_1" w:history="1">
               <w:r>
                 <w:rPr>
                   <w:rStyle w:val="af3"/>
                   <w:sz w:val="22"/>
                 </w:rPr>
-                <w:t>預期效益 — 對使用者、對管理與 IT、建議追蹤指標</w:t>
+                <w:t>對使用者</w:t>
               </w:r>
             </w:hyperlink>
+            <w:r>
+              <w:rPr>
+                <w:sz w:val="22"/>
+              </w:rPr>
+              <w:t>、</w:t>
+            </w:r>
+            <w:r>
+              <w:rPr>
+                <w:sz w:val="22"/>
+              </w:rPr>
+              <w:fldChar w:fldCharType="begin"/>
+            </w:r>
+            <w:r>
+              <w:rPr>
+                <w:sz w:val="22"/>
+              </w:rPr>
+              <w:instrText>HYPERLINK  \l "sec6_2"</w:instrText>
+            </w:r>
+            <w:r>
+              <w:rPr>
+                <w:sz w:val="22"/>
+              </w:rPr>
+            </w:r>
+            <w:r>
+              <w:rPr>
+                <w:sz w:val="22"/>
+              </w:rPr>
+              <w:fldChar w:fldCharType="separate"/>
+            </w:r>
+            <w:r>
+              <w:rPr>
+                <w:rStyle w:val="af3"/>
+                <w:sz w:val="22"/>
+              </w:rPr>
+              <w:t>對管理與 IT</w:t>
+            </w:r>
+            <w:r>
+              <w:rPr>
+                <w:sz w:val="22"/>
+              </w:rPr>
+              <w:fldChar w:fldCharType="end"/>
+            </w:r>
+            <w:r>
+              <w:rPr>
+                <w:sz w:val="22"/>
+              </w:rPr>
+              <w:t>、</w:t>
+            </w:r>
+            <w:r>
+              <w:rPr>
+                <w:sz w:val="22"/>
+              </w:rPr>
+              <w:fldChar w:fldCharType="begin"/>
+            </w:r>
+            <w:r>
+              <w:rPr>
+                <w:sz w:val="22"/>
+              </w:rPr>
+              <w:instrText>HYPERLINK  \l "sec6_3"</w:instrText>
+            </w:r>
+            <w:r>
+              <w:rPr>
+                <w:sz w:val="22"/>
+              </w:rPr>
+            </w:r>
+            <w:r>
+              <w:rPr>
+                <w:sz w:val="22"/>
+              </w:rPr>
+              <w:fldChar w:fldCharType="separate"/>
+            </w:r>
+            <w:r>
+              <w:rPr>
+                <w:rStyle w:val="af3"/>
+                <w:sz w:val="22"/>
+              </w:rPr>
+              <w:t>建議追蹤指標</w:t>
+            </w:r>
+            <w:r>
+              <w:rPr>
+                <w:sz w:val="22"/>
+              </w:rPr>
+              <w:fldChar w:fldCharType="end"/>
+            </w:r>
           </w:p>
         </w:tc>
       </w:tr>
@@ -1207,15 +2401,189 @@
                 <w:sz w:val="22"/>
               </w:rPr>
             </w:pPr>
-            <w:hyperlink w:anchor="sec7" w:history="1">
+            <w:r>
+              <w:rPr>
+                <w:sz w:val="22"/>
+              </w:rPr>
+              <w:t xml:space="preserve">導入建議 — </w:t>
+            </w:r>
+            <w:hyperlink w:anchor="sec7_1" w:history="1">
               <w:r>
                 <w:rPr>
                   <w:rStyle w:val="af3"/>
                   <w:sz w:val="22"/>
                 </w:rPr>
-                <w:t>導入建議 — 分階段規劃、客戶需準備事項、驗收基準、共同確認事項、AI 使用建議</w:t>
+                <w:t>分階段規劃</w:t>
               </w:r>
             </w:hyperlink>
+            <w:r>
+              <w:rPr>
+                <w:sz w:val="22"/>
+              </w:rPr>
+              <w:t>、</w:t>
+            </w:r>
+            <w:r>
+              <w:rPr>
+                <w:sz w:val="22"/>
+              </w:rPr>
+              <w:fldChar w:fldCharType="begin"/>
+            </w:r>
+            <w:r>
+              <w:rPr>
+                <w:sz w:val="22"/>
+              </w:rPr>
+              <w:instrText>HYPERLINK  \l "sec7_2"</w:instrText>
+            </w:r>
+            <w:r>
+              <w:rPr>
+                <w:sz w:val="22"/>
+              </w:rPr>
+            </w:r>
+            <w:r>
+              <w:rPr>
+                <w:sz w:val="22"/>
+              </w:rPr>
+              <w:fldChar w:fldCharType="separate"/>
+            </w:r>
+            <w:r>
+              <w:rPr>
+                <w:rStyle w:val="af3"/>
+                <w:sz w:val="22"/>
+              </w:rPr>
+              <w:t>客戶需準備事項</w:t>
+            </w:r>
+            <w:r>
+              <w:rPr>
+                <w:sz w:val="22"/>
+              </w:rPr>
+              <w:fldChar w:fldCharType="end"/>
+            </w:r>
+            <w:r>
+              <w:rPr>
+                <w:sz w:val="22"/>
+              </w:rPr>
+              <w:t>、</w:t>
+            </w:r>
+            <w:r>
+              <w:rPr>
+                <w:sz w:val="22"/>
+              </w:rPr>
+              <w:fldChar w:fldCharType="begin"/>
+            </w:r>
+            <w:r>
+              <w:rPr>
+                <w:sz w:val="22"/>
+              </w:rPr>
+              <w:instrText>HYPERLINK  \l "sec7_3"</w:instrText>
+            </w:r>
+            <w:r>
+              <w:rPr>
+                <w:sz w:val="22"/>
+              </w:rPr>
+            </w:r>
+            <w:r>
+              <w:rPr>
+                <w:sz w:val="22"/>
+              </w:rPr>
+              <w:fldChar w:fldCharType="separate"/>
+            </w:r>
+            <w:r>
+              <w:rPr>
+                <w:rStyle w:val="af3"/>
+                <w:sz w:val="22"/>
+              </w:rPr>
+              <w:t>驗收基準</w:t>
+            </w:r>
+            <w:r>
+              <w:rPr>
+                <w:sz w:val="22"/>
+              </w:rPr>
+              <w:fldChar w:fldCharType="end"/>
+            </w:r>
+            <w:r>
+              <w:rPr>
+                <w:sz w:val="22"/>
+              </w:rPr>
+              <w:t>、</w:t>
+            </w:r>
+            <w:r>
+              <w:rPr>
+                <w:sz w:val="22"/>
+              </w:rPr>
+              <w:fldChar w:fldCharType="begin"/>
+            </w:r>
+            <w:r>
+              <w:rPr>
+                <w:sz w:val="22"/>
+              </w:rPr>
+              <w:instrText>HYPERLINK  \l "sec7_4"</w:instrText>
+            </w:r>
+            <w:r>
+              <w:rPr>
+                <w:sz w:val="22"/>
+              </w:rPr>
+            </w:r>
+            <w:r>
+              <w:rPr>
+                <w:sz w:val="22"/>
+              </w:rPr>
+              <w:fldChar w:fldCharType="separate"/>
+            </w:r>
+            <w:r>
+              <w:rPr>
+                <w:rStyle w:val="af3"/>
+                <w:sz w:val="22"/>
+              </w:rPr>
+              <w:t>共同確認事項</w:t>
+            </w:r>
+            <w:r>
+              <w:rPr>
+                <w:sz w:val="22"/>
+              </w:rPr>
+              <w:fldChar w:fldCharType="end"/>
+            </w:r>
+            <w:r>
+              <w:rPr>
+                <w:sz w:val="22"/>
+              </w:rPr>
+              <w:t>、</w:t>
+            </w:r>
+            <w:r>
+              <w:rPr>
+                <w:sz w:val="22"/>
+              </w:rPr>
+              <w:fldChar w:fldCharType="begin"/>
+            </w:r>
+            <w:r>
+              <w:rPr>
+                <w:sz w:val="22"/>
+              </w:rPr>
+              <w:instrText>HYPERLINK  \l "sec7_5"</w:instrText>
+            </w:r>
+            <w:r>
+              <w:rPr>
+                <w:sz w:val="22"/>
+              </w:rPr>
+            </w:r>
+            <w:r>
+              <w:rPr>
+                <w:sz w:val="22"/>
+              </w:rPr>
+              <w:fldChar w:fldCharType="separate"/>
+            </w:r>
+            <w:r>
+              <w:rPr>
+                <w:rStyle w:val="af3"/>
+                <w:sz w:val="22"/>
+              </w:rPr>
+              <w:t>AI 使用建議</w:t>
+            </w:r>
+            <w:r>
+              <w:rPr>
+                <w:sz w:val="22"/>
+              </w:rPr>
+              <w:fldChar w:fldCharType="end"/>
+            </w:r>
           </w:p>
         </w:tc>
       </w:tr>
@@ -1285,7 +2653,21 @@
                   <w:rStyle w:val="af3"/>
                   <w:sz w:val="22"/>
                 </w:rPr>
-                <w:t>名詞對照</w:t>
+                <w:t>名詞</w:t>
+              </w:r>
+              <w:r>
+                <w:rPr>
+                  <w:rStyle w:val="af3"/>
+                  <w:sz w:val="22"/>
+                </w:rPr>
+                <w:t>對</w:t>
+              </w:r>
+              <w:r>
+                <w:rPr>
+                  <w:rStyle w:val="af3"/>
+                  <w:sz w:val="22"/>
+                </w:rPr>
+                <w:t>照</w:t>
               </w:r>
             </w:hyperlink>
           </w:p>
@@ -1323,8 +2705,13 @@
         <w:pStyle w:val="FirstParagraph"/>
         <w:spacing w:line="240" w:lineRule="auto"/>
       </w:pPr>
-      <w:r>
-        <w:t xml:space="preserve">HyAgent </w:t>
+      <w:proofErr w:type="spellStart"/>
+      <w:r>
+        <w:t>HyAgent</w:t>
+      </w:r>
+      <w:proofErr w:type="spellEnd"/>
+      <w:r>
+        <w:t xml:space="preserve"> </w:t>
       </w:r>
       <w:r>
         <w:rPr>
@@ -1601,6 +2988,7 @@
         <w:spacing w:before="120"/>
       </w:pPr>
       <w:bookmarkStart w:id="7" w:name="X2ea32a09d758c0066266b9a4850d43c96e9ca12"/>
+      <w:bookmarkStart w:id="8" w:name="sec2_1"/>
       <w:r>
         <w:t xml:space="preserve">2.1 </w:t>
       </w:r>
@@ -1610,18 +2998,28 @@
         </w:rPr>
         <w:t>產品定位</w:t>
       </w:r>
+      <w:bookmarkEnd w:id="8"/>
     </w:p>
     <w:p>
       <w:pPr>
         <w:pStyle w:val="FirstParagraph"/>
         <w:spacing w:line="240" w:lineRule="auto"/>
       </w:pPr>
+      <w:proofErr w:type="spellStart"/>
       <w:r>
         <w:rPr>
           <w:b/>
           <w:bCs/>
         </w:rPr>
-        <w:t xml:space="preserve">HyAgent — Universal AI Agent Integration </w:t>
+        <w:t>HyAgent</w:t>
+      </w:r>
+      <w:proofErr w:type="spellEnd"/>
+      <w:r>
+        <w:rPr>
+          <w:b/>
+          <w:bCs/>
+        </w:rPr>
+        <w:t xml:space="preserve"> — Universal AI Agent Integration </w:t>
       </w:r>
       <w:r>
         <w:rPr>
@@ -1743,7 +3141,8 @@
       <w:pPr>
         <w:pStyle w:val="31"/>
       </w:pPr>
-      <w:bookmarkStart w:id="8" w:name="X2148dd95c9e178dc23cbfba46770ec6698514e3"/>
+      <w:bookmarkStart w:id="9" w:name="X2148dd95c9e178dc23cbfba46770ec6698514e3"/>
+      <w:bookmarkStart w:id="10" w:name="sec2_2"/>
       <w:bookmarkEnd w:id="7"/>
       <w:r>
         <w:t xml:space="preserve">2.2 </w:t>
@@ -1754,6 +3153,7 @@
         </w:rPr>
         <w:t>核心設計理念</w:t>
       </w:r>
+      <w:bookmarkEnd w:id="10"/>
     </w:p>
     <w:tbl>
       <w:tblPr>
@@ -1802,8 +3202,8 @@
                 <w:sz w:val="22"/>
               </w:rPr>
             </w:pPr>
-            <w:bookmarkStart w:id="9" w:name="X6a3cd90f811dec1ddd1ed4a78fccd72793246a0"/>
-            <w:bookmarkEnd w:id="8"/>
+            <w:bookmarkStart w:id="11" w:name="X6a3cd90f811dec1ddd1ed4a78fccd72793246a0"/>
+            <w:bookmarkEnd w:id="9"/>
             <w:r>
               <w:rPr>
                 <w:rFonts w:hint="eastAsia"/>
@@ -2419,6 +3819,7 @@
       <w:pPr>
         <w:pStyle w:val="31"/>
       </w:pPr>
+      <w:bookmarkStart w:id="12" w:name="sec2_3"/>
       <w:r>
         <w:lastRenderedPageBreak/>
         <w:t xml:space="preserve">2.3 </w:t>
@@ -2429,6 +3830,7 @@
         </w:rPr>
         <w:t>功能模組總覽</w:t>
       </w:r>
+      <w:bookmarkEnd w:id="12"/>
     </w:p>
     <w:tbl>
       <w:tblPr>
@@ -2476,8 +3878,8 @@
                 <w:sz w:val="22"/>
               </w:rPr>
             </w:pPr>
-            <w:bookmarkStart w:id="10" w:name="X2aafb4a0156d3e654a1dc4c20a09be5f6a4d352"/>
-            <w:bookmarkEnd w:id="9"/>
+            <w:bookmarkStart w:id="13" w:name="X2aafb4a0156d3e654a1dc4c20a09be5f6a4d352"/>
+            <w:bookmarkEnd w:id="11"/>
             <w:r>
               <w:rPr>
                 <w:rFonts w:hint="eastAsia"/>
@@ -3003,6 +4405,19 @@
               </w:rPr>
               <w:t>或自訂內部服務，回應結果正規化為一致的單號與狀態</w:t>
             </w:r>
+            <w:r>
+              <w:rPr>
+                <w:rFonts w:hint="eastAsia"/>
+                <w:sz w:val="22"/>
+              </w:rPr>
+              <w:t>；另支援以</w:t>
+            </w:r>
+            <w:r>
+              <w:rPr>
+                <w:sz w:val="22"/>
+              </w:rPr>
+              <w:t xml:space="preserve"> MCP 服務串接外部工具，讓使用者以自然語言查詢與操作</w:t>
+            </w:r>
           </w:p>
         </w:tc>
       </w:tr>
@@ -3143,12 +4558,21 @@
               </w:rPr>
               <w:t xml:space="preserve"> </w:t>
             </w:r>
+            <w:proofErr w:type="spellStart"/>
             <w:r>
               <w:rPr>
                 <w:rFonts w:hint="eastAsia"/>
                 <w:sz w:val="22"/>
               </w:rPr>
-              <w:t>HyAgent，使用者免二次登入</w:t>
+              <w:t>HyAgent</w:t>
+            </w:r>
+            <w:proofErr w:type="spellEnd"/>
+            <w:r>
+              <w:rPr>
+                <w:rFonts w:hint="eastAsia"/>
+                <w:sz w:val="22"/>
+              </w:rPr>
+              <w:t>，使用者免二次登入</w:t>
             </w:r>
           </w:p>
         </w:tc>
@@ -3292,6 +4716,7 @@
       <w:pPr>
         <w:pStyle w:val="31"/>
       </w:pPr>
+      <w:bookmarkStart w:id="14" w:name="sec2_4"/>
       <w:r>
         <w:lastRenderedPageBreak/>
         <w:t xml:space="preserve">2.4 </w:t>
@@ -3302,6 +4727,7 @@
         </w:rPr>
         <w:t>使用者角色</w:t>
       </w:r>
+      <w:bookmarkEnd w:id="14"/>
     </w:p>
     <w:tbl>
       <w:tblPr>
@@ -3349,9 +4775,9 @@
                 <w:sz w:val="22"/>
               </w:rPr>
             </w:pPr>
-            <w:bookmarkStart w:id="11" w:name="Xd818323aa3203d90c1e16ab34ec250bed412994"/>
+            <w:bookmarkStart w:id="15" w:name="Xd818323aa3203d90c1e16ab34ec250bed412994"/>
             <w:bookmarkEnd w:id="5"/>
-            <w:bookmarkEnd w:id="10"/>
+            <w:bookmarkEnd w:id="13"/>
             <w:r>
               <w:rPr>
                 <w:rFonts w:hint="eastAsia"/>
@@ -3771,7 +5197,7 @@
       <w:pPr>
         <w:pStyle w:val="21"/>
       </w:pPr>
-      <w:bookmarkStart w:id="12" w:name="sec3"/>
+      <w:bookmarkStart w:id="16" w:name="sec3"/>
       <w:r>
         <w:lastRenderedPageBreak/>
         <w:t xml:space="preserve">3. </w:t>
@@ -3782,7 +5208,7 @@
         </w:rPr>
         <w:t>開發技術與規格</w:t>
       </w:r>
-      <w:bookmarkEnd w:id="12"/>
+      <w:bookmarkEnd w:id="16"/>
     </w:p>
     <w:p>
       <w:pPr>
@@ -3805,7 +5231,8 @@
       <w:pPr>
         <w:pStyle w:val="31"/>
       </w:pPr>
-      <w:bookmarkStart w:id="13" w:name="X1fcb03679529a774fd92b05f897ae607746f055"/>
+      <w:bookmarkStart w:id="17" w:name="X1fcb03679529a774fd92b05f897ae607746f055"/>
+      <w:bookmarkStart w:id="18" w:name="sec3_1"/>
       <w:r>
         <w:t xml:space="preserve">3.1 </w:t>
       </w:r>
@@ -3815,6 +5242,7 @@
         </w:rPr>
         <w:t>技術路線</w:t>
       </w:r>
+      <w:bookmarkEnd w:id="18"/>
     </w:p>
     <w:tbl>
       <w:tblPr>
@@ -3862,8 +5290,8 @@
                 <w:sz w:val="22"/>
               </w:rPr>
             </w:pPr>
-            <w:bookmarkStart w:id="14" w:name="X6d9455336a298b2c633b9df1be157bba313cb51"/>
-            <w:bookmarkEnd w:id="13"/>
+            <w:bookmarkStart w:id="19" w:name="X6d9455336a298b2c633b9df1be157bba313cb51"/>
+            <w:bookmarkEnd w:id="17"/>
             <w:r>
               <w:rPr>
                 <w:rFonts w:hint="eastAsia"/>
@@ -4609,7 +6037,21 @@
               <w:rPr>
                 <w:sz w:val="22"/>
               </w:rPr>
-              <w:t xml:space="preserve"> OpenAPI </w:t>
+              <w:t xml:space="preserve"> </w:t>
+            </w:r>
+            <w:proofErr w:type="spellStart"/>
+            <w:r>
+              <w:rPr>
+                <w:sz w:val="22"/>
+              </w:rPr>
+              <w:t>OpenAPI</w:t>
+            </w:r>
+            <w:proofErr w:type="spellEnd"/>
+            <w:r>
+              <w:rPr>
+                <w:sz w:val="22"/>
+              </w:rPr>
+              <w:t xml:space="preserve"> </w:t>
             </w:r>
             <w:r>
               <w:rPr>
@@ -4760,6 +6202,7 @@
       <w:pPr>
         <w:pStyle w:val="31"/>
       </w:pPr>
+      <w:bookmarkStart w:id="20" w:name="sec3_2"/>
       <w:r>
         <w:lastRenderedPageBreak/>
         <w:t xml:space="preserve">3.2 </w:t>
@@ -4770,6 +6213,7 @@
         </w:rPr>
         <w:t>系統定位</w:t>
       </w:r>
+      <w:bookmarkEnd w:id="20"/>
     </w:p>
     <w:tbl>
       <w:tblPr>
@@ -5031,7 +6475,27 @@
                 <w:color w:val="1F3A5F"/>
                 <w:sz w:val="22"/>
               </w:rPr>
-              <w:t>體驗與編排層（HyAgent）</w:t>
+              <w:t>體驗與編排層（</w:t>
+            </w:r>
+            <w:proofErr w:type="spellStart"/>
+            <w:r>
+              <w:rPr>
+                <w:rFonts w:hint="eastAsia"/>
+                <w:b/>
+                <w:color w:val="1F3A5F"/>
+                <w:sz w:val="22"/>
+              </w:rPr>
+              <w:t>HyAgent</w:t>
+            </w:r>
+            <w:proofErr w:type="spellEnd"/>
+            <w:r>
+              <w:rPr>
+                <w:rFonts w:hint="eastAsia"/>
+                <w:b/>
+                <w:color w:val="1F3A5F"/>
+                <w:sz w:val="22"/>
+              </w:rPr>
+              <w:t>）</w:t>
             </w:r>
           </w:p>
         </w:tc>
@@ -5227,14 +6691,30 @@
         <w:t>後端業務系統，所有存取都經由</w:t>
       </w:r>
       <w:r>
-        <w:t xml:space="preserve"> HyAgent </w:t>
+        <w:t xml:space="preserve"> </w:t>
+      </w:r>
+      <w:proofErr w:type="spellStart"/>
+      <w:r>
+        <w:t>HyAgent</w:t>
+      </w:r>
+      <w:proofErr w:type="spellEnd"/>
+      <w:r>
+        <w:t xml:space="preserve"> </w:t>
       </w:r>
       <w:r>
         <w:rPr>
           <w:rFonts w:hint="eastAsia"/>
         </w:rPr>
-        <w:t>統一把關。HyAgent</w:t>
-      </w:r>
+        <w:t>統一把關。</w:t>
+      </w:r>
+      <w:proofErr w:type="spellStart"/>
+      <w:r>
+        <w:rPr>
+          <w:rFonts w:hint="eastAsia"/>
+        </w:rPr>
+        <w:t>HyAgent</w:t>
+      </w:r>
+      <w:proofErr w:type="spellEnd"/>
       <w:r>
         <w:t xml:space="preserve"> </w:t>
       </w:r>
@@ -5258,8 +6738,9 @@
       <w:pPr>
         <w:pStyle w:val="31"/>
       </w:pPr>
-      <w:bookmarkStart w:id="15" w:name="X3975e42b1db0d98f6fdc0cae231839743c8d58c"/>
-      <w:bookmarkEnd w:id="14"/>
+      <w:bookmarkStart w:id="21" w:name="X3975e42b1db0d98f6fdc0cae231839743c8d58c"/>
+      <w:bookmarkStart w:id="22" w:name="sec3_3"/>
+      <w:bookmarkEnd w:id="19"/>
       <w:r>
         <w:t xml:space="preserve">3.3 </w:t>
       </w:r>
@@ -5269,6 +6750,7 @@
         </w:rPr>
         <w:t>表單能力規格（低程式碼）</w:t>
       </w:r>
+      <w:bookmarkEnd w:id="22"/>
     </w:p>
     <w:p>
       <w:pPr>
@@ -5671,8 +7153,9 @@
       <w:pPr>
         <w:pStyle w:val="31"/>
       </w:pPr>
-      <w:bookmarkStart w:id="16" w:name="X58ac97a91f8b7f3f34be0a6486308adea8b530d"/>
-      <w:bookmarkEnd w:id="15"/>
+      <w:bookmarkStart w:id="23" w:name="X58ac97a91f8b7f3f34be0a6486308adea8b530d"/>
+      <w:bookmarkStart w:id="24" w:name="sec3_4"/>
+      <w:bookmarkEnd w:id="21"/>
       <w:r>
         <w:t xml:space="preserve">3.4 </w:t>
       </w:r>
@@ -5682,6 +7165,7 @@
         </w:rPr>
         <w:t>整合方式</w:t>
       </w:r>
+      <w:bookmarkEnd w:id="24"/>
     </w:p>
     <w:tbl>
       <w:tblPr>
@@ -5729,8 +7213,8 @@
                 <w:sz w:val="22"/>
               </w:rPr>
             </w:pPr>
-            <w:bookmarkStart w:id="17" w:name="X8f75f5bc74aa344f7067d48f43ef47ccfeb3393"/>
-            <w:bookmarkEnd w:id="16"/>
+            <w:bookmarkStart w:id="25" w:name="X8f75f5bc74aa344f7067d48f43ef47ccfeb3393"/>
+            <w:bookmarkEnd w:id="23"/>
             <w:r>
               <w:rPr>
                 <w:rFonts w:hint="eastAsia"/>
@@ -5989,8 +7473,17 @@
                 <w:rFonts w:hint="eastAsia"/>
                 <w:sz w:val="22"/>
               </w:rPr>
-              <w:t>簽發短效身分憑證，HyAgent</w:t>
-            </w:r>
+              <w:t>簽發短效身分憑證，</w:t>
+            </w:r>
+            <w:proofErr w:type="spellStart"/>
+            <w:r>
+              <w:rPr>
+                <w:rFonts w:hint="eastAsia"/>
+                <w:sz w:val="22"/>
+              </w:rPr>
+              <w:t>HyAgent</w:t>
+            </w:r>
+            <w:proofErr w:type="spellEnd"/>
             <w:r>
               <w:rPr>
                 <w:sz w:val="22"/>
@@ -6514,8 +8007,344 @@
     </w:tbl>
     <w:p>
       <w:pPr>
+        <w:pStyle w:val="41"/>
+        <w:spacing w:before="240" w:after="160"/>
+        <w:rPr>
+          <w:rFonts w:ascii="微軟正黑體" w:eastAsia="微軟正黑體" w:hAnsi="微軟正黑體"/>
+          <w:b/>
+          <w:i w:val="0"/>
+          <w:color w:val="1F5C99"/>
+        </w:rPr>
+      </w:pPr>
+      <w:bookmarkStart w:id="26" w:name="sec3_4_1"/>
+      <w:r>
+        <w:rPr>
+          <w:rFonts w:ascii="微軟正黑體" w:eastAsia="微軟正黑體" w:hAnsi="微軟正黑體" w:hint="eastAsia"/>
+          <w:b/>
+          <w:i w:val="0"/>
+          <w:color w:val="1F5C99"/>
+        </w:rPr>
+        <w:lastRenderedPageBreak/>
+        <w:t>3.4.1 MCP 服務串接與現有範例</w:t>
+      </w:r>
+      <w:bookmarkEnd w:id="26"/>
+    </w:p>
+    <w:p>
+      <w:pPr>
+        <w:pStyle w:val="FirstParagraph"/>
+        <w:spacing w:line="240" w:lineRule="auto"/>
+      </w:pPr>
+      <w:proofErr w:type="spellStart"/>
+      <w:r>
+        <w:rPr>
+          <w:rFonts w:hint="eastAsia"/>
+        </w:rPr>
+        <w:t>HyAgent</w:t>
+      </w:r>
+      <w:proofErr w:type="spellEnd"/>
+      <w:r>
+        <w:rPr>
+          <w:rFonts w:hint="eastAsia"/>
+        </w:rPr>
+        <w:t xml:space="preserve"> 已支援 MCP（Model Context Protocol）服務串接，</w:t>
+      </w:r>
+      <w:bookmarkStart w:id="27" w:name="OLE_LINK2"/>
+      <w:r>
+        <w:rPr>
+          <w:rFonts w:hint="eastAsia"/>
+        </w:rPr>
+        <w:t xml:space="preserve">由 </w:t>
+      </w:r>
+      <w:proofErr w:type="spellStart"/>
+      <w:r>
+        <w:rPr>
+          <w:rFonts w:hint="eastAsia"/>
+        </w:rPr>
+        <w:t>HyAgent</w:t>
+      </w:r>
+      <w:proofErr w:type="spellEnd"/>
+      <w:r>
+        <w:rPr>
+          <w:rFonts w:hint="eastAsia"/>
+        </w:rPr>
+        <w:t xml:space="preserve"> 後端</w:t>
+      </w:r>
+      <w:r>
+        <w:rPr>
+          <w:rFonts w:hint="eastAsia"/>
+        </w:rPr>
+        <w:t>作為</w:t>
+      </w:r>
+      <w:r>
+        <w:t xml:space="preserve"> MCP 用戶端</w:t>
+      </w:r>
+      <w:r>
+        <w:rPr>
+          <w:rFonts w:hint="eastAsia"/>
+        </w:rPr>
+        <w:t xml:space="preserve">，透過 </w:t>
+      </w:r>
+      <w:proofErr w:type="spellStart"/>
+      <w:r>
+        <w:rPr>
+          <w:rFonts w:hint="eastAsia"/>
+        </w:rPr>
+        <w:t>Streamable</w:t>
+      </w:r>
+      <w:proofErr w:type="spellEnd"/>
+      <w:r>
+        <w:rPr>
+          <w:rFonts w:hint="eastAsia"/>
+        </w:rPr>
+        <w:t xml:space="preserve"> HTTP 呼叫</w:t>
+      </w:r>
+      <w:r>
+        <w:rPr>
+          <w:rFonts w:hint="eastAsia"/>
+        </w:rPr>
+        <w:t>外部</w:t>
+      </w:r>
+      <w:r>
+        <w:t xml:space="preserve"> MCP 伺服器的工具</w:t>
+      </w:r>
+      <w:bookmarkEnd w:id="27"/>
+      <w:r>
+        <w:rPr>
+          <w:rFonts w:hint="eastAsia"/>
+        </w:rPr>
+        <w:t>。企業可將既有系統的查詢與操作封裝為 MCP 工具，讓使用者以自然語言完成跨系統任務。</w:t>
+      </w:r>
+    </w:p>
+    <w:p>
+      <w:pPr>
+        <w:pStyle w:val="FirstParagraph"/>
+        <w:spacing w:line="240" w:lineRule="auto"/>
+      </w:pPr>
+      <w:r>
+        <w:rPr>
+          <w:rFonts w:hint="eastAsia"/>
+        </w:rPr>
+        <w:t>平台管理</w:t>
+      </w:r>
+      <w:r>
+        <w:rPr>
+          <w:rFonts w:hint="eastAsia"/>
+        </w:rPr>
+        <w:t>者</w:t>
+      </w:r>
+      <w:r>
+        <w:rPr>
+          <w:rFonts w:hint="eastAsia"/>
+        </w:rPr>
+        <w:t>可在後台「MCP 服務」登記端點、設定共用或租戶專屬服務、測試連線、重新整理工具清單，以及停用個別工具或要求操作確認。使用者須</w:t>
+      </w:r>
+      <w:r>
+        <w:rPr>
+          <w:rFonts w:hint="eastAsia"/>
+        </w:rPr>
+        <w:t>具備</w:t>
+      </w:r>
+      <w:r>
+        <w:t xml:space="preserve"> AI Agent</w:t>
+      </w:r>
+      <w:r>
+        <w:t xml:space="preserve"> 使用權限</w:t>
+      </w:r>
+      <w:r>
+        <w:rPr>
+          <w:rFonts w:hint="eastAsia"/>
+        </w:rPr>
+        <w:t>及對應 MCP 服務權限，才能使用該服務；共用服務也須明確授權。</w:t>
+      </w:r>
+    </w:p>
+    <w:p>
+      <w:pPr>
+        <w:pStyle w:val="FirstParagraph"/>
+        <w:spacing w:line="240" w:lineRule="auto"/>
+      </w:pPr>
+      <w:r>
+        <w:rPr>
+          <w:rFonts w:hint="eastAsia"/>
+        </w:rPr>
+        <w:t>唯讀工具可直接查詢；寫入工具與未明確標示唯讀的工具，須先呈現確認卡片，經使用者確認才執行。工具可提供表格顯示資訊，寫入確認卡片可依工具定義提供欄位編輯。MCP 呼叫納入工具稽核，並以短效簽章憑證傳遞租戶、使用者與權限，供服務端驗證與再次檢查資料存取範圍。</w:t>
+      </w:r>
+    </w:p>
+    <w:p>
+      <w:pPr>
+        <w:pStyle w:val="FirstParagraph"/>
+        <w:spacing w:line="240" w:lineRule="auto"/>
+      </w:pPr>
+      <w:r>
+        <w:rPr>
+          <w:rFonts w:hint="eastAsia"/>
+        </w:rPr>
+        <w:t>目前</w:t>
+      </w:r>
+      <w:r>
+        <w:rPr>
+          <w:rFonts w:hint="eastAsia"/>
+        </w:rPr>
+        <w:t>平台提供以下</w:t>
+      </w:r>
+      <w:r>
+        <w:rPr>
+          <w:rFonts w:hint="eastAsia"/>
+        </w:rPr>
+        <w:t xml:space="preserve"> MCP 服務範例，實際可用服務仍以部署環境的登記、啟用與授權設定為準：</w:t>
+      </w:r>
+    </w:p>
+    <w:p>
+      <w:pPr>
+        <w:pStyle w:val="Compact"/>
+        <w:numPr>
+          <w:ilvl w:val="0"/>
+          <w:numId w:val="7"/>
+        </w:numPr>
+        <w:spacing w:after="60"/>
+      </w:pPr>
+      <w:r>
+        <w:rPr>
+          <w:rFonts w:hint="eastAsia"/>
+        </w:rPr>
+        <w:t>門市服務範例（</w:t>
+      </w:r>
+      <w:r>
+        <w:rPr>
+          <w:rFonts w:hint="eastAsia"/>
+        </w:rPr>
+        <w:t>store-demo）：商品查找、庫存與即期品查詢、建立補貨單、促銷活動查詢及優惠券狀態查詢。補貨操作提供確認卡片，可勾選品項、修改數量與選擇日期。</w:t>
+      </w:r>
+    </w:p>
+    <w:p>
+      <w:pPr>
+        <w:pStyle w:val="Compact"/>
+        <w:numPr>
+          <w:ilvl w:val="0"/>
+          <w:numId w:val="7"/>
+        </w:numPr>
+        <w:spacing w:after="60"/>
+      </w:pPr>
+      <w:r>
+        <w:rPr>
+          <w:rFonts w:hint="eastAsia"/>
+        </w:rPr>
+        <w:t>會議室範例（rooms）：查詢會議室空檔與預約會議室，示範查詢後確認寫入的對話流程。</w:t>
+      </w:r>
+    </w:p>
+    <w:p>
+      <w:pPr>
+        <w:pStyle w:val="Compact"/>
+        <w:numPr>
+          <w:ilvl w:val="0"/>
+          <w:numId w:val="7"/>
+        </w:numPr>
+        <w:spacing w:after="60"/>
+      </w:pPr>
+      <w:r>
+        <w:rPr>
+          <w:rFonts w:hint="eastAsia"/>
+        </w:rPr>
+        <w:t>自建服務工具包（</w:t>
+      </w:r>
+      <w:proofErr w:type="spellStart"/>
+      <w:r>
+        <w:rPr>
+          <w:rFonts w:hint="eastAsia"/>
+        </w:rPr>
+        <w:t>mcp</w:t>
+      </w:r>
+      <w:proofErr w:type="spellEnd"/>
+      <w:r>
+        <w:rPr>
+          <w:rFonts w:hint="eastAsia"/>
+        </w:rPr>
+        <w:t>-kit）：提供 MCP HTTP 服務、</w:t>
+      </w:r>
+      <w:proofErr w:type="spellStart"/>
+      <w:r>
+        <w:rPr>
+          <w:rFonts w:hint="eastAsia"/>
+        </w:rPr>
+        <w:t>HyAgent</w:t>
+      </w:r>
+      <w:proofErr w:type="spellEnd"/>
+      <w:r>
+        <w:rPr>
+          <w:rFonts w:hint="eastAsia"/>
+        </w:rPr>
+        <w:t xml:space="preserve"> 憑證驗證與呼叫者身分取得能力，供企業開發專屬服務。</w:t>
+      </w:r>
+    </w:p>
+    <w:p>
+      <w:pPr>
+        <w:pStyle w:val="FirstParagraph"/>
+        <w:spacing w:line="240" w:lineRule="auto"/>
+      </w:pPr>
+      <w:r>
+        <w:rPr>
+          <w:rFonts w:hint="eastAsia"/>
+        </w:rPr>
+        <w:t>上述門市與會議室範例使用示範資料，補貨單與預約紀錄</w:t>
+      </w:r>
+      <w:r>
+        <w:rPr>
+          <w:rFonts w:hint="eastAsia"/>
+        </w:rPr>
+        <w:t>僅供展示，不做持久保存</w:t>
+      </w:r>
+      <w:r>
+        <w:rPr>
+          <w:rFonts w:hint="eastAsia"/>
+        </w:rPr>
+        <w:t xml:space="preserve">。正式導入須另接企業資料來源與持久化儲存，並驗證服務端權限、操作正確性及例外處理。目前驗證方式為 </w:t>
+      </w:r>
+      <w:proofErr w:type="spellStart"/>
+      <w:r>
+        <w:rPr>
+          <w:rFonts w:hint="eastAsia"/>
+        </w:rPr>
+        <w:t>HyAgent</w:t>
+      </w:r>
+      <w:proofErr w:type="spellEnd"/>
+      <w:r>
+        <w:rPr>
+          <w:rFonts w:hint="eastAsia"/>
+        </w:rPr>
+        <w:t xml:space="preserve"> </w:t>
+      </w:r>
+      <w:r>
+        <w:rPr>
+          <w:rFonts w:hint="eastAsia"/>
+        </w:rPr>
+        <w:t>簽發的短效簽章憑證；</w:t>
+      </w:r>
+      <w:r>
+        <w:rPr>
+          <w:rFonts w:hint="eastAsia"/>
+        </w:rPr>
+        <w:t>採用其他驗證方式的</w:t>
+      </w:r>
+      <w:r>
+        <w:rPr>
+          <w:rFonts w:hint="eastAsia"/>
+        </w:rPr>
+        <w:t>第三方</w:t>
+      </w:r>
+      <w:r>
+        <w:t xml:space="preserve"> MCP 伺服器</w:t>
+      </w:r>
+      <w:r>
+        <w:rPr>
+          <w:rFonts w:hint="eastAsia"/>
+        </w:rPr>
+        <w:t>，須先評估轉接方式。</w:t>
+      </w:r>
+    </w:p>
+    <w:p>
+      <w:pPr>
         <w:pStyle w:val="31"/>
       </w:pPr>
+      <w:bookmarkStart w:id="28" w:name="sec3_5"/>
       <w:r>
         <w:lastRenderedPageBreak/>
         <w:t xml:space="preserve">3.5 </w:t>
@@ -6526,6 +8355,7 @@
         </w:rPr>
         <w:t>知識庫規格</w:t>
       </w:r>
+      <w:bookmarkEnd w:id="28"/>
     </w:p>
     <w:tbl>
       <w:tblPr>
@@ -6573,8 +8403,8 @@
                 <w:sz w:val="22"/>
               </w:rPr>
             </w:pPr>
-            <w:bookmarkStart w:id="18" w:name="Xada04ec9ba67f40477c09311df9a1d2298628cf"/>
-            <w:bookmarkEnd w:id="17"/>
+            <w:bookmarkStart w:id="29" w:name="Xada04ec9ba67f40477c09311df9a1d2298628cf"/>
+            <w:bookmarkEnd w:id="25"/>
             <w:r>
               <w:rPr>
                 <w:rFonts w:hint="eastAsia"/>
@@ -7070,6 +8900,7 @@
       <w:pPr>
         <w:pStyle w:val="31"/>
       </w:pPr>
+      <w:bookmarkStart w:id="30" w:name="sec3_6"/>
       <w:r>
         <w:t xml:space="preserve">3.6 </w:t>
       </w:r>
@@ -7079,6 +8910,7 @@
         </w:rPr>
         <w:t>報告規格</w:t>
       </w:r>
+      <w:bookmarkEnd w:id="30"/>
     </w:p>
     <w:p>
       <w:pPr>
@@ -7220,8 +9052,9 @@
       <w:pPr>
         <w:pStyle w:val="31"/>
       </w:pPr>
-      <w:bookmarkStart w:id="19" w:name="X48a59e58a3ca31bd69d780b61bab93ff05d59c9"/>
-      <w:bookmarkEnd w:id="18"/>
+      <w:bookmarkStart w:id="31" w:name="X48a59e58a3ca31bd69d780b61bab93ff05d59c9"/>
+      <w:bookmarkStart w:id="32" w:name="sec3_7"/>
+      <w:bookmarkEnd w:id="29"/>
       <w:r>
         <w:lastRenderedPageBreak/>
         <w:t xml:space="preserve">3.7 </w:t>
@@ -7232,6 +9065,7 @@
         </w:rPr>
         <w:t>服務水準與非功能規格</w:t>
       </w:r>
+      <w:bookmarkEnd w:id="32"/>
     </w:p>
     <w:tbl>
       <w:tblPr>
@@ -7279,8 +9113,8 @@
                 <w:sz w:val="22"/>
               </w:rPr>
             </w:pPr>
-            <w:bookmarkStart w:id="20" w:name="X4714367b7b1852c6845fdb61399c3f0e833c632"/>
-            <w:bookmarkEnd w:id="19"/>
+            <w:bookmarkStart w:id="33" w:name="X4714367b7b1852c6845fdb61399c3f0e833c632"/>
+            <w:bookmarkEnd w:id="31"/>
             <w:r>
               <w:rPr>
                 <w:rFonts w:hint="eastAsia"/>
@@ -7839,6 +9673,7 @@
       <w:pPr>
         <w:pStyle w:val="31"/>
       </w:pPr>
+      <w:bookmarkStart w:id="34" w:name="sec3_8"/>
       <w:r>
         <w:t xml:space="preserve">3.8 </w:t>
       </w:r>
@@ -7848,6 +9683,7 @@
         </w:rPr>
         <w:t>部署與環境需求</w:t>
       </w:r>
+      <w:bookmarkEnd w:id="34"/>
     </w:p>
     <w:p>
       <w:pPr>
@@ -7971,9 +9807,9 @@
         <w:t>模型與語意檢索皆改用企業自架服務，資料不出機房。</w:t>
       </w:r>
     </w:p>
-    <w:bookmarkStart w:id="21" w:name="Xba3a328a1a9a9fde61af8f17b9cab1bc061c81d"/>
-    <w:bookmarkEnd w:id="11"/>
-    <w:bookmarkEnd w:id="20"/>
+    <w:bookmarkStart w:id="35" w:name="Xba3a328a1a9a9fde61af8f17b9cab1bc061c81d"/>
+    <w:bookmarkEnd w:id="15"/>
+    <w:bookmarkEnd w:id="33"/>
     <w:p>
       <w:pPr>
         <w:pStyle w:val="Compact"/>
@@ -8024,7 +9860,7 @@
       <w:pPr>
         <w:pStyle w:val="21"/>
       </w:pPr>
-      <w:bookmarkStart w:id="22" w:name="sec4"/>
+      <w:bookmarkStart w:id="36" w:name="sec4"/>
       <w:r>
         <w:lastRenderedPageBreak/>
         <w:t xml:space="preserve">4. </w:t>
@@ -8035,14 +9871,15 @@
         </w:rPr>
         <w:t>資安規劃</w:t>
       </w:r>
-      <w:bookmarkEnd w:id="22"/>
+      <w:bookmarkEnd w:id="36"/>
     </w:p>
     <w:p>
       <w:pPr>
         <w:pStyle w:val="31"/>
         <w:spacing w:before="120"/>
       </w:pPr>
-      <w:bookmarkStart w:id="23" w:name="Xec3989a3506c7029c4964868eb2f79a2794cab9"/>
+      <w:bookmarkStart w:id="37" w:name="Xec3989a3506c7029c4964868eb2f79a2794cab9"/>
+      <w:bookmarkStart w:id="38" w:name="sec4_1"/>
       <w:r>
         <w:t xml:space="preserve">4.1 </w:t>
       </w:r>
@@ -8052,15 +9889,16 @@
         </w:rPr>
         <w:t>設計原則</w:t>
       </w:r>
+      <w:bookmarkEnd w:id="38"/>
     </w:p>
     <w:p>
       <w:pPr>
         <w:pStyle w:val="Compact"/>
         <w:numPr>
           <w:ilvl w:val="0"/>
-          <w:numId w:val="7"/>
+          <w:numId w:val="33"/>
         </w:numPr>
-        <w:spacing w:after="60" w:line="240" w:lineRule="auto"/>
+        <w:ind w:left="720" w:hanging="360"/>
       </w:pPr>
       <w:r>
         <w:rPr>
@@ -8091,9 +9929,9 @@
         <w:pStyle w:val="Compact"/>
         <w:numPr>
           <w:ilvl w:val="0"/>
-          <w:numId w:val="7"/>
+          <w:numId w:val="33"/>
         </w:numPr>
-        <w:spacing w:after="60" w:line="240" w:lineRule="auto"/>
+        <w:ind w:left="720" w:hanging="360"/>
       </w:pPr>
       <w:r>
         <w:rPr>
@@ -8115,9 +9953,9 @@
         <w:pStyle w:val="Compact"/>
         <w:numPr>
           <w:ilvl w:val="0"/>
-          <w:numId w:val="7"/>
+          <w:numId w:val="33"/>
         </w:numPr>
-        <w:spacing w:after="60" w:line="240" w:lineRule="auto"/>
+        <w:ind w:left="720" w:hanging="360"/>
       </w:pPr>
       <w:r>
         <w:rPr>
@@ -8139,9 +9977,9 @@
         <w:pStyle w:val="Compact"/>
         <w:numPr>
           <w:ilvl w:val="0"/>
-          <w:numId w:val="7"/>
+          <w:numId w:val="33"/>
         </w:numPr>
-        <w:spacing w:after="60" w:line="240" w:lineRule="auto"/>
+        <w:ind w:left="720" w:hanging="360"/>
       </w:pPr>
       <w:r>
         <w:rPr>
@@ -8163,9 +10001,9 @@
         <w:pStyle w:val="Compact"/>
         <w:numPr>
           <w:ilvl w:val="0"/>
-          <w:numId w:val="7"/>
+          <w:numId w:val="33"/>
         </w:numPr>
-        <w:spacing w:after="60" w:line="240" w:lineRule="auto"/>
+        <w:ind w:left="720" w:hanging="360"/>
       </w:pPr>
       <w:r>
         <w:rPr>
@@ -8186,8 +10024,9 @@
       <w:pPr>
         <w:pStyle w:val="31"/>
       </w:pPr>
-      <w:bookmarkStart w:id="24" w:name="Xc88984a6f947336eb7fbaa37d40846566b3943f"/>
-      <w:bookmarkEnd w:id="23"/>
+      <w:bookmarkStart w:id="39" w:name="Xc88984a6f947336eb7fbaa37d40846566b3943f"/>
+      <w:bookmarkStart w:id="40" w:name="sec4_2"/>
+      <w:bookmarkEnd w:id="37"/>
       <w:r>
         <w:t xml:space="preserve">4.2 </w:t>
       </w:r>
@@ -8197,6 +10036,7 @@
         </w:rPr>
         <w:t>身分與存取控制</w:t>
       </w:r>
+      <w:bookmarkEnd w:id="40"/>
     </w:p>
     <w:tbl>
       <w:tblPr>
@@ -8244,8 +10084,8 @@
                 <w:sz w:val="22"/>
               </w:rPr>
             </w:pPr>
-            <w:bookmarkStart w:id="25" w:name="Xb763ab2cd1d7b6c6f806fd76109e4fd24398f1d"/>
-            <w:bookmarkEnd w:id="24"/>
+            <w:bookmarkStart w:id="41" w:name="Xb763ab2cd1d7b6c6f806fd76109e4fd24398f1d"/>
+            <w:bookmarkEnd w:id="39"/>
             <w:r>
               <w:rPr>
                 <w:rFonts w:hint="eastAsia"/>
@@ -8372,8 +10212,17 @@
                 <w:rFonts w:hint="eastAsia"/>
                 <w:sz w:val="22"/>
               </w:rPr>
-              <w:t>簽發短效身分憑證，HyAgent</w:t>
-            </w:r>
+              <w:t>簽發短效身分憑證，</w:t>
+            </w:r>
+            <w:proofErr w:type="spellStart"/>
+            <w:r>
+              <w:rPr>
+                <w:rFonts w:hint="eastAsia"/>
+                <w:sz w:val="22"/>
+              </w:rPr>
+              <w:t>HyAgent</w:t>
+            </w:r>
+            <w:proofErr w:type="spellEnd"/>
             <w:r>
               <w:rPr>
                 <w:sz w:val="22"/>
@@ -8754,6 +10603,7 @@
       <w:pPr>
         <w:pStyle w:val="31"/>
       </w:pPr>
+      <w:bookmarkStart w:id="42" w:name="sec4_3"/>
       <w:r>
         <w:lastRenderedPageBreak/>
         <w:t xml:space="preserve">4.3 </w:t>
@@ -8764,6 +10614,7 @@
         </w:rPr>
         <w:t>多租戶隔離</w:t>
       </w:r>
+      <w:bookmarkEnd w:id="42"/>
     </w:p>
     <w:p>
       <w:pPr>
@@ -8847,8 +10698,9 @@
       <w:pPr>
         <w:pStyle w:val="31"/>
       </w:pPr>
-      <w:bookmarkStart w:id="26" w:name="Xfeabbdf48f6e05a25bd2e3610976100adaa3e02"/>
-      <w:bookmarkEnd w:id="25"/>
+      <w:bookmarkStart w:id="43" w:name="Xfeabbdf48f6e05a25bd2e3610976100adaa3e02"/>
+      <w:bookmarkStart w:id="44" w:name="sec4_4"/>
+      <w:bookmarkEnd w:id="41"/>
       <w:r>
         <w:t xml:space="preserve">4.4 </w:t>
       </w:r>
@@ -8858,6 +10710,7 @@
         </w:rPr>
         <w:t>權限與資料範圍</w:t>
       </w:r>
+      <w:bookmarkEnd w:id="44"/>
     </w:p>
     <w:p>
       <w:pPr>
@@ -9004,8 +10857,9 @@
       <w:pPr>
         <w:pStyle w:val="31"/>
       </w:pPr>
-      <w:bookmarkStart w:id="27" w:name="Xfa3f62faf4779fb8797be71464f2097e7d8a855"/>
-      <w:bookmarkEnd w:id="26"/>
+      <w:bookmarkStart w:id="45" w:name="Xfa3f62faf4779fb8797be71464f2097e7d8a855"/>
+      <w:bookmarkStart w:id="46" w:name="sec4_5"/>
+      <w:bookmarkEnd w:id="43"/>
       <w:r>
         <w:lastRenderedPageBreak/>
         <w:t xml:space="preserve">4.5 </w:t>
@@ -9016,6 +10870,7 @@
         </w:rPr>
         <w:t>機密資料保護</w:t>
       </w:r>
+      <w:bookmarkEnd w:id="46"/>
     </w:p>
     <w:tbl>
       <w:tblPr>
@@ -9063,8 +10918,8 @@
                 <w:sz w:val="22"/>
               </w:rPr>
             </w:pPr>
-            <w:bookmarkStart w:id="28" w:name="Xd84b0f7bd2e33e5666e8ce160206e46b1b3dcde"/>
-            <w:bookmarkEnd w:id="27"/>
+            <w:bookmarkStart w:id="47" w:name="Xd84b0f7bd2e33e5666e8ce160206e46b1b3dcde"/>
+            <w:bookmarkEnd w:id="45"/>
             <w:r>
               <w:rPr>
                 <w:rFonts w:hint="eastAsia"/>
@@ -9580,6 +11435,7 @@
       <w:pPr>
         <w:pStyle w:val="31"/>
       </w:pPr>
+      <w:bookmarkStart w:id="48" w:name="sec4_6"/>
       <w:r>
         <w:t xml:space="preserve">4.6 AI </w:t>
       </w:r>
@@ -9589,6 +11445,7 @@
         </w:rPr>
         <w:t>特有風險控管</w:t>
       </w:r>
+      <w:bookmarkEnd w:id="48"/>
     </w:p>
     <w:tbl>
       <w:tblPr>
@@ -9636,8 +11493,8 @@
                 <w:sz w:val="22"/>
               </w:rPr>
             </w:pPr>
-            <w:bookmarkStart w:id="29" w:name="X54bf5718646c2d8c11790cb8b86d84fa964bb5c"/>
-            <w:bookmarkEnd w:id="28"/>
+            <w:bookmarkStart w:id="49" w:name="X54bf5718646c2d8c11790cb8b86d84fa964bb5c"/>
+            <w:bookmarkEnd w:id="47"/>
             <w:r>
               <w:rPr>
                 <w:rFonts w:hint="eastAsia"/>
@@ -10186,13 +12043,82 @@
           </w:p>
         </w:tc>
       </w:tr>
+      <w:tr>
+        <w:trPr>
+          <w:cantSplit/>
+        </w:trPr>
+        <w:tc>
+          <w:tcPr>
+            <w:tcW w:w="2700" w:type="dxa"/>
+            <w:shd w:val="clear" w:color="EEF3F8" w:fill="EEF3F8"/>
+            <w:tcMar>
+              <w:top w:w="40" w:type="dxa"/>
+              <w:left w:w="100" w:type="dxa"/>
+              <w:bottom w:w="40" w:type="dxa"/>
+              <w:right w:w="100" w:type="dxa"/>
+            </w:tcMar>
+            <w:vAlign w:val="center"/>
+          </w:tcPr>
+          <w:p>
+            <w:pPr>
+              <w:pStyle w:val="Compact"/>
+              <w:spacing w:before="0" w:after="0" w:line="240" w:lineRule="auto"/>
+              <w:rPr>
+                <w:rFonts w:hint="eastAsia"/>
+                <w:b/>
+                <w:color w:val="1F3A5F"/>
+                <w:sz w:val="22"/>
+              </w:rPr>
+            </w:pPr>
+            <w:r>
+              <w:rPr>
+                <w:b/>
+                <w:color w:val="1F3A5F"/>
+                <w:sz w:val="22"/>
+              </w:rPr>
+              <w:lastRenderedPageBreak/>
+              <w:t>MCP 工具誤操作</w:t>
+            </w:r>
+          </w:p>
+        </w:tc>
+        <w:tc>
+          <w:tcPr>
+            <w:tcW w:w="6660" w:type="dxa"/>
+            <w:shd w:val="clear" w:color="EEF3F8" w:fill="EEF3F8"/>
+            <w:tcMar>
+              <w:top w:w="40" w:type="dxa"/>
+              <w:left w:w="100" w:type="dxa"/>
+              <w:bottom w:w="40" w:type="dxa"/>
+              <w:right w:w="100" w:type="dxa"/>
+            </w:tcMar>
+            <w:vAlign w:val="center"/>
+          </w:tcPr>
+          <w:p>
+            <w:pPr>
+              <w:pStyle w:val="Compact"/>
+              <w:spacing w:before="0" w:after="0" w:line="240" w:lineRule="auto"/>
+              <w:rPr>
+                <w:rFonts w:hint="eastAsia"/>
+                <w:sz w:val="22"/>
+              </w:rPr>
+            </w:pPr>
+            <w:r>
+              <w:rPr>
+                <w:rFonts w:hint="eastAsia"/>
+                <w:sz w:val="22"/>
+              </w:rPr>
+              <w:t>寫入工具與未標示唯讀的工具須經確認卡片由使用者確認後才執行；服務端以短效簽章憑證再次檢查租戶、使用者與權限，呼叫過程納入工具稽核</w:t>
+            </w:r>
+          </w:p>
+        </w:tc>
+      </w:tr>
     </w:tbl>
     <w:p>
       <w:pPr>
         <w:pStyle w:val="31"/>
       </w:pPr>
-      <w:r>
-        <w:lastRenderedPageBreak/>
+      <w:bookmarkStart w:id="50" w:name="sec4_7"/>
+      <w:r>
         <w:t xml:space="preserve">4.7 </w:t>
       </w:r>
       <w:r>
@@ -10201,6 +12127,7 @@
         </w:rPr>
         <w:t>流量保護與濫用防範</w:t>
       </w:r>
+      <w:bookmarkEnd w:id="50"/>
     </w:p>
     <w:p>
       <w:pPr>
@@ -10312,8 +12239,9 @@
       <w:pPr>
         <w:pStyle w:val="31"/>
       </w:pPr>
-      <w:bookmarkStart w:id="30" w:name="X91aa51d5a4ad74ff2966b862f0f13e34d1d93dc"/>
-      <w:bookmarkEnd w:id="29"/>
+      <w:bookmarkStart w:id="51" w:name="X91aa51d5a4ad74ff2966b862f0f13e34d1d93dc"/>
+      <w:bookmarkStart w:id="52" w:name="sec4_8"/>
+      <w:bookmarkEnd w:id="49"/>
       <w:r>
         <w:t xml:space="preserve">4.8 </w:t>
       </w:r>
@@ -10323,6 +12251,7 @@
         </w:rPr>
         <w:t>稽核與可追溯</w:t>
       </w:r>
+      <w:bookmarkEnd w:id="52"/>
     </w:p>
     <w:p>
       <w:pPr>
@@ -10397,9 +12326,9 @@
         <w:t>建議納入例行監控的指標：認證失敗率、權限拒絕率、限流觸發次數與伺服器錯誤率。</w:t>
       </w:r>
     </w:p>
-    <w:bookmarkStart w:id="31" w:name="Xe32365b8f39eb4910bc40f2b9aeeb4f1c68f999"/>
-    <w:bookmarkEnd w:id="21"/>
-    <w:bookmarkEnd w:id="30"/>
+    <w:bookmarkStart w:id="53" w:name="Xe32365b8f39eb4910bc40f2b9aeeb4f1c68f999"/>
+    <w:bookmarkEnd w:id="35"/>
+    <w:bookmarkEnd w:id="51"/>
     <w:p>
       <w:pPr>
         <w:pStyle w:val="Compact"/>
@@ -10450,7 +12379,7 @@
       <w:pPr>
         <w:pStyle w:val="21"/>
       </w:pPr>
-      <w:bookmarkStart w:id="32" w:name="sec5"/>
+      <w:bookmarkStart w:id="54" w:name="sec5"/>
       <w:r>
         <w:lastRenderedPageBreak/>
         <w:t xml:space="preserve">5. </w:t>
@@ -10461,14 +12390,15 @@
         </w:rPr>
         <w:t>使用情境</w:t>
       </w:r>
-      <w:bookmarkEnd w:id="32"/>
+      <w:bookmarkEnd w:id="54"/>
     </w:p>
     <w:p>
       <w:pPr>
         <w:pStyle w:val="31"/>
         <w:spacing w:before="120"/>
       </w:pPr>
-      <w:bookmarkStart w:id="33" w:name="X1ec455228c9272cd7cda0c45fd365ead4d00bbc"/>
+      <w:bookmarkStart w:id="55" w:name="X1ec455228c9272cd7cda0c45fd365ead4d00bbc"/>
+      <w:bookmarkStart w:id="56" w:name="sec5_1"/>
       <w:r>
         <w:t xml:space="preserve">5.1 </w:t>
       </w:r>
@@ -10478,6 +12408,7 @@
         </w:rPr>
         <w:t>情境一：嵌入企業入口網站，對話式辦理表單</w:t>
       </w:r>
+      <w:bookmarkEnd w:id="56"/>
     </w:p>
     <w:p>
       <w:pPr>
@@ -10507,12 +12438,21 @@
         <w:pStyle w:val="a3"/>
         <w:spacing w:after="60" w:line="240" w:lineRule="auto"/>
       </w:pPr>
+      <w:proofErr w:type="spellStart"/>
       <w:r>
         <w:rPr>
           <w:b/>
           <w:bCs/>
         </w:rPr>
-        <w:t xml:space="preserve">HyAgent </w:t>
+        <w:t>HyAgent</w:t>
+      </w:r>
+      <w:proofErr w:type="spellEnd"/>
+      <w:r>
+        <w:rPr>
+          <w:b/>
+          <w:bCs/>
+        </w:rPr>
+        <w:t xml:space="preserve"> </w:t>
       </w:r>
       <w:r>
         <w:rPr>
@@ -10650,8 +12590,9 @@
       <w:pPr>
         <w:pStyle w:val="31"/>
       </w:pPr>
-      <w:bookmarkStart w:id="34" w:name="X4fd0bb00d033e5d417ec27ff2094751ea23647f"/>
-      <w:bookmarkEnd w:id="33"/>
+      <w:bookmarkStart w:id="57" w:name="X4fd0bb00d033e5d417ec27ff2094751ea23647f"/>
+      <w:bookmarkStart w:id="58" w:name="sec5_2"/>
+      <w:bookmarkEnd w:id="55"/>
       <w:r>
         <w:t xml:space="preserve">5.2 </w:t>
       </w:r>
@@ -10661,6 +12602,7 @@
         </w:rPr>
         <w:t>情境二：權限感知的企業知識問答</w:t>
       </w:r>
+      <w:bookmarkEnd w:id="58"/>
     </w:p>
     <w:p>
       <w:pPr>
@@ -10699,12 +12641,21 @@
         <w:pStyle w:val="a3"/>
         <w:spacing w:after="60" w:line="240" w:lineRule="auto"/>
       </w:pPr>
+      <w:proofErr w:type="spellStart"/>
       <w:r>
         <w:rPr>
           <w:b/>
           <w:bCs/>
         </w:rPr>
-        <w:t xml:space="preserve">HyAgent </w:t>
+        <w:t>HyAgent</w:t>
+      </w:r>
+      <w:proofErr w:type="spellEnd"/>
+      <w:r>
+        <w:rPr>
+          <w:b/>
+          <w:bCs/>
+        </w:rPr>
+        <w:t xml:space="preserve"> </w:t>
       </w:r>
       <w:r>
         <w:rPr>
@@ -10820,8 +12771,9 @@
       <w:pPr>
         <w:pStyle w:val="31"/>
       </w:pPr>
-      <w:bookmarkStart w:id="35" w:name="X9e44ca6a24ac90f87c1e4f7e7af26f914e42665"/>
-      <w:bookmarkEnd w:id="34"/>
+      <w:bookmarkStart w:id="59" w:name="X9e44ca6a24ac90f87c1e4f7e7af26f914e42665"/>
+      <w:bookmarkStart w:id="60" w:name="sec5_3"/>
+      <w:bookmarkEnd w:id="57"/>
       <w:r>
         <w:lastRenderedPageBreak/>
         <w:t xml:space="preserve">5.3 </w:t>
@@ -10832,6 +12784,7 @@
         </w:rPr>
         <w:t>情境三：知識報告產生</w:t>
       </w:r>
+      <w:bookmarkEnd w:id="60"/>
     </w:p>
     <w:p>
       <w:pPr>
@@ -10861,12 +12814,21 @@
         <w:pStyle w:val="a3"/>
         <w:spacing w:after="60" w:line="240" w:lineRule="auto"/>
       </w:pPr>
+      <w:proofErr w:type="spellStart"/>
       <w:r>
         <w:rPr>
           <w:b/>
           <w:bCs/>
         </w:rPr>
-        <w:t xml:space="preserve">HyAgent </w:t>
+        <w:t>HyAgent</w:t>
+      </w:r>
+      <w:proofErr w:type="spellEnd"/>
+      <w:r>
+        <w:rPr>
+          <w:b/>
+          <w:bCs/>
+        </w:rPr>
+        <w:t xml:space="preserve"> </w:t>
       </w:r>
       <w:r>
         <w:rPr>
@@ -11018,8 +12980,9 @@
       <w:pPr>
         <w:pStyle w:val="31"/>
       </w:pPr>
-      <w:bookmarkStart w:id="36" w:name="X12601686a1902ae0f5d1d76a8b523bea3ed29c3"/>
-      <w:bookmarkEnd w:id="35"/>
+      <w:bookmarkStart w:id="61" w:name="X12601686a1902ae0f5d1d76a8b523bea3ed29c3"/>
+      <w:bookmarkStart w:id="62" w:name="sec5_4"/>
+      <w:bookmarkEnd w:id="59"/>
       <w:r>
         <w:t xml:space="preserve">5.4 </w:t>
       </w:r>
@@ -11038,6 +13001,7 @@
         </w:rPr>
         <w:t>ITSM）</w:t>
       </w:r>
+      <w:bookmarkEnd w:id="62"/>
     </w:p>
     <w:p>
       <w:pPr>
@@ -11067,12 +13031,21 @@
         <w:pStyle w:val="a3"/>
         <w:spacing w:after="60" w:line="240" w:lineRule="auto"/>
       </w:pPr>
+      <w:proofErr w:type="spellStart"/>
       <w:r>
         <w:rPr>
           <w:b/>
           <w:bCs/>
         </w:rPr>
-        <w:t xml:space="preserve">HyAgent </w:t>
+        <w:t>HyAgent</w:t>
+      </w:r>
+      <w:proofErr w:type="spellEnd"/>
+      <w:r>
+        <w:rPr>
+          <w:b/>
+          <w:bCs/>
+        </w:rPr>
+        <w:t xml:space="preserve"> </w:t>
       </w:r>
       <w:r>
         <w:rPr>
@@ -11182,8 +13155,9 @@
       <w:pPr>
         <w:pStyle w:val="31"/>
       </w:pPr>
-      <w:bookmarkStart w:id="37" w:name="X5e9922fdd072c1e250fd17c6db1757f3bf5883f"/>
-      <w:bookmarkEnd w:id="36"/>
+      <w:bookmarkStart w:id="63" w:name="X5e9922fdd072c1e250fd17c6db1757f3bf5883f"/>
+      <w:bookmarkStart w:id="64" w:name="sec5_5"/>
+      <w:bookmarkEnd w:id="61"/>
       <w:r>
         <w:lastRenderedPageBreak/>
         <w:t xml:space="preserve">5.5 </w:t>
@@ -11203,6 +13177,7 @@
         </w:rPr>
         <w:t>服務窗口</w:t>
       </w:r>
+      <w:bookmarkEnd w:id="64"/>
     </w:p>
     <w:p>
       <w:pPr>
@@ -11216,9 +13191,9 @@
         <w:t>公開服務窗口可置於對外網站，以獨立的訪客權限運作：只檢索明確授權給訪客的內容，建議問句僅取訪客可見範圍，權限一經變更舊有內容立即停用並重新產生。可在不承擔內部資料外洩風險的前提下，把產品與服務諮詢自助化。</w:t>
       </w:r>
     </w:p>
-    <w:bookmarkStart w:id="38" w:name="X491f0878be75d34ec9ac50c0e8fc38b236ff91e"/>
-    <w:bookmarkEnd w:id="31"/>
-    <w:bookmarkEnd w:id="37"/>
+    <w:bookmarkStart w:id="65" w:name="X491f0878be75d34ec9ac50c0e8fc38b236ff91e"/>
+    <w:bookmarkEnd w:id="53"/>
+    <w:bookmarkEnd w:id="63"/>
     <w:p>
       <w:pPr>
         <w:pStyle w:val="Compact"/>
@@ -11270,7 +13245,7 @@
       <w:pPr>
         <w:pStyle w:val="21"/>
       </w:pPr>
-      <w:bookmarkStart w:id="39" w:name="sec6"/>
+      <w:bookmarkStart w:id="66" w:name="sec6"/>
       <w:r>
         <w:lastRenderedPageBreak/>
         <w:t xml:space="preserve">6. </w:t>
@@ -11281,14 +13256,15 @@
         </w:rPr>
         <w:t>預期效益</w:t>
       </w:r>
-      <w:bookmarkEnd w:id="39"/>
+      <w:bookmarkEnd w:id="66"/>
     </w:p>
     <w:p>
       <w:pPr>
         <w:pStyle w:val="31"/>
         <w:spacing w:before="120"/>
       </w:pPr>
-      <w:bookmarkStart w:id="40" w:name="Xdabd85426102869c46aaad98e411952bd06af60"/>
+      <w:bookmarkStart w:id="67" w:name="Xdabd85426102869c46aaad98e411952bd06af60"/>
+      <w:bookmarkStart w:id="68" w:name="sec6_1"/>
       <w:r>
         <w:t xml:space="preserve">6.1 </w:t>
       </w:r>
@@ -11298,6 +13274,7 @@
         </w:rPr>
         <w:t>對使用者</w:t>
       </w:r>
+      <w:bookmarkEnd w:id="68"/>
     </w:p>
     <w:tbl>
       <w:tblPr>
@@ -11345,8 +13322,8 @@
                 <w:sz w:val="22"/>
               </w:rPr>
             </w:pPr>
-            <w:bookmarkStart w:id="41" w:name="X2ded52683afb2302724187bdac77d6cfc0de466"/>
-            <w:bookmarkEnd w:id="40"/>
+            <w:bookmarkStart w:id="69" w:name="X2ded52683afb2302724187bdac77d6cfc0de466"/>
+            <w:bookmarkEnd w:id="67"/>
             <w:r>
               <w:rPr>
                 <w:rFonts w:hint="eastAsia"/>
@@ -11810,6 +13787,7 @@
       <w:pPr>
         <w:pStyle w:val="31"/>
       </w:pPr>
+      <w:bookmarkStart w:id="70" w:name="sec6_2"/>
       <w:r>
         <w:t xml:space="preserve">6.2 </w:t>
       </w:r>
@@ -11828,6 +13806,7 @@
         </w:rPr>
         <w:t>單位</w:t>
       </w:r>
+      <w:bookmarkEnd w:id="70"/>
     </w:p>
     <w:tbl>
       <w:tblPr>
@@ -11875,8 +13854,8 @@
                 <w:sz w:val="22"/>
               </w:rPr>
             </w:pPr>
-            <w:bookmarkStart w:id="42" w:name="X05180d95fc0fae4f2571595e2d41bc5205998e9"/>
-            <w:bookmarkEnd w:id="41"/>
+            <w:bookmarkStart w:id="71" w:name="X05180d95fc0fae4f2571595e2d41bc5205998e9"/>
+            <w:bookmarkEnd w:id="69"/>
             <w:r>
               <w:rPr>
                 <w:rFonts w:hint="eastAsia"/>
@@ -12428,6 +14407,7 @@
       <w:pPr>
         <w:pStyle w:val="31"/>
       </w:pPr>
+      <w:bookmarkStart w:id="72" w:name="sec6_3"/>
       <w:r>
         <w:lastRenderedPageBreak/>
         <w:t xml:space="preserve">6.3 </w:t>
@@ -12438,6 +14418,7 @@
         </w:rPr>
         <w:t>建議追蹤的成效指標</w:t>
       </w:r>
+      <w:bookmarkEnd w:id="72"/>
     </w:p>
     <w:p>
       <w:pPr>
@@ -12511,9 +14492,9 @@
                 <w:sz w:val="22"/>
               </w:rPr>
             </w:pPr>
-            <w:bookmarkStart w:id="43" w:name="X21e480caab2ececaccbe6a26702db05b4c843ec"/>
-            <w:bookmarkEnd w:id="38"/>
-            <w:bookmarkEnd w:id="42"/>
+            <w:bookmarkStart w:id="73" w:name="X21e480caab2ececaccbe6a26702db05b4c843ec"/>
+            <w:bookmarkEnd w:id="65"/>
+            <w:bookmarkEnd w:id="71"/>
             <w:r>
               <w:rPr>
                 <w:rFonts w:hint="eastAsia"/>
@@ -13155,7 +15136,7 @@
       <w:pPr>
         <w:pStyle w:val="21"/>
       </w:pPr>
-      <w:bookmarkStart w:id="44" w:name="sec7"/>
+      <w:bookmarkStart w:id="74" w:name="sec7"/>
       <w:r>
         <w:lastRenderedPageBreak/>
         <w:t xml:space="preserve">7. </w:t>
@@ -13166,14 +15147,15 @@
         </w:rPr>
         <w:t>導入建議</w:t>
       </w:r>
-      <w:bookmarkEnd w:id="44"/>
+      <w:bookmarkEnd w:id="74"/>
     </w:p>
     <w:p>
       <w:pPr>
         <w:pStyle w:val="31"/>
         <w:spacing w:before="120"/>
       </w:pPr>
-      <w:bookmarkStart w:id="45" w:name="X696da4f06a4e201150d03d27767809252cc0da5"/>
+      <w:bookmarkStart w:id="75" w:name="X696da4f06a4e201150d03d27767809252cc0da5"/>
+      <w:bookmarkStart w:id="76" w:name="sec7_1"/>
       <w:r>
         <w:t xml:space="preserve">7.1 </w:t>
       </w:r>
@@ -13183,6 +15165,7 @@
         </w:rPr>
         <w:t>建議分階段</w:t>
       </w:r>
+      <w:bookmarkEnd w:id="76"/>
     </w:p>
     <w:tbl>
       <w:tblPr>
@@ -13231,8 +15214,8 @@
                 <w:sz w:val="22"/>
               </w:rPr>
             </w:pPr>
-            <w:bookmarkStart w:id="46" w:name="X3ad5c93961742a1536582ffc0855fef843b3598"/>
-            <w:bookmarkEnd w:id="45"/>
+            <w:bookmarkStart w:id="77" w:name="X3ad5c93961742a1536582ffc0855fef843b3598"/>
+            <w:bookmarkEnd w:id="75"/>
             <w:r>
               <w:rPr>
                 <w:rFonts w:hint="eastAsia"/>
@@ -13625,6 +15608,7 @@
       <w:pPr>
         <w:pStyle w:val="31"/>
       </w:pPr>
+      <w:bookmarkStart w:id="78" w:name="sec7_2"/>
       <w:r>
         <w:t xml:space="preserve">7.2 </w:t>
       </w:r>
@@ -13634,6 +15618,7 @@
         </w:rPr>
         <w:t>客戶需準備事項</w:t>
       </w:r>
+      <w:bookmarkEnd w:id="78"/>
     </w:p>
     <w:p>
       <w:pPr>
@@ -13782,13 +15767,43 @@
     <w:p>
       <w:pPr>
         <w:pStyle w:val="Compact"/>
+        <w:numPr>
+          <w:ilvl w:val="0"/>
+          <w:numId w:val="16"/>
+        </w:numPr>
+        <w:spacing w:after="60" w:line="240" w:lineRule="auto"/>
+      </w:pPr>
+      <w:r>
+        <w:rPr>
+          <w:rFonts w:hint="eastAsia"/>
+        </w:rPr>
+        <w:t xml:space="preserve">MCP 服務（如採用） — 提供服務端點、工具與讀寫清單、租戶與使用者授權範圍，以及信任 </w:t>
+      </w:r>
+      <w:proofErr w:type="spellStart"/>
+      <w:r>
+        <w:rPr>
+          <w:rFonts w:hint="eastAsia"/>
+        </w:rPr>
+        <w:t>HyAgent</w:t>
+      </w:r>
+      <w:proofErr w:type="spellEnd"/>
+      <w:r>
+        <w:rPr>
+          <w:rFonts w:hint="eastAsia"/>
+        </w:rPr>
+        <w:t xml:space="preserve"> 簽章憑證的驗證設定與測試資料。</w:t>
+      </w:r>
+    </w:p>
+    <w:p>
+      <w:pPr>
+        <w:pStyle w:val="Compact"/>
         <w:spacing w:before="0" w:after="0" w:line="20" w:lineRule="auto"/>
         <w:rPr>
           <w:sz w:val="2"/>
         </w:rPr>
       </w:pPr>
-      <w:bookmarkStart w:id="47" w:name="Xdf0f41b584c9e41a1f830b5de8e09ec2552ac72"/>
-      <w:bookmarkEnd w:id="46"/>
+      <w:bookmarkStart w:id="79" w:name="Xdf0f41b584c9e41a1f830b5de8e09ec2552ac72"/>
+      <w:bookmarkEnd w:id="77"/>
       <w:r>
         <w:rPr>
           <w:sz w:val="2"/>
@@ -13800,6 +15815,7 @@
       <w:pPr>
         <w:pStyle w:val="31"/>
       </w:pPr>
+      <w:bookmarkStart w:id="80" w:name="sec7_3"/>
       <w:r>
         <w:lastRenderedPageBreak/>
         <w:t xml:space="preserve">7.3 </w:t>
@@ -13810,6 +15826,7 @@
         </w:rPr>
         <w:t>驗收基準</w:t>
       </w:r>
+      <w:bookmarkEnd w:id="80"/>
     </w:p>
     <w:p>
       <w:pPr>
@@ -13874,7 +15891,15 @@
         <w:t>宿主網站的登入者可免輸入</w:t>
       </w:r>
       <w:r>
-        <w:t xml:space="preserve"> HyAgent </w:t>
+        <w:t xml:space="preserve"> </w:t>
+      </w:r>
+      <w:proofErr w:type="spellStart"/>
+      <w:r>
+        <w:t>HyAgent</w:t>
+      </w:r>
+      <w:proofErr w:type="spellEnd"/>
+      <w:r>
+        <w:t xml:space="preserve"> </w:t>
       </w:r>
       <w:r>
         <w:rPr>
@@ -14029,10 +16054,28 @@
     </w:p>
     <w:p>
       <w:pPr>
+        <w:pStyle w:val="Compact"/>
+        <w:numPr>
+          <w:ilvl w:val="0"/>
+          <w:numId w:val="17"/>
+        </w:numPr>
+        <w:spacing w:after="60" w:line="240" w:lineRule="auto"/>
+        <w:ind w:left="840" w:hanging="480"/>
+      </w:pPr>
+      <w:r>
+        <w:rPr>
+          <w:rFonts w:hint="eastAsia"/>
+        </w:rPr>
+        <w:t>如採用 MCP，完成連線與工具清單測試；未授權帳號無法使用服務，寫入操作須先確認，取消時不執行，成功與失敗皆可追查工具稽核。</w:t>
+      </w:r>
+    </w:p>
+    <w:p>
+      <w:pPr>
         <w:pStyle w:val="31"/>
       </w:pPr>
-      <w:bookmarkStart w:id="48" w:name="Xd383545093a3356ef4b7583002051b006a51904"/>
-      <w:bookmarkEnd w:id="47"/>
+      <w:bookmarkStart w:id="81" w:name="Xd383545093a3356ef4b7583002051b006a51904"/>
+      <w:bookmarkStart w:id="82" w:name="sec7_4"/>
+      <w:bookmarkEnd w:id="79"/>
       <w:r>
         <w:lastRenderedPageBreak/>
         <w:t xml:space="preserve">7.4 </w:t>
@@ -14043,6 +16086,7 @@
         </w:rPr>
         <w:t>導入前需共同確認事項</w:t>
       </w:r>
+      <w:bookmarkEnd w:id="82"/>
     </w:p>
     <w:p>
       <w:pPr>
@@ -14102,9 +16146,9 @@
                 <w:sz w:val="22"/>
               </w:rPr>
             </w:pPr>
-            <w:bookmarkStart w:id="49" w:name="附錄名詞對照"/>
-            <w:bookmarkEnd w:id="43"/>
-            <w:bookmarkEnd w:id="48"/>
+            <w:bookmarkStart w:id="83" w:name="附錄名詞對照"/>
+            <w:bookmarkEnd w:id="73"/>
+            <w:bookmarkEnd w:id="81"/>
             <w:r>
               <w:rPr>
                 <w:rFonts w:hint="eastAsia"/>
@@ -14709,28 +16753,106 @@
           </w:p>
         </w:tc>
       </w:tr>
+      <w:tr>
+        <w:trPr>
+          <w:cantSplit/>
+        </w:trPr>
+        <w:tc>
+          <w:tcPr>
+            <w:tcW w:w="2085" w:type="dxa"/>
+            <w:shd w:val="clear" w:color="FFFFFF" w:fill="FFFFFF"/>
+            <w:tcMar>
+              <w:top w:w="40" w:type="dxa"/>
+              <w:left w:w="100" w:type="dxa"/>
+              <w:bottom w:w="40" w:type="dxa"/>
+              <w:right w:w="100" w:type="dxa"/>
+            </w:tcMar>
+            <w:vAlign w:val="center"/>
+          </w:tcPr>
+          <w:p>
+            <w:pPr>
+              <w:pStyle w:val="Compact"/>
+              <w:spacing w:before="0" w:after="0" w:line="240" w:lineRule="auto"/>
+              <w:rPr>
+                <w:rFonts w:hint="eastAsia"/>
+                <w:b/>
+                <w:color w:val="1F3A5F"/>
+                <w:sz w:val="22"/>
+              </w:rPr>
+            </w:pPr>
+            <w:r>
+              <w:rPr>
+                <w:b/>
+                <w:color w:val="1F3A5F"/>
+                <w:sz w:val="22"/>
+              </w:rPr>
+              <w:t>MCP 服務</w:t>
+            </w:r>
+          </w:p>
+        </w:tc>
+        <w:tc>
+          <w:tcPr>
+            <w:tcW w:w="7275" w:type="dxa"/>
+            <w:shd w:val="clear" w:color="FFFFFF" w:fill="FFFFFF"/>
+            <w:tcMar>
+              <w:top w:w="40" w:type="dxa"/>
+              <w:left w:w="100" w:type="dxa"/>
+              <w:bottom w:w="40" w:type="dxa"/>
+              <w:right w:w="100" w:type="dxa"/>
+            </w:tcMar>
+            <w:vAlign w:val="center"/>
+          </w:tcPr>
+          <w:p>
+            <w:pPr>
+              <w:pStyle w:val="Compact"/>
+              <w:spacing w:before="0" w:after="0" w:line="240" w:lineRule="auto"/>
+              <w:rPr>
+                <w:rFonts w:hint="eastAsia"/>
+                <w:sz w:val="22"/>
+              </w:rPr>
+            </w:pPr>
+            <w:r>
+              <w:rPr>
+                <w:rFonts w:hint="eastAsia"/>
+                <w:sz w:val="22"/>
+              </w:rPr>
+              <w:t>擬串接的服務與工具範圍、讀寫分類與確認規則、授權對象，以及服務端驗證方式與正式資料來源</w:t>
+            </w:r>
+          </w:p>
+        </w:tc>
+      </w:tr>
     </w:tbl>
     <w:p>
       <w:pPr>
         <w:pStyle w:val="31"/>
       </w:pPr>
+      <w:bookmarkStart w:id="84" w:name="sec7_5"/>
       <w:r>
         <w:rPr>
           <w:rFonts w:hint="eastAsia"/>
         </w:rPr>
         <w:t>7.5 AI 使用建議：雲端與地端</w:t>
       </w:r>
+      <w:bookmarkEnd w:id="84"/>
     </w:p>
     <w:p>
       <w:pPr>
         <w:pStyle w:val="FirstParagraph"/>
         <w:spacing w:line="240" w:lineRule="auto"/>
       </w:pPr>
+      <w:proofErr w:type="spellStart"/>
       <w:r>
         <w:rPr>
           <w:rFonts w:hint="eastAsia"/>
         </w:rPr>
-        <w:t>HyAgent 的 AI 模型為可替換模組，可採雲端 AI 服務（平台設定或客戶自帶帳號），或企業自架的地端模型。兩者各有取捨，建議依資料敏感度、回答品質需求、預算與維運能力選擇：</w:t>
+        <w:t>HyAgent</w:t>
+      </w:r>
+      <w:proofErr w:type="spellEnd"/>
+      <w:r>
+        <w:rPr>
+          <w:rFonts w:hint="eastAsia"/>
+        </w:rPr>
+        <w:t xml:space="preserve"> 的 AI 模型為可替換模組，可採雲端 AI 服務（平台設定或客戶自帶帳號），或企業自架的地端模型。兩者各有取捨，建議依資料敏感度、回答品質需求、預算與維運能力選擇：</w:t>
       </w:r>
     </w:p>
     <w:tbl>
@@ -15085,6 +17207,7 @@
                 <w:color w:val="1F3A5F"/>
                 <w:sz w:val="22"/>
               </w:rPr>
+              <w:lastRenderedPageBreak/>
               <w:t>導入速度</w:t>
             </w:r>
           </w:p>
@@ -15181,7 +17304,6 @@
                 <w:color w:val="1F3A5F"/>
                 <w:sz w:val="22"/>
               </w:rPr>
-              <w:lastRenderedPageBreak/>
               <w:t>成本結構</w:t>
             </w:r>
           </w:p>
@@ -15621,7 +17743,7 @@
       <w:pPr>
         <w:pStyle w:val="21"/>
       </w:pPr>
-      <w:bookmarkStart w:id="50" w:name="appendix"/>
+      <w:bookmarkStart w:id="85" w:name="appendix"/>
       <w:r>
         <w:rPr>
           <w:rFonts w:hint="eastAsia"/>
@@ -15629,7 +17751,7 @@
         <w:lastRenderedPageBreak/>
         <w:t>附錄：名詞對照</w:t>
       </w:r>
-      <w:bookmarkEnd w:id="50"/>
+      <w:bookmarkEnd w:id="85"/>
     </w:p>
     <w:tbl>
       <w:tblPr>
@@ -15858,7 +17980,21 @@
               <w:rPr>
                 <w:sz w:val="22"/>
               </w:rPr>
-              <w:t xml:space="preserve"> HyAgent </w:t>
+              <w:t xml:space="preserve"> </w:t>
+            </w:r>
+            <w:proofErr w:type="spellStart"/>
+            <w:r>
+              <w:rPr>
+                <w:sz w:val="22"/>
+              </w:rPr>
+              <w:t>HyAgent</w:t>
+            </w:r>
+            <w:proofErr w:type="spellEnd"/>
+            <w:r>
+              <w:rPr>
+                <w:sz w:val="22"/>
+              </w:rPr>
+              <w:t xml:space="preserve"> </w:t>
             </w:r>
             <w:r>
               <w:rPr>
@@ -15903,7 +18039,7 @@
                 <w:color w:val="1F3A5F"/>
                 <w:sz w:val="22"/>
               </w:rPr>
-              <w:t>連接器（Connector）</w:t>
+              <w:t>MCP（Model Context Protocol）</w:t>
             </w:r>
           </w:p>
         </w:tc>
@@ -15932,7 +18068,61 @@
                 <w:rFonts w:hint="eastAsia"/>
                 <w:sz w:val="22"/>
               </w:rPr>
-              <w:t>對接特定外部系統的實作模組</w:t>
+              <w:t xml:space="preserve">讓 </w:t>
+            </w:r>
+            <w:r>
+              <w:rPr>
+                <w:sz w:val="22"/>
+              </w:rPr>
+              <w:t>AI Agent 以</w:t>
+            </w:r>
+            <w:r>
+              <w:rPr>
+                <w:rFonts w:hint="eastAsia"/>
+                <w:sz w:val="22"/>
+              </w:rPr>
+              <w:t>標準協定發現與呼叫外部服務工具；</w:t>
+            </w:r>
+            <w:proofErr w:type="spellStart"/>
+            <w:r>
+              <w:rPr>
+                <w:rFonts w:hint="eastAsia"/>
+                <w:sz w:val="22"/>
+              </w:rPr>
+              <w:t>HyAgent</w:t>
+            </w:r>
+            <w:proofErr w:type="spellEnd"/>
+            <w:r>
+              <w:rPr>
+                <w:rFonts w:hint="eastAsia"/>
+                <w:sz w:val="22"/>
+              </w:rPr>
+              <w:t xml:space="preserve"> 目前採 </w:t>
+            </w:r>
+            <w:bookmarkStart w:id="86" w:name="OLE_LINK1"/>
+            <w:proofErr w:type="spellStart"/>
+            <w:r>
+              <w:rPr>
+                <w:rFonts w:hint="eastAsia"/>
+                <w:sz w:val="22"/>
+              </w:rPr>
+              <w:t>Streamable</w:t>
+            </w:r>
+            <w:proofErr w:type="spellEnd"/>
+            <w:r>
+              <w:rPr>
+                <w:rFonts w:hint="eastAsia"/>
+                <w:sz w:val="22"/>
+              </w:rPr>
+              <w:t xml:space="preserve"> HTTP</w:t>
+            </w:r>
+            <w:bookmarkEnd w:id="86"/>
+            <w:r>
+              <w:rPr>
+                <w:rFonts w:hint="eastAsia"/>
+                <w:sz w:val="22"/>
+              </w:rPr>
+              <w:t xml:space="preserve"> 串接</w:t>
             </w:r>
           </w:p>
         </w:tc>
@@ -15958,19 +18148,19 @@
               <w:pStyle w:val="Compact"/>
               <w:spacing w:before="0" w:after="0" w:line="240" w:lineRule="auto"/>
               <w:rPr>
-                <w:b/>
-                <w:color w:val="1F3A5F"/>
-                <w:sz w:val="22"/>
-              </w:rPr>
-            </w:pPr>
-            <w:r>
-              <w:rPr>
                 <w:rFonts w:hint="eastAsia"/>
                 <w:b/>
                 <w:color w:val="1F3A5F"/>
                 <w:sz w:val="22"/>
               </w:rPr>
-              <w:t>權限範圍（Scope）</w:t>
+            </w:pPr>
+            <w:r>
+              <w:rPr>
+                <w:b/>
+                <w:color w:val="1F3A5F"/>
+                <w:sz w:val="22"/>
+              </w:rPr>
+              <w:t>MCP 工具（Tool）</w:t>
             </w:r>
           </w:p>
         </w:tc>
@@ -15991,15 +18181,15 @@
               <w:pStyle w:val="Compact"/>
               <w:spacing w:before="0" w:after="0" w:line="240" w:lineRule="auto"/>
               <w:rPr>
+                <w:rFonts w:hint="eastAsia"/>
                 <w:sz w:val="22"/>
               </w:rPr>
             </w:pPr>
             <w:r>
               <w:rPr>
-                <w:rFonts w:hint="eastAsia"/>
-                <w:sz w:val="22"/>
-              </w:rPr>
-              <w:t>代表服務或資料能力的權限單位</w:t>
+                <w:sz w:val="22"/>
+              </w:rPr>
+              <w:t>MCP 服務提供的單一查詢或操作功能，依是否變更資料分為唯讀工具與寫入工具</w:t>
             </w:r>
           </w:p>
         </w:tc>
@@ -16025,19 +18215,20 @@
               <w:pStyle w:val="Compact"/>
               <w:spacing w:before="0" w:after="0" w:line="240" w:lineRule="auto"/>
               <w:rPr>
-                <w:b/>
-                <w:color w:val="1F3A5F"/>
-                <w:sz w:val="22"/>
-              </w:rPr>
-            </w:pPr>
-            <w:r>
-              <w:rPr>
                 <w:rFonts w:hint="eastAsia"/>
                 <w:b/>
                 <w:color w:val="1F3A5F"/>
                 <w:sz w:val="22"/>
               </w:rPr>
-              <w:t>能力套餐</w:t>
+            </w:pPr>
+            <w:r>
+              <w:rPr>
+                <w:rFonts w:hint="eastAsia"/>
+                <w:b/>
+                <w:color w:val="1F3A5F"/>
+                <w:sz w:val="22"/>
+              </w:rPr>
+              <w:t>確認卡片</w:t>
             </w:r>
           </w:p>
         </w:tc>
@@ -16058,6 +18249,7 @@
               <w:pStyle w:val="Compact"/>
               <w:spacing w:before="0" w:after="0" w:line="240" w:lineRule="auto"/>
               <w:rPr>
+                <w:rFonts w:hint="eastAsia"/>
                 <w:sz w:val="22"/>
               </w:rPr>
             </w:pPr>
@@ -16066,7 +18258,7 @@
                 <w:rFonts w:hint="eastAsia"/>
                 <w:sz w:val="22"/>
               </w:rPr>
-              <w:t>一組預先組合的權限，便於依部門或方案批次授權</w:t>
+              <w:t>寫入工具執行前呈現給使用者的確認畫面，可檢視或調整內容，經明確確認後才執行</w:t>
             </w:r>
           </w:p>
         </w:tc>
@@ -16104,7 +18296,7 @@
                 <w:color w:val="1F3A5F"/>
                 <w:sz w:val="22"/>
               </w:rPr>
-              <w:t>可見性標籤</w:t>
+              <w:t>連接器（Connector）</w:t>
             </w:r>
           </w:p>
         </w:tc>
@@ -16133,7 +18325,7 @@
                 <w:rFonts w:hint="eastAsia"/>
                 <w:sz w:val="22"/>
               </w:rPr>
-              <w:t>標註知識文件可被哪些對象檢索的分類標記</w:t>
+              <w:t>對接特定外部系統的實作模組</w:t>
             </w:r>
           </w:p>
         </w:tc>
@@ -16171,7 +18363,7 @@
                 <w:color w:val="1F3A5F"/>
                 <w:sz w:val="22"/>
               </w:rPr>
-              <w:t>知識問答（RAG）</w:t>
+              <w:t>權限範圍（Scope）</w:t>
             </w:r>
           </w:p>
         </w:tc>
@@ -16200,20 +18392,7 @@
                 <w:rFonts w:hint="eastAsia"/>
                 <w:sz w:val="22"/>
               </w:rPr>
-              <w:t>先檢索企業資料，再讓</w:t>
-            </w:r>
-            <w:r>
-              <w:rPr>
-                <w:sz w:val="22"/>
-              </w:rPr>
-              <w:t xml:space="preserve"> AI </w:t>
-            </w:r>
-            <w:r>
-              <w:rPr>
-                <w:rFonts w:hint="eastAsia"/>
-                <w:sz w:val="22"/>
-              </w:rPr>
-              <w:t>依命中內容回答或彙整</w:t>
+              <w:t>代表服務或資料能力的權限單位</w:t>
             </w:r>
           </w:p>
         </w:tc>
@@ -16251,24 +18430,7 @@
                 <w:color w:val="1F3A5F"/>
                 <w:sz w:val="22"/>
               </w:rPr>
-              <w:t>身分憑證（Identity</w:t>
-            </w:r>
-            <w:r>
-              <w:rPr>
-                <w:b/>
-                <w:color w:val="1F3A5F"/>
-                <w:sz w:val="22"/>
-              </w:rPr>
-              <w:t xml:space="preserve"> </w:t>
-            </w:r>
-            <w:r>
-              <w:rPr>
-                <w:rFonts w:hint="eastAsia"/>
-                <w:b/>
-                <w:color w:val="1F3A5F"/>
-                <w:sz w:val="22"/>
-              </w:rPr>
-              <w:t>Assertion）</w:t>
+              <w:t>能力套餐</w:t>
             </w:r>
           </w:p>
         </w:tc>
@@ -16297,13 +18459,7 @@
                 <w:rFonts w:hint="eastAsia"/>
                 <w:sz w:val="22"/>
               </w:rPr>
-              <w:t>宿主網站以自家私鑰簽發的短效身分證明，用於帶入</w:t>
-            </w:r>
-            <w:r>
-              <w:rPr>
-                <w:sz w:val="22"/>
-              </w:rPr>
-              <w:t xml:space="preserve"> HyAgent</w:t>
+              <w:t>一組預先組合的權限，便於依部門或方案批次授權</w:t>
             </w:r>
           </w:p>
         </w:tc>
@@ -16341,7 +18497,7 @@
                 <w:color w:val="1F3A5F"/>
                 <w:sz w:val="22"/>
               </w:rPr>
-              <w:t>嵌入元件（Widget）</w:t>
+              <w:t>可見性標籤</w:t>
             </w:r>
           </w:p>
         </w:tc>
@@ -16370,20 +18526,7 @@
                 <w:rFonts w:hint="eastAsia"/>
                 <w:sz w:val="22"/>
               </w:rPr>
-              <w:t>可置入外部網頁的</w:t>
-            </w:r>
-            <w:r>
-              <w:rPr>
-                <w:sz w:val="22"/>
-              </w:rPr>
-              <w:t xml:space="preserve"> HyAgent </w:t>
-            </w:r>
-            <w:r>
-              <w:rPr>
-                <w:rFonts w:hint="eastAsia"/>
-                <w:sz w:val="22"/>
-              </w:rPr>
-              <w:t>對話介面</w:t>
+              <w:t>標註知識文件可被哪些對象檢索的分類標記</w:t>
             </w:r>
           </w:p>
         </w:tc>
@@ -16421,7 +18564,7 @@
                 <w:color w:val="1F3A5F"/>
                 <w:sz w:val="22"/>
               </w:rPr>
-              <w:t>開發套件（SDK）</w:t>
+              <w:t>知識問答（RAG）</w:t>
             </w:r>
           </w:p>
         </w:tc>
@@ -16450,7 +18593,20 @@
                 <w:rFonts w:hint="eastAsia"/>
                 <w:sz w:val="22"/>
               </w:rPr>
-              <w:t>供客戶開發者呼叫介面、控制嵌入元件與接收事件的工具包</w:t>
+              <w:t>先檢索企業資料，再讓</w:t>
+            </w:r>
+            <w:r>
+              <w:rPr>
+                <w:sz w:val="22"/>
+              </w:rPr>
+              <w:t xml:space="preserve"> AI </w:t>
+            </w:r>
+            <w:r>
+              <w:rPr>
+                <w:rFonts w:hint="eastAsia"/>
+                <w:sz w:val="22"/>
+              </w:rPr>
+              <w:t>依命中內容回答或彙整</w:t>
             </w:r>
           </w:p>
         </w:tc>
@@ -16488,7 +18644,24 @@
                 <w:color w:val="1F3A5F"/>
                 <w:sz w:val="22"/>
               </w:rPr>
-              <w:t>事件通知（Webhook）</w:t>
+              <w:t>身分憑證（Identity</w:t>
+            </w:r>
+            <w:r>
+              <w:rPr>
+                <w:b/>
+                <w:color w:val="1F3A5F"/>
+                <w:sz w:val="22"/>
+              </w:rPr>
+              <w:t xml:space="preserve"> </w:t>
+            </w:r>
+            <w:r>
+              <w:rPr>
+                <w:rFonts w:hint="eastAsia"/>
+                <w:b/>
+                <w:color w:val="1F3A5F"/>
+                <w:sz w:val="22"/>
+              </w:rPr>
+              <w:t>Assertion）</w:t>
             </w:r>
           </w:p>
         </w:tc>
@@ -16514,17 +18687,25 @@
             </w:pPr>
             <w:r>
               <w:rPr>
-                <w:sz w:val="22"/>
-              </w:rPr>
-              <w:t xml:space="preserve">HyAgent </w:t>
-            </w:r>
-            <w:r>
-              <w:rPr>
                 <w:rFonts w:hint="eastAsia"/>
                 <w:sz w:val="22"/>
               </w:rPr>
-              <w:t>在事件發生後主動呼叫外部系統的通知機制</w:t>
-            </w:r>
+              <w:t>宿主網站以自家私鑰簽發的短效身分證明，用於帶入</w:t>
+            </w:r>
+            <w:r>
+              <w:rPr>
+                <w:sz w:val="22"/>
+              </w:rPr>
+              <w:t xml:space="preserve"> </w:t>
+            </w:r>
+            <w:proofErr w:type="spellStart"/>
+            <w:r>
+              <w:rPr>
+                <w:sz w:val="22"/>
+              </w:rPr>
+              <w:t>HyAgent</w:t>
+            </w:r>
+            <w:proofErr w:type="spellEnd"/>
           </w:p>
         </w:tc>
       </w:tr>
@@ -16561,24 +18742,7 @@
                 <w:color w:val="1F3A5F"/>
                 <w:sz w:val="22"/>
               </w:rPr>
-              <w:t>自帶</w:t>
-            </w:r>
-            <w:r>
-              <w:rPr>
-                <w:b/>
-                <w:color w:val="1F3A5F"/>
-                <w:sz w:val="22"/>
-              </w:rPr>
-              <w:t xml:space="preserve"> AI </w:t>
-            </w:r>
-            <w:r>
-              <w:rPr>
-                <w:rFonts w:hint="eastAsia"/>
-                <w:b/>
-                <w:color w:val="1F3A5F"/>
-                <w:sz w:val="22"/>
-              </w:rPr>
-              <w:t>金鑰</w:t>
+              <w:t>嵌入元件（Widget）</w:t>
             </w:r>
           </w:p>
         </w:tc>
@@ -16607,6 +18771,265 @@
                 <w:rFonts w:hint="eastAsia"/>
                 <w:sz w:val="22"/>
               </w:rPr>
+              <w:t>可置入外部網頁的</w:t>
+            </w:r>
+            <w:r>
+              <w:rPr>
+                <w:sz w:val="22"/>
+              </w:rPr>
+              <w:t xml:space="preserve"> </w:t>
+            </w:r>
+            <w:proofErr w:type="spellStart"/>
+            <w:r>
+              <w:rPr>
+                <w:sz w:val="22"/>
+              </w:rPr>
+              <w:t>HyAgent</w:t>
+            </w:r>
+            <w:proofErr w:type="spellEnd"/>
+            <w:r>
+              <w:rPr>
+                <w:sz w:val="22"/>
+              </w:rPr>
+              <w:t xml:space="preserve"> </w:t>
+            </w:r>
+            <w:r>
+              <w:rPr>
+                <w:rFonts w:hint="eastAsia"/>
+                <w:sz w:val="22"/>
+              </w:rPr>
+              <w:t>對話介面</w:t>
+            </w:r>
+          </w:p>
+        </w:tc>
+      </w:tr>
+      <w:tr>
+        <w:trPr>
+          <w:cantSplit/>
+        </w:trPr>
+        <w:tc>
+          <w:tcPr>
+            <w:tcW w:w="2794" w:type="dxa"/>
+            <w:shd w:val="clear" w:color="FFFFFF" w:fill="FFFFFF"/>
+            <w:tcMar>
+              <w:top w:w="40" w:type="dxa"/>
+              <w:left w:w="100" w:type="dxa"/>
+              <w:bottom w:w="40" w:type="dxa"/>
+              <w:right w:w="100" w:type="dxa"/>
+            </w:tcMar>
+            <w:vAlign w:val="center"/>
+          </w:tcPr>
+          <w:p>
+            <w:pPr>
+              <w:pStyle w:val="Compact"/>
+              <w:spacing w:before="0" w:after="0" w:line="240" w:lineRule="auto"/>
+              <w:rPr>
+                <w:b/>
+                <w:color w:val="1F3A5F"/>
+                <w:sz w:val="22"/>
+              </w:rPr>
+            </w:pPr>
+            <w:r>
+              <w:rPr>
+                <w:rFonts w:hint="eastAsia"/>
+                <w:b/>
+                <w:color w:val="1F3A5F"/>
+                <w:sz w:val="22"/>
+              </w:rPr>
+              <w:t>開發套件（SDK）</w:t>
+            </w:r>
+          </w:p>
+        </w:tc>
+        <w:tc>
+          <w:tcPr>
+            <w:tcW w:w="6566" w:type="dxa"/>
+            <w:shd w:val="clear" w:color="FFFFFF" w:fill="FFFFFF"/>
+            <w:tcMar>
+              <w:top w:w="40" w:type="dxa"/>
+              <w:left w:w="100" w:type="dxa"/>
+              <w:bottom w:w="40" w:type="dxa"/>
+              <w:right w:w="100" w:type="dxa"/>
+            </w:tcMar>
+            <w:vAlign w:val="center"/>
+          </w:tcPr>
+          <w:p>
+            <w:pPr>
+              <w:pStyle w:val="Compact"/>
+              <w:spacing w:before="0" w:after="0" w:line="240" w:lineRule="auto"/>
+              <w:rPr>
+                <w:sz w:val="22"/>
+              </w:rPr>
+            </w:pPr>
+            <w:r>
+              <w:rPr>
+                <w:rFonts w:hint="eastAsia"/>
+                <w:sz w:val="22"/>
+              </w:rPr>
+              <w:t>供客戶開發者呼叫介面、控制嵌入元件與接收事件的工具包</w:t>
+            </w:r>
+          </w:p>
+        </w:tc>
+      </w:tr>
+      <w:tr>
+        <w:trPr>
+          <w:cantSplit/>
+        </w:trPr>
+        <w:tc>
+          <w:tcPr>
+            <w:tcW w:w="2794" w:type="dxa"/>
+            <w:shd w:val="clear" w:color="EEF3F8" w:fill="EEF3F8"/>
+            <w:tcMar>
+              <w:top w:w="40" w:type="dxa"/>
+              <w:left w:w="100" w:type="dxa"/>
+              <w:bottom w:w="40" w:type="dxa"/>
+              <w:right w:w="100" w:type="dxa"/>
+            </w:tcMar>
+            <w:vAlign w:val="center"/>
+          </w:tcPr>
+          <w:p>
+            <w:pPr>
+              <w:pStyle w:val="Compact"/>
+              <w:spacing w:before="0" w:after="0" w:line="240" w:lineRule="auto"/>
+              <w:rPr>
+                <w:b/>
+                <w:color w:val="1F3A5F"/>
+                <w:sz w:val="22"/>
+              </w:rPr>
+            </w:pPr>
+            <w:r>
+              <w:rPr>
+                <w:rFonts w:hint="eastAsia"/>
+                <w:b/>
+                <w:color w:val="1F3A5F"/>
+                <w:sz w:val="22"/>
+              </w:rPr>
+              <w:t>事件通知（Webhook）</w:t>
+            </w:r>
+          </w:p>
+        </w:tc>
+        <w:tc>
+          <w:tcPr>
+            <w:tcW w:w="6566" w:type="dxa"/>
+            <w:shd w:val="clear" w:color="EEF3F8" w:fill="EEF3F8"/>
+            <w:tcMar>
+              <w:top w:w="40" w:type="dxa"/>
+              <w:left w:w="100" w:type="dxa"/>
+              <w:bottom w:w="40" w:type="dxa"/>
+              <w:right w:w="100" w:type="dxa"/>
+            </w:tcMar>
+            <w:vAlign w:val="center"/>
+          </w:tcPr>
+          <w:p>
+            <w:pPr>
+              <w:pStyle w:val="Compact"/>
+              <w:spacing w:before="0" w:after="0" w:line="240" w:lineRule="auto"/>
+              <w:rPr>
+                <w:sz w:val="22"/>
+              </w:rPr>
+            </w:pPr>
+            <w:proofErr w:type="spellStart"/>
+            <w:r>
+              <w:rPr>
+                <w:sz w:val="22"/>
+              </w:rPr>
+              <w:t>HyAgent</w:t>
+            </w:r>
+            <w:proofErr w:type="spellEnd"/>
+            <w:r>
+              <w:rPr>
+                <w:sz w:val="22"/>
+              </w:rPr>
+              <w:t xml:space="preserve"> </w:t>
+            </w:r>
+            <w:r>
+              <w:rPr>
+                <w:rFonts w:hint="eastAsia"/>
+                <w:sz w:val="22"/>
+              </w:rPr>
+              <w:t>在事件發生後主動呼叫外部系統的通知機制</w:t>
+            </w:r>
+          </w:p>
+        </w:tc>
+      </w:tr>
+      <w:tr>
+        <w:trPr>
+          <w:cantSplit/>
+        </w:trPr>
+        <w:tc>
+          <w:tcPr>
+            <w:tcW w:w="2794" w:type="dxa"/>
+            <w:shd w:val="clear" w:color="FFFFFF" w:fill="FFFFFF"/>
+            <w:tcMar>
+              <w:top w:w="40" w:type="dxa"/>
+              <w:left w:w="100" w:type="dxa"/>
+              <w:bottom w:w="40" w:type="dxa"/>
+              <w:right w:w="100" w:type="dxa"/>
+            </w:tcMar>
+            <w:vAlign w:val="center"/>
+          </w:tcPr>
+          <w:p>
+            <w:pPr>
+              <w:pStyle w:val="Compact"/>
+              <w:spacing w:before="0" w:after="0" w:line="240" w:lineRule="auto"/>
+              <w:rPr>
+                <w:b/>
+                <w:color w:val="1F3A5F"/>
+                <w:sz w:val="22"/>
+              </w:rPr>
+            </w:pPr>
+            <w:r>
+              <w:rPr>
+                <w:rFonts w:hint="eastAsia"/>
+                <w:b/>
+                <w:color w:val="1F3A5F"/>
+                <w:sz w:val="22"/>
+              </w:rPr>
+              <w:t>自帶</w:t>
+            </w:r>
+            <w:r>
+              <w:rPr>
+                <w:b/>
+                <w:color w:val="1F3A5F"/>
+                <w:sz w:val="22"/>
+              </w:rPr>
+              <w:t xml:space="preserve"> AI </w:t>
+            </w:r>
+            <w:r>
+              <w:rPr>
+                <w:rFonts w:hint="eastAsia"/>
+                <w:b/>
+                <w:color w:val="1F3A5F"/>
+                <w:sz w:val="22"/>
+              </w:rPr>
+              <w:t>金鑰</w:t>
+            </w:r>
+          </w:p>
+        </w:tc>
+        <w:tc>
+          <w:tcPr>
+            <w:tcW w:w="6566" w:type="dxa"/>
+            <w:shd w:val="clear" w:color="FFFFFF" w:fill="FFFFFF"/>
+            <w:tcMar>
+              <w:top w:w="40" w:type="dxa"/>
+              <w:left w:w="100" w:type="dxa"/>
+              <w:bottom w:w="40" w:type="dxa"/>
+              <w:right w:w="100" w:type="dxa"/>
+            </w:tcMar>
+            <w:vAlign w:val="center"/>
+          </w:tcPr>
+          <w:p>
+            <w:pPr>
+              <w:pStyle w:val="Compact"/>
+              <w:spacing w:before="0" w:after="0" w:line="240" w:lineRule="auto"/>
+              <w:rPr>
+                <w:sz w:val="22"/>
+              </w:rPr>
+            </w:pPr>
+            <w:r>
+              <w:rPr>
+                <w:rFonts w:hint="eastAsia"/>
+                <w:sz w:val="22"/>
+              </w:rPr>
               <w:t>客戶使用自己的</w:t>
             </w:r>
             <w:r>
@@ -16652,7 +19075,15 @@
         <w:t>本文件為本公司針對</w:t>
       </w:r>
       <w:r>
-        <w:t xml:space="preserve"> HyAgent </w:t>
+        <w:t xml:space="preserve"> </w:t>
+      </w:r>
+      <w:proofErr w:type="spellStart"/>
+      <w:r>
+        <w:t>HyAgent</w:t>
+      </w:r>
+      <w:proofErr w:type="spellEnd"/>
+      <w:r>
+        <w:t xml:space="preserve"> </w:t>
       </w:r>
       <w:r>
         <w:rPr>
@@ -16685,7 +19116,7 @@
         </w:r>
       </w:hyperlink>
       <w:bookmarkEnd w:id="0"/>
-      <w:bookmarkEnd w:id="49"/>
+      <w:bookmarkEnd w:id="83"/>
     </w:p>
     <w:sectPr>
       <w:headerReference w:type="even" r:id="rId8"/>
@@ -16886,13 +19317,23 @@
         <w:sz w:val="18"/>
       </w:rPr>
     </w:pPr>
+    <w:proofErr w:type="spellStart"/>
     <w:r>
       <w:rPr>
         <w:rFonts w:ascii="微軟正黑體" w:eastAsia="微軟正黑體" w:hAnsi="微軟正黑體" w:hint="eastAsia"/>
         <w:color w:val="7F7F7F"/>
         <w:sz w:val="18"/>
       </w:rPr>
-      <w:t>HyAgent 導入建議書　｜　機密文件</w:t>
+      <w:t>HyAgent</w:t>
+    </w:r>
+    <w:proofErr w:type="spellEnd"/>
+    <w:r>
+      <w:rPr>
+        <w:rFonts w:ascii="微軟正黑體" w:eastAsia="微軟正黑體" w:hAnsi="微軟正黑體" w:hint="eastAsia"/>
+        <w:color w:val="7F7F7F"/>
+        <w:sz w:val="18"/>
+      </w:rPr>
+      <w:t xml:space="preserve"> 導入建議書　｜　機密文件</w:t>
     </w:r>
   </w:p>
 </w:hdr>
@@ -17547,6 +19988,119 @@
     </w:lvl>
   </w:abstractNum>
   <w:abstractNum w:abstractNumId="15" w15:restartNumberingAfterBreak="0">
+    <w:nsid w:val="1FC61940"/>
+    <w:multiLevelType w:val="multilevel"/>
+    <w:tmpl w:val="BCACA1A0"/>
+    <w:lvl w:ilvl="0">
+      <w:start w:val="1"/>
+      <w:numFmt w:val="decimal"/>
+      <w:lvlText w:val="%1."/>
+      <w:lvlJc w:val="left"/>
+      <w:pPr>
+        <w:ind w:left="840" w:hanging="480"/>
+      </w:pPr>
+      <w:rPr>
+        <w:rFonts w:hint="default"/>
+      </w:rPr>
+    </w:lvl>
+    <w:lvl w:ilvl="1" w:tentative="1">
+      <w:start w:val="1"/>
+      <w:numFmt w:val="bullet"/>
+      <w:lvlText w:val=""/>
+      <w:lvlJc w:val="left"/>
+      <w:pPr>
+        <w:ind w:left="1320" w:hanging="480"/>
+      </w:pPr>
+      <w:rPr>
+        <w:rFonts w:ascii="Wingdings" w:hAnsi="Wingdings" w:hint="default"/>
+      </w:rPr>
+    </w:lvl>
+    <w:lvl w:ilvl="2" w:tentative="1">
+      <w:start w:val="1"/>
+      <w:numFmt w:val="bullet"/>
+      <w:lvlText w:val=""/>
+      <w:lvlJc w:val="left"/>
+      <w:pPr>
+        <w:ind w:left="1800" w:hanging="480"/>
+      </w:pPr>
+      <w:rPr>
+        <w:rFonts w:ascii="Wingdings" w:hAnsi="Wingdings" w:hint="default"/>
+      </w:rPr>
+    </w:lvl>
+    <w:lvl w:ilvl="3" w:tentative="1">
+      <w:start w:val="1"/>
+      <w:numFmt w:val="bullet"/>
+      <w:lvlText w:val=""/>
+      <w:lvlJc w:val="left"/>
+      <w:pPr>
+        <w:ind w:left="2280" w:hanging="480"/>
+      </w:pPr>
+      <w:rPr>
+        <w:rFonts w:ascii="Wingdings" w:hAnsi="Wingdings" w:hint="default"/>
+      </w:rPr>
+    </w:lvl>
+    <w:lvl w:ilvl="4" w:tentative="1">
+      <w:start w:val="1"/>
+      <w:numFmt w:val="bullet"/>
+      <w:lvlText w:val=""/>
+      <w:lvlJc w:val="left"/>
+      <w:pPr>
+        <w:ind w:left="2760" w:hanging="480"/>
+      </w:pPr>
+      <w:rPr>
+        <w:rFonts w:ascii="Wingdings" w:hAnsi="Wingdings" w:hint="default"/>
+      </w:rPr>
+    </w:lvl>
+    <w:lvl w:ilvl="5" w:tentative="1">
+      <w:start w:val="1"/>
+      <w:numFmt w:val="bullet"/>
+      <w:lvlText w:val=""/>
+      <w:lvlJc w:val="left"/>
+      <w:pPr>
+        <w:ind w:left="3240" w:hanging="480"/>
+      </w:pPr>
+      <w:rPr>
+        <w:rFonts w:ascii="Wingdings" w:hAnsi="Wingdings" w:hint="default"/>
+      </w:rPr>
+    </w:lvl>
+    <w:lvl w:ilvl="6" w:tentative="1">
+      <w:start w:val="1"/>
+      <w:numFmt w:val="bullet"/>
+      <w:lvlText w:val=""/>
+      <w:lvlJc w:val="left"/>
+      <w:pPr>
+        <w:ind w:left="3720" w:hanging="480"/>
+      </w:pPr>
+      <w:rPr>
+        <w:rFonts w:ascii="Wingdings" w:hAnsi="Wingdings" w:hint="default"/>
+      </w:rPr>
+    </w:lvl>
+    <w:lvl w:ilvl="7" w:tentative="1">
+      <w:start w:val="1"/>
+      <w:numFmt w:val="bullet"/>
+      <w:lvlText w:val=""/>
+      <w:lvlJc w:val="left"/>
+      <w:pPr>
+        <w:ind w:left="4200" w:hanging="480"/>
+      </w:pPr>
+      <w:rPr>
+        <w:rFonts w:ascii="Wingdings" w:hAnsi="Wingdings" w:hint="default"/>
+      </w:rPr>
+    </w:lvl>
+    <w:lvl w:ilvl="8" w:tentative="1">
+      <w:start w:val="1"/>
+      <w:numFmt w:val="bullet"/>
+      <w:lvlText w:val=""/>
+      <w:lvlJc w:val="left"/>
+      <w:pPr>
+        <w:ind w:left="4680" w:hanging="480"/>
+      </w:pPr>
+      <w:rPr>
+        <w:rFonts w:ascii="Wingdings" w:hAnsi="Wingdings" w:hint="default"/>
+      </w:rPr>
+    </w:lvl>
+  </w:abstractNum>
+  <w:abstractNum w:abstractNumId="16" w15:restartNumberingAfterBreak="0">
     <w:nsid w:val="2A955F34"/>
     <w:multiLevelType w:val="multilevel"/>
     <w:tmpl w:val="25F201A6"/>
@@ -17659,7 +20213,120 @@
       </w:rPr>
     </w:lvl>
   </w:abstractNum>
-  <w:abstractNum w:abstractNumId="16" w15:restartNumberingAfterBreak="0">
+  <w:abstractNum w:abstractNumId="17" w15:restartNumberingAfterBreak="0">
+    <w:nsid w:val="31135858"/>
+    <w:multiLevelType w:val="multilevel"/>
+    <w:tmpl w:val="06EE57B4"/>
+    <w:lvl w:ilvl="0">
+      <w:start w:val="1"/>
+      <w:numFmt w:val="decimal"/>
+      <w:lvlText w:val="%1."/>
+      <w:lvlJc w:val="left"/>
+      <w:pPr>
+        <w:ind w:left="840" w:hanging="480"/>
+      </w:pPr>
+      <w:rPr>
+        <w:rFonts w:hint="default"/>
+      </w:rPr>
+    </w:lvl>
+    <w:lvl w:ilvl="1" w:tentative="1">
+      <w:start w:val="1"/>
+      <w:numFmt w:val="bullet"/>
+      <w:lvlText w:val=""/>
+      <w:lvlJc w:val="left"/>
+      <w:pPr>
+        <w:ind w:left="1320" w:hanging="480"/>
+      </w:pPr>
+      <w:rPr>
+        <w:rFonts w:ascii="Wingdings" w:hAnsi="Wingdings" w:hint="default"/>
+      </w:rPr>
+    </w:lvl>
+    <w:lvl w:ilvl="2" w:tentative="1">
+      <w:start w:val="1"/>
+      <w:numFmt w:val="bullet"/>
+      <w:lvlText w:val=""/>
+      <w:lvlJc w:val="left"/>
+      <w:pPr>
+        <w:ind w:left="1800" w:hanging="480"/>
+      </w:pPr>
+      <w:rPr>
+        <w:rFonts w:ascii="Wingdings" w:hAnsi="Wingdings" w:hint="default"/>
+      </w:rPr>
+    </w:lvl>
+    <w:lvl w:ilvl="3" w:tentative="1">
+      <w:start w:val="1"/>
+      <w:numFmt w:val="bullet"/>
+      <w:lvlText w:val=""/>
+      <w:lvlJc w:val="left"/>
+      <w:pPr>
+        <w:ind w:left="2280" w:hanging="480"/>
+      </w:pPr>
+      <w:rPr>
+        <w:rFonts w:ascii="Wingdings" w:hAnsi="Wingdings" w:hint="default"/>
+      </w:rPr>
+    </w:lvl>
+    <w:lvl w:ilvl="4" w:tentative="1">
+      <w:start w:val="1"/>
+      <w:numFmt w:val="bullet"/>
+      <w:lvlText w:val=""/>
+      <w:lvlJc w:val="left"/>
+      <w:pPr>
+        <w:ind w:left="2760" w:hanging="480"/>
+      </w:pPr>
+      <w:rPr>
+        <w:rFonts w:ascii="Wingdings" w:hAnsi="Wingdings" w:hint="default"/>
+      </w:rPr>
+    </w:lvl>
+    <w:lvl w:ilvl="5" w:tentative="1">
+      <w:start w:val="1"/>
+      <w:numFmt w:val="bullet"/>
+      <w:lvlText w:val=""/>
+      <w:lvlJc w:val="left"/>
+      <w:pPr>
+        <w:ind w:left="3240" w:hanging="480"/>
+      </w:pPr>
+      <w:rPr>
+        <w:rFonts w:ascii="Wingdings" w:hAnsi="Wingdings" w:hint="default"/>
+      </w:rPr>
+    </w:lvl>
+    <w:lvl w:ilvl="6" w:tentative="1">
+      <w:start w:val="1"/>
+      <w:numFmt w:val="bullet"/>
+      <w:lvlText w:val=""/>
+      <w:lvlJc w:val="left"/>
+      <w:pPr>
+        <w:ind w:left="3720" w:hanging="480"/>
+      </w:pPr>
+      <w:rPr>
+        <w:rFonts w:ascii="Wingdings" w:hAnsi="Wingdings" w:hint="default"/>
+      </w:rPr>
+    </w:lvl>
+    <w:lvl w:ilvl="7" w:tentative="1">
+      <w:start w:val="1"/>
+      <w:numFmt w:val="bullet"/>
+      <w:lvlText w:val=""/>
+      <w:lvlJc w:val="left"/>
+      <w:pPr>
+        <w:ind w:left="4200" w:hanging="480"/>
+      </w:pPr>
+      <w:rPr>
+        <w:rFonts w:ascii="Wingdings" w:hAnsi="Wingdings" w:hint="default"/>
+      </w:rPr>
+    </w:lvl>
+    <w:lvl w:ilvl="8" w:tentative="1">
+      <w:start w:val="1"/>
+      <w:numFmt w:val="bullet"/>
+      <w:lvlText w:val=""/>
+      <w:lvlJc w:val="left"/>
+      <w:pPr>
+        <w:ind w:left="4680" w:hanging="480"/>
+      </w:pPr>
+      <w:rPr>
+        <w:rFonts w:ascii="Wingdings" w:hAnsi="Wingdings" w:hint="default"/>
+      </w:rPr>
+    </w:lvl>
+  </w:abstractNum>
+  <w:abstractNum w:abstractNumId="18" w15:restartNumberingAfterBreak="0">
     <w:nsid w:val="4A64291E"/>
     <w:multiLevelType w:val="multilevel"/>
     <w:tmpl w:val="04090023"/>
@@ -18018,7 +20685,7 @@
     </w:lvlOverride>
   </w:num>
   <w:num w:numId="18" w16cid:durableId="17315724">
-    <w:abstractNumId w:val="15"/>
+    <w:abstractNumId w:val="16"/>
   </w:num>
   <w:num w:numId="19" w16cid:durableId="475225948">
     <w:abstractNumId w:val="14"/>
@@ -18027,7 +20694,7 @@
     <w:abstractNumId w:val="13"/>
   </w:num>
   <w:num w:numId="21" w16cid:durableId="96676391">
-    <w:abstractNumId w:val="16"/>
+    <w:abstractNumId w:val="18"/>
   </w:num>
   <w:num w:numId="22" w16cid:durableId="1797210568">
     <w:abstractNumId w:val="8"/>
@@ -18058,6 +20725,12 @@
   </w:num>
   <w:num w:numId="31" w16cid:durableId="1854219762">
     <w:abstractNumId w:val="4"/>
+  </w:num>
+  <w:num w:numId="32" w16cid:durableId="2078700425">
+    <w:abstractNumId w:val="17"/>
+  </w:num>
+  <w:num w:numId="33" w16cid:durableId="1372264823">
+    <w:abstractNumId w:val="15"/>
   </w:num>
 </w:numbering>
 </file>
@@ -18403,7 +21076,6 @@
     <w:next w:val="a3"/>
     <w:link w:val="42"/>
     <w:uiPriority w:val="9"/>
-    <w:semiHidden/>
     <w:unhideWhenUsed/>
     <w:qFormat/>
     <w:rsid w:val="00A10FD9"/>
@@ -18759,7 +21431,6 @@
     <w:basedOn w:val="a4"/>
     <w:link w:val="41"/>
     <w:uiPriority w:val="9"/>
-    <w:semiHidden/>
     <w:rsid w:val="00A10FD9"/>
     <w:rPr>
       <w:rFonts w:eastAsiaTheme="majorEastAsia" w:cstheme="majorBidi"/>

--- a/docs/HyAgent導入建議書.docx
+++ b/docs/HyAgent導入建議書.docx
@@ -22,32 +22,6 @@
           <w:rFonts w:hint="eastAsia"/>
         </w:rPr>
         <w:t>導入建議書</w:t>
-      </w:r>
-    </w:p>
-    <w:p>
-      <w:pPr>
-        <w:pStyle w:val="FirstParagraph"/>
-        <w:spacing w:after="960" w:line="360" w:lineRule="auto"/>
-        <w:jc w:val="center"/>
-        <w:rPr>
-          <w:color w:val="1F5C99"/>
-          <w:sz w:val="32"/>
-        </w:rPr>
-      </w:pPr>
-      <w:r>
-        <w:rPr>
-          <w:rFonts w:hint="eastAsia"/>
-          <w:color w:val="1F5C99"/>
-          <w:sz w:val="32"/>
-        </w:rPr>
-        <w:t>通用</w:t>
-      </w:r>
-      <w:r>
-        <w:rPr>
-          <w:color w:val="1F5C99"/>
-          <w:sz w:val="32"/>
-        </w:rPr>
-        <w:t xml:space="preserve"> AI Agent 整合平台導入建議書</w:t>
       </w:r>
     </w:p>
     <w:tbl>
@@ -301,7 +275,7 @@
               <w:rPr>
                 <w:sz w:val="22"/>
               </w:rPr>
-              <w:t>2.1</w:t>
+              <w:t>2.2</w:t>
             </w:r>
           </w:p>
         </w:tc>
@@ -369,7 +343,13 @@
               <w:rPr>
                 <w:sz w:val="22"/>
               </w:rPr>
-              <w:t>2026-10-08</w:t>
+              <w:t>2026-</w:t>
+            </w:r>
+            <w:r>
+              <w:rPr>
+                <w:sz w:val="22"/>
+              </w:rPr>
+              <w:t>10-14</w:t>
             </w:r>
           </w:p>
         </w:tc>
@@ -937,77 +917,49 @@
                 <w:rStyle w:val="af3"/>
                 <w:sz w:val="22"/>
               </w:rPr>
-              <w:t>核心</w:t>
+              <w:t>核心設計理念</w:t>
+            </w:r>
+            <w:r>
+              <w:rPr>
+                <w:sz w:val="22"/>
+              </w:rPr>
+              <w:fldChar w:fldCharType="end"/>
+            </w:r>
+            <w:r>
+              <w:rPr>
+                <w:sz w:val="22"/>
+              </w:rPr>
+              <w:t>、</w:t>
+            </w:r>
+            <w:r>
+              <w:rPr>
+                <w:sz w:val="22"/>
+              </w:rPr>
+              <w:fldChar w:fldCharType="begin"/>
+            </w:r>
+            <w:r>
+              <w:rPr>
+                <w:sz w:val="22"/>
+              </w:rPr>
+              <w:instrText>HYPERLINK  \l "sec2_3"</w:instrText>
+            </w:r>
+            <w:r>
+              <w:rPr>
+                <w:sz w:val="22"/>
+              </w:rPr>
+            </w:r>
+            <w:r>
+              <w:rPr>
+                <w:sz w:val="22"/>
+              </w:rPr>
+              <w:fldChar w:fldCharType="separate"/>
             </w:r>
             <w:r>
               <w:rPr>
                 <w:rStyle w:val="af3"/>
                 <w:sz w:val="22"/>
               </w:rPr>
-              <w:t>設</w:t>
-            </w:r>
-            <w:r>
-              <w:rPr>
-                <w:rStyle w:val="af3"/>
-                <w:sz w:val="22"/>
-              </w:rPr>
-              <w:t>計理念</w:t>
-            </w:r>
-            <w:r>
-              <w:rPr>
-                <w:sz w:val="22"/>
-              </w:rPr>
-              <w:fldChar w:fldCharType="end"/>
-            </w:r>
-            <w:r>
-              <w:rPr>
-                <w:sz w:val="22"/>
-              </w:rPr>
-              <w:t>、</w:t>
-            </w:r>
-            <w:r>
-              <w:rPr>
-                <w:sz w:val="22"/>
-              </w:rPr>
-              <w:fldChar w:fldCharType="begin"/>
-            </w:r>
-            <w:r>
-              <w:rPr>
-                <w:sz w:val="22"/>
-              </w:rPr>
-              <w:instrText>HYPERLINK  \l "sec2_3"</w:instrText>
-            </w:r>
-            <w:r>
-              <w:rPr>
-                <w:sz w:val="22"/>
-              </w:rPr>
-            </w:r>
-            <w:r>
-              <w:rPr>
-                <w:sz w:val="22"/>
-              </w:rPr>
-              <w:fldChar w:fldCharType="separate"/>
-            </w:r>
-            <w:r>
-              <w:rPr>
-                <w:rStyle w:val="af3"/>
-                <w:sz w:val="22"/>
-              </w:rPr>
-              <w:t>功</w:t>
-            </w:r>
-            <w:r>
-              <w:rPr>
-                <w:rStyle w:val="af3"/>
-                <w:sz w:val="22"/>
-              </w:rPr>
-              <w:t>能</w:t>
-            </w:r>
-            <w:r>
-              <w:rPr>
-                <w:rStyle w:val="af3"/>
-                <w:sz w:val="22"/>
-              </w:rPr>
-              <w:t>模組總覽</w:t>
+              <w:t>功能模組總覽</w:t>
             </w:r>
             <w:r>
               <w:rPr>
@@ -1134,21 +1086,7 @@
                   <w:rStyle w:val="af3"/>
                   <w:sz w:val="22"/>
                 </w:rPr>
-                <w:t>技</w:t>
-              </w:r>
-              <w:r>
-                <w:rPr>
-                  <w:rStyle w:val="af3"/>
-                  <w:sz w:val="22"/>
-                </w:rPr>
-                <w:t>術</w:t>
-              </w:r>
-              <w:r>
-                <w:rPr>
-                  <w:rStyle w:val="af3"/>
-                  <w:sz w:val="22"/>
-                </w:rPr>
-                <w:t>路線</w:t>
+                <w:t>技術路線</w:t>
               </w:r>
             </w:hyperlink>
             <w:r>
@@ -1285,6 +1223,19 @@
             </w:r>
             <w:r>
               <w:rPr>
+                <w:rFonts w:hint="eastAsia"/>
+                <w:sz w:val="22"/>
+              </w:rPr>
+              <w:t>知識庫</w:t>
+            </w:r>
+            <w:r>
+              <w:rPr>
+                <w:sz w:val="22"/>
+              </w:rPr>
+              <w:t>、</w:t>
+            </w:r>
+            <w:r>
+              <w:rPr>
                 <w:sz w:val="22"/>
               </w:rPr>
               <w:fldChar w:fldCharType="begin"/>
@@ -1293,7 +1244,7 @@
               <w:rPr>
                 <w:sz w:val="22"/>
               </w:rPr>
-              <w:instrText>HYPERLINK  \l "sec3_4_1"</w:instrText>
+              <w:instrText>HYPERLINK  \l "sec3_6"</w:instrText>
             </w:r>
             <w:r>
               <w:rPr>
@@ -1311,28 +1262,63 @@
                 <w:rStyle w:val="af3"/>
                 <w:sz w:val="22"/>
               </w:rPr>
-              <w:t>MC</w:t>
+              <w:t>報告</w:t>
+            </w:r>
+            <w:r>
+              <w:rPr>
+                <w:sz w:val="22"/>
+              </w:rPr>
+              <w:fldChar w:fldCharType="end"/>
+            </w:r>
+            <w:r>
+              <w:rPr>
+                <w:sz w:val="22"/>
+              </w:rPr>
+              <w:t>、</w:t>
+            </w:r>
+            <w:r>
+              <w:rPr>
+                <w:sz w:val="22"/>
+              </w:rPr>
+              <w:fldChar w:fldCharType="begin"/>
+            </w:r>
+            <w:r>
+              <w:rPr>
+                <w:sz w:val="22"/>
+              </w:rPr>
+              <w:instrText>HYPERLINK  \l "sec3_7"</w:instrText>
+            </w:r>
+            <w:r>
+              <w:rPr>
+                <w:sz w:val="22"/>
+              </w:rPr>
+            </w:r>
+            <w:r>
+              <w:rPr>
+                <w:sz w:val="22"/>
+              </w:rPr>
+              <w:fldChar w:fldCharType="separate"/>
             </w:r>
             <w:r>
               <w:rPr>
                 <w:rStyle w:val="af3"/>
                 <w:sz w:val="22"/>
               </w:rPr>
-              <w:t>P</w:t>
+              <w:t>服務</w:t>
             </w:r>
             <w:r>
               <w:rPr>
                 <w:rStyle w:val="af3"/>
                 <w:sz w:val="22"/>
               </w:rPr>
-              <w:t xml:space="preserve"> </w:t>
+              <w:t>水</w:t>
             </w:r>
             <w:r>
               <w:rPr>
                 <w:rStyle w:val="af3"/>
                 <w:sz w:val="22"/>
               </w:rPr>
-              <w:t>服務串接</w:t>
+              <w:t>準</w:t>
             </w:r>
             <w:r>
               <w:rPr>
@@ -1356,7 +1342,7 @@
               <w:rPr>
                 <w:sz w:val="22"/>
               </w:rPr>
-              <w:instrText>HYPERLINK  \l "sec3_5"</w:instrText>
+              <w:instrText>HYPERLINK  \l "sec3_8"</w:instrText>
             </w:r>
             <w:r>
               <w:rPr>
@@ -1374,7 +1360,7 @@
                 <w:rStyle w:val="af3"/>
                 <w:sz w:val="22"/>
               </w:rPr>
-              <w:t>知識庫</w:t>
+              <w:t>部署需求</w:t>
             </w:r>
             <w:r>
               <w:rPr>
@@ -1390,23 +1376,35 @@
             </w:r>
             <w:r>
               <w:rPr>
+                <w:color w:val="1F5C99"/>
                 <w:sz w:val="22"/>
               </w:rPr>
               <w:fldChar w:fldCharType="begin"/>
             </w:r>
             <w:r>
               <w:rPr>
-                <w:sz w:val="22"/>
-              </w:rPr>
-              <w:instrText>HYPERLINK  \l "sec3_6"</w:instrText>
-            </w:r>
-            <w:r>
-              <w:rPr>
-                <w:sz w:val="22"/>
-              </w:rPr>
-            </w:r>
-            <w:r>
-              <w:rPr>
+                <w:rFonts w:hint="eastAsia"/>
+                <w:color w:val="1F5C99"/>
+                <w:sz w:val="22"/>
+              </w:rPr>
+              <w:instrText xml:space="preserve">HYPERLINK </w:instrText>
+            </w:r>
+            <w:r>
+              <w:rPr>
+                <w:color w:val="1F5C99"/>
+                <w:sz w:val="22"/>
+              </w:rPr>
+              <w:instrText xml:space="preserve"> \l "sec3_9"</w:instrText>
+            </w:r>
+            <w:r>
+              <w:rPr>
+                <w:color w:val="1F5C99"/>
+                <w:sz w:val="22"/>
+              </w:rPr>
+            </w:r>
+            <w:r>
+              <w:rPr>
+                <w:color w:val="1F5C99"/>
                 <w:sz w:val="22"/>
               </w:rPr>
               <w:fldChar w:fldCharType="separate"/>
@@ -1416,122 +1414,25 @@
                 <w:rStyle w:val="af3"/>
                 <w:sz w:val="22"/>
               </w:rPr>
-              <w:t>報告</w:t>
-            </w:r>
-            <w:r>
-              <w:rPr>
-                <w:sz w:val="22"/>
-              </w:rPr>
-              <w:fldChar w:fldCharType="end"/>
-            </w:r>
-            <w:r>
-              <w:rPr>
-                <w:sz w:val="22"/>
-              </w:rPr>
-              <w:t>、</w:t>
-            </w:r>
-            <w:r>
-              <w:rPr>
-                <w:sz w:val="22"/>
-              </w:rPr>
-              <w:fldChar w:fldCharType="begin"/>
-            </w:r>
-            <w:r>
-              <w:rPr>
-                <w:sz w:val="22"/>
-              </w:rPr>
-              <w:instrText>HYPERLINK  \l "sec3_7"</w:instrText>
-            </w:r>
-            <w:r>
-              <w:rPr>
-                <w:sz w:val="22"/>
-              </w:rPr>
-            </w:r>
-            <w:r>
-              <w:rPr>
-                <w:sz w:val="22"/>
-              </w:rPr>
-              <w:fldChar w:fldCharType="separate"/>
+              <w:t>回覆品質</w:t>
             </w:r>
             <w:r>
               <w:rPr>
                 <w:rStyle w:val="af3"/>
                 <w:sz w:val="22"/>
               </w:rPr>
-              <w:t>服務</w:t>
+              <w:t>回</w:t>
             </w:r>
             <w:r>
               <w:rPr>
                 <w:rStyle w:val="af3"/>
                 <w:sz w:val="22"/>
               </w:rPr>
-              <w:t>水</w:t>
-            </w:r>
-            <w:r>
-              <w:rPr>
-                <w:rStyle w:val="af3"/>
-                <w:sz w:val="22"/>
-              </w:rPr>
-              <w:t>準</w:t>
-            </w:r>
-            <w:r>
-              <w:rPr>
-                <w:sz w:val="22"/>
-              </w:rPr>
-              <w:fldChar w:fldCharType="end"/>
-            </w:r>
-            <w:r>
-              <w:rPr>
-                <w:sz w:val="22"/>
-              </w:rPr>
-              <w:t>、</w:t>
-            </w:r>
-            <w:r>
-              <w:rPr>
-                <w:sz w:val="22"/>
-              </w:rPr>
-              <w:fldChar w:fldCharType="begin"/>
-            </w:r>
-            <w:r>
-              <w:rPr>
-                <w:sz w:val="22"/>
-              </w:rPr>
-              <w:instrText>HYPERLINK  \l "sec3_8"</w:instrText>
-            </w:r>
-            <w:r>
-              <w:rPr>
-                <w:sz w:val="22"/>
-              </w:rPr>
-            </w:r>
-            <w:r>
-              <w:rPr>
-                <w:sz w:val="22"/>
-              </w:rPr>
-              <w:fldChar w:fldCharType="separate"/>
-            </w:r>
-            <w:r>
-              <w:rPr>
-                <w:rStyle w:val="af3"/>
-                <w:sz w:val="22"/>
-              </w:rPr>
-              <w:t>部署</w:t>
-            </w:r>
-            <w:r>
-              <w:rPr>
-                <w:rStyle w:val="af3"/>
-                <w:sz w:val="22"/>
-              </w:rPr>
-              <w:t>需</w:t>
-            </w:r>
-            <w:r>
-              <w:rPr>
-                <w:rStyle w:val="af3"/>
-                <w:sz w:val="22"/>
-              </w:rPr>
-              <w:t>求</w:t>
-            </w:r>
-            <w:r>
-              <w:rPr>
+              <w:t>饋</w:t>
+            </w:r>
+            <w:r>
+              <w:rPr>
+                <w:color w:val="1F5C99"/>
                 <w:sz w:val="22"/>
               </w:rPr>
               <w:fldChar w:fldCharType="end"/>
@@ -1860,21 +1761,7 @@
                 <w:rStyle w:val="af3"/>
                 <w:sz w:val="22"/>
               </w:rPr>
-              <w:t>流量</w:t>
-            </w:r>
-            <w:r>
-              <w:rPr>
-                <w:rStyle w:val="af3"/>
-                <w:sz w:val="22"/>
-              </w:rPr>
-              <w:t>保</w:t>
-            </w:r>
-            <w:r>
-              <w:rPr>
-                <w:rStyle w:val="af3"/>
-                <w:sz w:val="22"/>
-              </w:rPr>
-              <w:t>護</w:t>
+              <w:t>流量保護</w:t>
             </w:r>
             <w:r>
               <w:rPr>
@@ -2413,7 +2300,14 @@
                   <w:rStyle w:val="af3"/>
                   <w:sz w:val="22"/>
                 </w:rPr>
-                <w:t>分階段規劃</w:t>
+                <w:t>分階段規</w:t>
+              </w:r>
+              <w:r>
+                <w:rPr>
+                  <w:rStyle w:val="af3"/>
+                  <w:sz w:val="22"/>
+                </w:rPr>
+                <w:t>劃</w:t>
               </w:r>
             </w:hyperlink>
             <w:r>
@@ -2653,21 +2547,7 @@
                   <w:rStyle w:val="af3"/>
                   <w:sz w:val="22"/>
                 </w:rPr>
-                <w:t>名詞</w:t>
-              </w:r>
-              <w:r>
-                <w:rPr>
-                  <w:rStyle w:val="af3"/>
-                  <w:sz w:val="22"/>
-                </w:rPr>
-                <w:t>對</w:t>
-              </w:r>
-              <w:r>
-                <w:rPr>
-                  <w:rStyle w:val="af3"/>
-                  <w:sz w:val="22"/>
-                </w:rPr>
-                <w:t>照</w:t>
+                <w:t>名詞對照</w:t>
               </w:r>
             </w:hyperlink>
           </w:p>
@@ -2987,8 +2867,8 @@
         <w:pStyle w:val="31"/>
         <w:spacing w:before="120"/>
       </w:pPr>
-      <w:bookmarkStart w:id="7" w:name="X2ea32a09d758c0066266b9a4850d43c96e9ca12"/>
-      <w:bookmarkStart w:id="8" w:name="sec2_1"/>
+      <w:bookmarkStart w:id="7" w:name="sec2_1"/>
+      <w:bookmarkStart w:id="8" w:name="X2ea32a09d758c0066266b9a4850d43c96e9ca12"/>
       <w:r>
         <w:t xml:space="preserve">2.1 </w:t>
       </w:r>
@@ -2998,7 +2878,7 @@
         </w:rPr>
         <w:t>產品定位</w:t>
       </w:r>
-      <w:bookmarkEnd w:id="8"/>
+      <w:bookmarkEnd w:id="7"/>
     </w:p>
     <w:p>
       <w:pPr>
@@ -3141,9 +3021,9 @@
       <w:pPr>
         <w:pStyle w:val="31"/>
       </w:pPr>
-      <w:bookmarkStart w:id="9" w:name="X2148dd95c9e178dc23cbfba46770ec6698514e3"/>
-      <w:bookmarkStart w:id="10" w:name="sec2_2"/>
-      <w:bookmarkEnd w:id="7"/>
+      <w:bookmarkStart w:id="9" w:name="sec2_2"/>
+      <w:bookmarkStart w:id="10" w:name="X2148dd95c9e178dc23cbfba46770ec6698514e3"/>
+      <w:bookmarkEnd w:id="8"/>
       <w:r>
         <w:t xml:space="preserve">2.2 </w:t>
       </w:r>
@@ -3153,7 +3033,7 @@
         </w:rPr>
         <w:t>核心設計理念</w:t>
       </w:r>
-      <w:bookmarkEnd w:id="10"/>
+      <w:bookmarkEnd w:id="9"/>
     </w:p>
     <w:tbl>
       <w:tblPr>
@@ -3203,7 +3083,7 @@
               </w:rPr>
             </w:pPr>
             <w:bookmarkStart w:id="11" w:name="X6a3cd90f811dec1ddd1ed4a78fccd72793246a0"/>
-            <w:bookmarkEnd w:id="9"/>
+            <w:bookmarkEnd w:id="10"/>
             <w:r>
               <w:rPr>
                 <w:rFonts w:hint="eastAsia"/>
@@ -4405,18 +4285,78 @@
               </w:rPr>
               <w:t>或自訂內部服務，回應結果正規化為一致的單號與狀態</w:t>
             </w:r>
+          </w:p>
+        </w:tc>
+      </w:tr>
+      <w:tr>
+        <w:trPr>
+          <w:cantSplit/>
+        </w:trPr>
+        <w:tc>
+          <w:tcPr>
+            <w:tcW w:w="2700" w:type="dxa"/>
+            <w:shd w:val="clear" w:color="FFFFFF" w:fill="FFFFFF"/>
+            <w:tcMar>
+              <w:top w:w="40" w:type="dxa"/>
+              <w:left w:w="100" w:type="dxa"/>
+              <w:bottom w:w="40" w:type="dxa"/>
+              <w:right w:w="100" w:type="dxa"/>
+            </w:tcMar>
+            <w:vAlign w:val="center"/>
+          </w:tcPr>
+          <w:p>
+            <w:pPr>
+              <w:pStyle w:val="Compact"/>
+              <w:spacing w:before="0" w:after="0" w:line="240" w:lineRule="auto"/>
+              <w:rPr>
+                <w:b/>
+                <w:color w:val="1F3A5F"/>
+                <w:sz w:val="22"/>
+              </w:rPr>
+            </w:pPr>
             <w:r>
               <w:rPr>
                 <w:rFonts w:hint="eastAsia"/>
-                <w:sz w:val="22"/>
-              </w:rPr>
-              <w:t>；另支援以</w:t>
-            </w:r>
-            <w:r>
-              <w:rPr>
-                <w:sz w:val="22"/>
-              </w:rPr>
-              <w:t xml:space="preserve"> MCP 服務串接外部工具，讓使用者以自然語言查詢與操作</w:t>
+                <w:b/>
+                <w:color w:val="1F3A5F"/>
+                <w:sz w:val="22"/>
+              </w:rPr>
+              <w:t>回覆品質回饋</w:t>
+            </w:r>
+          </w:p>
+        </w:tc>
+        <w:tc>
+          <w:tcPr>
+            <w:tcW w:w="6660" w:type="dxa"/>
+            <w:shd w:val="clear" w:color="FFFFFF" w:fill="FFFFFF"/>
+            <w:tcMar>
+              <w:top w:w="40" w:type="dxa"/>
+              <w:left w:w="100" w:type="dxa"/>
+              <w:bottom w:w="40" w:type="dxa"/>
+              <w:right w:w="100" w:type="dxa"/>
+            </w:tcMar>
+            <w:vAlign w:val="center"/>
+          </w:tcPr>
+          <w:p>
+            <w:pPr>
+              <w:pStyle w:val="Compact"/>
+              <w:spacing w:before="0" w:after="0" w:line="240" w:lineRule="auto"/>
+              <w:rPr>
+                <w:sz w:val="22"/>
+              </w:rPr>
+            </w:pPr>
+            <w:r>
+              <w:rPr>
+                <w:rFonts w:hint="eastAsia"/>
+                <w:sz w:val="22"/>
+              </w:rPr>
+              <w:t>使用者對每則</w:t>
+            </w:r>
+            <w:r>
+              <w:rPr>
+                <w:sz w:val="22"/>
+              </w:rPr>
+              <w:t xml:space="preserve"> AI 回覆按讚或倒讚並說明原因；管理者可查看當時的作答依據、重現問題、追蹤處理狀態與統計趨勢</w:t>
             </w:r>
           </w:p>
         </w:tc>
@@ -5231,8 +5171,8 @@
       <w:pPr>
         <w:pStyle w:val="31"/>
       </w:pPr>
-      <w:bookmarkStart w:id="17" w:name="X1fcb03679529a774fd92b05f897ae607746f055"/>
-      <w:bookmarkStart w:id="18" w:name="sec3_1"/>
+      <w:bookmarkStart w:id="17" w:name="sec3_1"/>
+      <w:bookmarkStart w:id="18" w:name="X1fcb03679529a774fd92b05f897ae607746f055"/>
       <w:r>
         <w:t xml:space="preserve">3.1 </w:t>
       </w:r>
@@ -5242,7 +5182,7 @@
         </w:rPr>
         <w:t>技術路線</w:t>
       </w:r>
-      <w:bookmarkEnd w:id="18"/>
+      <w:bookmarkEnd w:id="17"/>
     </w:p>
     <w:tbl>
       <w:tblPr>
@@ -5291,7 +5231,7 @@
               </w:rPr>
             </w:pPr>
             <w:bookmarkStart w:id="19" w:name="X6d9455336a298b2c633b9df1be157bba313cb51"/>
-            <w:bookmarkEnd w:id="17"/>
+            <w:bookmarkEnd w:id="18"/>
             <w:r>
               <w:rPr>
                 <w:rFonts w:hint="eastAsia"/>
@@ -6738,8 +6678,8 @@
       <w:pPr>
         <w:pStyle w:val="31"/>
       </w:pPr>
-      <w:bookmarkStart w:id="21" w:name="X3975e42b1db0d98f6fdc0cae231839743c8d58c"/>
-      <w:bookmarkStart w:id="22" w:name="sec3_3"/>
+      <w:bookmarkStart w:id="21" w:name="sec3_3"/>
+      <w:bookmarkStart w:id="22" w:name="X3975e42b1db0d98f6fdc0cae231839743c8d58c"/>
       <w:bookmarkEnd w:id="19"/>
       <w:r>
         <w:t xml:space="preserve">3.3 </w:t>
@@ -6750,7 +6690,7 @@
         </w:rPr>
         <w:t>表單能力規格（低程式碼）</w:t>
       </w:r>
-      <w:bookmarkEnd w:id="22"/>
+      <w:bookmarkEnd w:id="21"/>
     </w:p>
     <w:p>
       <w:pPr>
@@ -7153,9 +7093,9 @@
       <w:pPr>
         <w:pStyle w:val="31"/>
       </w:pPr>
-      <w:bookmarkStart w:id="23" w:name="X58ac97a91f8b7f3f34be0a6486308adea8b530d"/>
-      <w:bookmarkStart w:id="24" w:name="sec3_4"/>
-      <w:bookmarkEnd w:id="21"/>
+      <w:bookmarkStart w:id="23" w:name="sec3_4"/>
+      <w:bookmarkStart w:id="24" w:name="X58ac97a91f8b7f3f34be0a6486308adea8b530d"/>
+      <w:bookmarkEnd w:id="22"/>
       <w:r>
         <w:t xml:space="preserve">3.4 </w:t>
       </w:r>
@@ -7165,7 +7105,7 @@
         </w:rPr>
         <w:t>整合方式</w:t>
       </w:r>
-      <w:bookmarkEnd w:id="24"/>
+      <w:bookmarkEnd w:id="23"/>
     </w:p>
     <w:tbl>
       <w:tblPr>
@@ -7214,7 +7154,7 @@
               </w:rPr>
             </w:pPr>
             <w:bookmarkStart w:id="25" w:name="X8f75f5bc74aa344f7067d48f43ef47ccfeb3393"/>
-            <w:bookmarkEnd w:id="23"/>
+            <w:bookmarkEnd w:id="24"/>
             <w:r>
               <w:rPr>
                 <w:rFonts w:hint="eastAsia"/>
@@ -8076,7 +8016,10 @@
         <w:t>作為</w:t>
       </w:r>
       <w:r>
-        <w:t xml:space="preserve"> MCP 用戶端</w:t>
+        <w:t xml:space="preserve"> </w:t>
+      </w:r>
+      <w:r>
+        <w:t>MCP Client</w:t>
       </w:r>
       <w:r>
         <w:rPr>
@@ -8098,6 +8041,7 @@
         </w:rPr>
         <w:t xml:space="preserve"> HTTP 呼叫</w:t>
       </w:r>
+      <w:bookmarkEnd w:id="27"/>
       <w:r>
         <w:rPr>
           <w:rFonts w:hint="eastAsia"/>
@@ -8105,9 +8049,8 @@
         <w:t>外部</w:t>
       </w:r>
       <w:r>
-        <w:t xml:space="preserve"> MCP 伺服器的工具</w:t>
-      </w:r>
-      <w:bookmarkEnd w:id="27"/>
+        <w:t xml:space="preserve"> MCP server 的工具</w:t>
+      </w:r>
       <w:r>
         <w:rPr>
           <w:rFonts w:hint="eastAsia"/>
@@ -8124,31 +8067,19 @@
         <w:rPr>
           <w:rFonts w:hint="eastAsia"/>
         </w:rPr>
-        <w:t>平台管理</w:t>
+        <w:t>平台管理員可在後台</w:t>
       </w:r>
       <w:r>
         <w:rPr>
           <w:rFonts w:hint="eastAsia"/>
         </w:rPr>
-        <w:t>者</w:t>
+        <w:t>「MCP 服務」登記端點、設定共用或租戶專屬服務、測試連線、重新整理工具清單，以及停用個別工具或要求操作確認。使用者須</w:t>
       </w:r>
       <w:r>
         <w:rPr>
           <w:rFonts w:hint="eastAsia"/>
         </w:rPr>
-        <w:t>可在後台「MCP 服務」登記端點、設定共用或租戶專屬服務、測試連線、重新整理工具清單，以及停用個別工具或要求操作確認。使用者須</w:t>
-      </w:r>
-      <w:r>
-        <w:rPr>
-          <w:rFonts w:hint="eastAsia"/>
-        </w:rPr>
-        <w:t>具備</w:t>
-      </w:r>
-      <w:r>
-        <w:t xml:space="preserve"> AI Agent</w:t>
-      </w:r>
-      <w:r>
-        <w:t xml:space="preserve"> 使用權限</w:t>
+        <w:t>具備智慧代理使用權限</w:t>
       </w:r>
       <w:r>
         <w:rPr>
@@ -8178,13 +8109,7 @@
         <w:rPr>
           <w:rFonts w:hint="eastAsia"/>
         </w:rPr>
-        <w:t>目前</w:t>
-      </w:r>
-      <w:r>
-        <w:rPr>
-          <w:rFonts w:hint="eastAsia"/>
-        </w:rPr>
-        <w:t>平台提供以下</w:t>
+        <w:t>目前程式碼庫提供以下</w:t>
       </w:r>
       <w:r>
         <w:rPr>
@@ -8206,13 +8131,16 @@
         <w:rPr>
           <w:rFonts w:hint="eastAsia"/>
         </w:rPr>
-        <w:t>門市服務範例（</w:t>
+        <w:t>門市服務</w:t>
+      </w:r>
+      <w:r>
+        <w:t xml:space="preserve"> Demo（store-demo）</w:t>
       </w:r>
       <w:r>
         <w:rPr>
           <w:rFonts w:hint="eastAsia"/>
         </w:rPr>
-        <w:t>store-demo）：商品查找、庫存與即期品查詢、建立補貨單、促銷活動查詢及優惠券狀態查詢。補貨操作提供確認卡片，可勾選品項、修改數量與選擇日期。</w:t>
+        <w:t>：商品查找、庫存與即期品查詢、建立補貨單、促銷活動查詢及優惠券狀態查詢。補貨操作提供確認卡片，可勾選品項、修改數量與選擇日期。</w:t>
       </w:r>
     </w:p>
     <w:p>
@@ -8290,7 +8218,7 @@
         <w:rPr>
           <w:rFonts w:hint="eastAsia"/>
         </w:rPr>
-        <w:t>僅供展示，不做持久保存</w:t>
+        <w:t>儲存在記憶體，重啟後不保留</w:t>
       </w:r>
       <w:r>
         <w:rPr>
@@ -8300,23 +8228,11 @@
       </w:r>
       <w:proofErr w:type="spellStart"/>
       <w:r>
-        <w:rPr>
-          <w:rFonts w:hint="eastAsia"/>
-        </w:rPr>
         <w:t>HyAgent</w:t>
       </w:r>
       <w:proofErr w:type="spellEnd"/>
       <w:r>
-        <w:rPr>
-          <w:rFonts w:hint="eastAsia"/>
-        </w:rPr>
-        <w:t xml:space="preserve"> </w:t>
-      </w:r>
-      <w:r>
-        <w:rPr>
-          <w:rFonts w:hint="eastAsia"/>
-        </w:rPr>
-        <w:t>簽發的短效簽章憑證；</w:t>
+        <w:t xml:space="preserve"> 簽發的 JWT；</w:t>
       </w:r>
       <w:r>
         <w:rPr>
@@ -8331,7 +8247,7 @@
         <w:t>第三方</w:t>
       </w:r>
       <w:r>
-        <w:t xml:space="preserve"> MCP 伺服器</w:t>
+        <w:t xml:space="preserve"> MCP server</w:t>
       </w:r>
       <w:r>
         <w:rPr>
@@ -9052,8 +8968,8 @@
       <w:pPr>
         <w:pStyle w:val="31"/>
       </w:pPr>
-      <w:bookmarkStart w:id="31" w:name="X48a59e58a3ca31bd69d780b61bab93ff05d59c9"/>
-      <w:bookmarkStart w:id="32" w:name="sec3_7"/>
+      <w:bookmarkStart w:id="31" w:name="sec3_7"/>
+      <w:bookmarkStart w:id="32" w:name="X48a59e58a3ca31bd69d780b61bab93ff05d59c9"/>
       <w:bookmarkEnd w:id="29"/>
       <w:r>
         <w:lastRenderedPageBreak/>
@@ -9065,7 +8981,7 @@
         </w:rPr>
         <w:t>服務水準與非功能規格</w:t>
       </w:r>
-      <w:bookmarkEnd w:id="32"/>
+      <w:bookmarkEnd w:id="31"/>
     </w:p>
     <w:tbl>
       <w:tblPr>
@@ -9114,7 +9030,7 @@
               </w:rPr>
             </w:pPr>
             <w:bookmarkStart w:id="33" w:name="X4714367b7b1852c6845fdb61399c3f0e833c632"/>
-            <w:bookmarkEnd w:id="31"/>
+            <w:bookmarkEnd w:id="32"/>
             <w:r>
               <w:rPr>
                 <w:rFonts w:hint="eastAsia"/>
@@ -9807,51 +9723,572 @@
         <w:t>模型與語意檢索皆改用企業自架服務，資料不出機房。</w:t>
       </w:r>
     </w:p>
-    <w:bookmarkStart w:id="35" w:name="Xba3a328a1a9a9fde61af8f17b9cab1bc061c81d"/>
-    <w:bookmarkEnd w:id="15"/>
-    <w:bookmarkEnd w:id="33"/>
+    <w:p>
+      <w:pPr>
+        <w:pStyle w:val="31"/>
+      </w:pPr>
+      <w:bookmarkStart w:id="35" w:name="sec3_9"/>
+      <w:r>
+        <w:t>3.9 回覆品質回饋機制</w:t>
+      </w:r>
+    </w:p>
+    <w:bookmarkEnd w:id="35"/>
+    <w:p>
+      <w:pPr>
+        <w:pStyle w:val="affffff5"/>
+      </w:pPr>
+      <w:r>
+        <w:rPr>
+          <w:rFonts w:hint="eastAsia"/>
+        </w:rPr>
+        <w:t>使用者可對每一則</w:t>
+      </w:r>
+      <w:r>
+        <w:t xml:space="preserve"> AI 回覆按讚或倒讚，倒讚時選擇原因並補充說明。管理者在後台找出被倒讚的回覆，查看當時 AI 依據什麼作答，判斷問題出在資料、權限還是模型，修正後</w:t>
+      </w:r>
+      <w:r>
+        <w:lastRenderedPageBreak/>
+        <w:t>標記為已處理。如此形成「使用者回饋 → 找出原因 → 修正 → 追蹤成效」的持續改善循環，而不是上線後就無從得知回答品質。</w:t>
+      </w:r>
+    </w:p>
+    <w:tbl>
+      <w:tblPr>
+        <w:tblStyle w:val="af9"/>
+        <w:tblW w:w="0" w:type="auto"/>
+        <w:tblBorders>
+          <w:top w:val="single" w:sz="6" w:space="0" w:color="A6A6A6"/>
+          <w:left w:val="single" w:sz="6" w:space="0" w:color="A6A6A6"/>
+          <w:bottom w:val="single" w:sz="6" w:space="0" w:color="A6A6A6"/>
+          <w:right w:val="single" w:sz="6" w:space="0" w:color="A6A6A6"/>
+          <w:insideH w:val="single" w:sz="6" w:space="0" w:color="A6A6A6"/>
+          <w:insideV w:val="single" w:sz="6" w:space="0" w:color="A6A6A6"/>
+        </w:tblBorders>
+        <w:tblLook w:val="04A0" w:firstRow="1" w:lastRow="0" w:firstColumn="1" w:lastColumn="0" w:noHBand="0" w:noVBand="1"/>
+      </w:tblPr>
+      <w:tblGrid>
+        <w:gridCol w:w="2085"/>
+        <w:gridCol w:w="7275"/>
+      </w:tblGrid>
+      <w:tr>
+        <w:trPr>
+          <w:tblHeader/>
+        </w:trPr>
+        <w:tc>
+          <w:tcPr>
+            <w:tcW w:w="2085" w:type="dxa"/>
+            <w:shd w:val="clear" w:color="0F4761" w:fill="0F4761"/>
+            <w:vAlign w:val="center"/>
+          </w:tcPr>
+          <w:p>
+            <w:pPr>
+              <w:pStyle w:val="Compact"/>
+              <w:rPr>
+                <w:b/>
+                <w:color w:val="FFFFFF"/>
+                <w:sz w:val="22"/>
+              </w:rPr>
+            </w:pPr>
+            <w:bookmarkStart w:id="36" w:name="Xba3a328a1a9a9fde61af8f17b9cab1bc061c81d"/>
+            <w:bookmarkEnd w:id="15"/>
+            <w:bookmarkEnd w:id="33"/>
+            <w:r>
+              <w:rPr>
+                <w:rFonts w:hint="eastAsia"/>
+                <w:b/>
+                <w:color w:val="FFFFFF"/>
+                <w:sz w:val="22"/>
+              </w:rPr>
+              <w:t>項目</w:t>
+            </w:r>
+          </w:p>
+        </w:tc>
+        <w:tc>
+          <w:tcPr>
+            <w:tcW w:w="7275" w:type="dxa"/>
+            <w:shd w:val="clear" w:color="0F4761" w:fill="0F4761"/>
+            <w:vAlign w:val="center"/>
+          </w:tcPr>
+          <w:p>
+            <w:pPr>
+              <w:pStyle w:val="Compact"/>
+              <w:rPr>
+                <w:b/>
+                <w:color w:val="FFFFFF"/>
+                <w:sz w:val="22"/>
+              </w:rPr>
+            </w:pPr>
+            <w:r>
+              <w:rPr>
+                <w:rFonts w:hint="eastAsia"/>
+                <w:b/>
+                <w:color w:val="FFFFFF"/>
+                <w:sz w:val="22"/>
+              </w:rPr>
+              <w:t>規格</w:t>
+            </w:r>
+          </w:p>
+        </w:tc>
+      </w:tr>
+      <w:tr>
+        <w:tc>
+          <w:tcPr>
+            <w:tcW w:w="2085" w:type="dxa"/>
+            <w:shd w:val="clear" w:color="FFFFFF" w:fill="FFFFFF"/>
+            <w:vAlign w:val="center"/>
+          </w:tcPr>
+          <w:p>
+            <w:pPr>
+              <w:pStyle w:val="Compact"/>
+              <w:rPr>
+                <w:b/>
+                <w:color w:val="1F3A5F"/>
+                <w:sz w:val="22"/>
+              </w:rPr>
+            </w:pPr>
+            <w:r>
+              <w:rPr>
+                <w:rFonts w:hint="eastAsia"/>
+                <w:b/>
+                <w:color w:val="1F3A5F"/>
+                <w:sz w:val="22"/>
+              </w:rPr>
+              <w:t>使用者評價</w:t>
+            </w:r>
+          </w:p>
+        </w:tc>
+        <w:tc>
+          <w:tcPr>
+            <w:tcW w:w="7275" w:type="dxa"/>
+            <w:shd w:val="clear" w:color="FFFFFF" w:fill="FFFFFF"/>
+            <w:vAlign w:val="center"/>
+          </w:tcPr>
+          <w:p>
+            <w:pPr>
+              <w:pStyle w:val="Compact"/>
+              <w:rPr>
+                <w:color w:val="000000"/>
+                <w:sz w:val="22"/>
+              </w:rPr>
+            </w:pPr>
+            <w:r>
+              <w:rPr>
+                <w:rFonts w:hint="eastAsia"/>
+                <w:color w:val="000000"/>
+                <w:sz w:val="22"/>
+              </w:rPr>
+              <w:t>每則回覆可按讚或倒讚，可改評或取消；倒讚可選原因（答錯了、沒回答到問題、資料過時、內容不恰當、其他）並附</w:t>
+            </w:r>
+            <w:r>
+              <w:rPr>
+                <w:color w:val="000000"/>
+                <w:sz w:val="22"/>
+              </w:rPr>
+              <w:t xml:space="preserve"> 500 字內說明</w:t>
+            </w:r>
+          </w:p>
+        </w:tc>
+      </w:tr>
+      <w:tr>
+        <w:tc>
+          <w:tcPr>
+            <w:tcW w:w="2085" w:type="dxa"/>
+            <w:shd w:val="clear" w:color="EEF3F8" w:fill="EEF3F8"/>
+            <w:vAlign w:val="center"/>
+          </w:tcPr>
+          <w:p>
+            <w:pPr>
+              <w:pStyle w:val="Compact"/>
+              <w:rPr>
+                <w:b/>
+                <w:color w:val="1F3A5F"/>
+                <w:sz w:val="22"/>
+              </w:rPr>
+            </w:pPr>
+            <w:r>
+              <w:rPr>
+                <w:rFonts w:hint="eastAsia"/>
+                <w:b/>
+                <w:color w:val="1F3A5F"/>
+                <w:sz w:val="22"/>
+              </w:rPr>
+              <w:t>問答快照</w:t>
+            </w:r>
+          </w:p>
+        </w:tc>
+        <w:tc>
+          <w:tcPr>
+            <w:tcW w:w="7275" w:type="dxa"/>
+            <w:shd w:val="clear" w:color="EEF3F8" w:fill="EEF3F8"/>
+            <w:vAlign w:val="center"/>
+          </w:tcPr>
+          <w:p>
+            <w:pPr>
+              <w:pStyle w:val="Compact"/>
+              <w:rPr>
+                <w:color w:val="000000"/>
+                <w:sz w:val="22"/>
+              </w:rPr>
+            </w:pPr>
+            <w:r>
+              <w:rPr>
+                <w:rFonts w:hint="eastAsia"/>
+                <w:color w:val="000000"/>
+                <w:sz w:val="22"/>
+              </w:rPr>
+              <w:t>評價當下由伺服器保存問題與回答，對話紀錄被清除後仍可追查；前台只能指定要評價哪一則回覆，無法改寫被評價的內容</w:t>
+            </w:r>
+          </w:p>
+        </w:tc>
+      </w:tr>
+      <w:tr>
+        <w:tc>
+          <w:tcPr>
+            <w:tcW w:w="2085" w:type="dxa"/>
+            <w:shd w:val="clear" w:color="FFFFFF" w:fill="FFFFFF"/>
+            <w:vAlign w:val="center"/>
+          </w:tcPr>
+          <w:p>
+            <w:pPr>
+              <w:pStyle w:val="Compact"/>
+              <w:rPr>
+                <w:b/>
+                <w:color w:val="1F3A5F"/>
+                <w:sz w:val="22"/>
+              </w:rPr>
+            </w:pPr>
+            <w:r>
+              <w:rPr>
+                <w:rFonts w:hint="eastAsia"/>
+                <w:b/>
+                <w:color w:val="1F3A5F"/>
+                <w:sz w:val="22"/>
+              </w:rPr>
+              <w:t>作答依據</w:t>
+            </w:r>
+          </w:p>
+        </w:tc>
+        <w:tc>
+          <w:tcPr>
+            <w:tcW w:w="7275" w:type="dxa"/>
+            <w:shd w:val="clear" w:color="FFFFFF" w:fill="FFFFFF"/>
+            <w:vAlign w:val="center"/>
+          </w:tcPr>
+          <w:p>
+            <w:pPr>
+              <w:pStyle w:val="Compact"/>
+              <w:rPr>
+                <w:color w:val="000000"/>
+                <w:sz w:val="22"/>
+              </w:rPr>
+            </w:pPr>
+            <w:r>
+              <w:rPr>
+                <w:rFonts w:hint="eastAsia"/>
+                <w:color w:val="000000"/>
+                <w:sz w:val="22"/>
+              </w:rPr>
+              <w:t>保存當時的檢索紀錄（檢索問句、交給</w:t>
+            </w:r>
+            <w:r>
+              <w:rPr>
+                <w:color w:val="000000"/>
+                <w:sz w:val="22"/>
+              </w:rPr>
+              <w:t xml:space="preserve"> AI 的文件片段與相關度）、呼叫的工具與成敗，以及作答模型；這些資訊只在後台顯示</w:t>
+            </w:r>
+          </w:p>
+        </w:tc>
+      </w:tr>
+      <w:tr>
+        <w:tc>
+          <w:tcPr>
+            <w:tcW w:w="2085" w:type="dxa"/>
+            <w:shd w:val="clear" w:color="EEF3F8" w:fill="EEF3F8"/>
+            <w:vAlign w:val="center"/>
+          </w:tcPr>
+          <w:p>
+            <w:pPr>
+              <w:pStyle w:val="Compact"/>
+              <w:rPr>
+                <w:b/>
+                <w:color w:val="1F3A5F"/>
+                <w:sz w:val="22"/>
+              </w:rPr>
+            </w:pPr>
+            <w:r>
+              <w:rPr>
+                <w:rFonts w:hint="eastAsia"/>
+                <w:b/>
+                <w:color w:val="1F3A5F"/>
+                <w:sz w:val="22"/>
+              </w:rPr>
+              <w:t>初步判斷</w:t>
+            </w:r>
+          </w:p>
+        </w:tc>
+        <w:tc>
+          <w:tcPr>
+            <w:tcW w:w="7275" w:type="dxa"/>
+            <w:shd w:val="clear" w:color="EEF3F8" w:fill="EEF3F8"/>
+            <w:vAlign w:val="center"/>
+          </w:tcPr>
+          <w:p>
+            <w:pPr>
+              <w:pStyle w:val="Compact"/>
+              <w:rPr>
+                <w:color w:val="000000"/>
+                <w:sz w:val="22"/>
+              </w:rPr>
+            </w:pPr>
+            <w:r>
+              <w:rPr>
+                <w:rFonts w:hint="eastAsia"/>
+                <w:color w:val="000000"/>
+                <w:sz w:val="22"/>
+              </w:rPr>
+              <w:t>系統依檢索結果提示可能原因，例如「沒檢索到資料：知識庫可能缺這份內容，或提問者沒有權限看到」「資料可能過時：請更新來源」</w:t>
+            </w:r>
+          </w:p>
+        </w:tc>
+      </w:tr>
+      <w:tr>
+        <w:tc>
+          <w:tcPr>
+            <w:tcW w:w="2085" w:type="dxa"/>
+            <w:shd w:val="clear" w:color="FFFFFF" w:fill="FFFFFF"/>
+            <w:vAlign w:val="center"/>
+          </w:tcPr>
+          <w:p>
+            <w:pPr>
+              <w:pStyle w:val="Compact"/>
+              <w:rPr>
+                <w:b/>
+                <w:color w:val="1F3A5F"/>
+                <w:sz w:val="22"/>
+              </w:rPr>
+            </w:pPr>
+            <w:r>
+              <w:rPr>
+                <w:rFonts w:hint="eastAsia"/>
+                <w:b/>
+                <w:color w:val="1F3A5F"/>
+                <w:sz w:val="22"/>
+              </w:rPr>
+              <w:t>重現驗證</w:t>
+            </w:r>
+          </w:p>
+        </w:tc>
+        <w:tc>
+          <w:tcPr>
+            <w:tcW w:w="7275" w:type="dxa"/>
+            <w:shd w:val="clear" w:color="FFFFFF" w:fill="FFFFFF"/>
+            <w:vAlign w:val="center"/>
+          </w:tcPr>
+          <w:p>
+            <w:pPr>
+              <w:pStyle w:val="Compact"/>
+              <w:rPr>
+                <w:color w:val="000000"/>
+                <w:sz w:val="22"/>
+              </w:rPr>
+            </w:pPr>
+            <w:r>
+              <w:rPr>
+                <w:rFonts w:hint="eastAsia"/>
+                <w:color w:val="000000"/>
+                <w:sz w:val="22"/>
+              </w:rPr>
+              <w:t>管理者可用同一個問題、以提問者的權限範圍重新執行檢索測試，確認修正是否生效</w:t>
+            </w:r>
+          </w:p>
+        </w:tc>
+      </w:tr>
+      <w:tr>
+        <w:tc>
+          <w:tcPr>
+            <w:tcW w:w="2085" w:type="dxa"/>
+            <w:shd w:val="clear" w:color="EEF3F8" w:fill="EEF3F8"/>
+            <w:vAlign w:val="center"/>
+          </w:tcPr>
+          <w:p>
+            <w:pPr>
+              <w:pStyle w:val="Compact"/>
+              <w:rPr>
+                <w:b/>
+                <w:color w:val="1F3A5F"/>
+                <w:sz w:val="22"/>
+              </w:rPr>
+            </w:pPr>
+            <w:r>
+              <w:rPr>
+                <w:rFonts w:hint="eastAsia"/>
+                <w:b/>
+                <w:color w:val="1F3A5F"/>
+                <w:sz w:val="22"/>
+              </w:rPr>
+              <w:t>處理追蹤</w:t>
+            </w:r>
+          </w:p>
+        </w:tc>
+        <w:tc>
+          <w:tcPr>
+            <w:tcW w:w="7275" w:type="dxa"/>
+            <w:shd w:val="clear" w:color="EEF3F8" w:fill="EEF3F8"/>
+            <w:vAlign w:val="center"/>
+          </w:tcPr>
+          <w:p>
+            <w:pPr>
+              <w:pStyle w:val="Compact"/>
+              <w:rPr>
+                <w:color w:val="000000"/>
+                <w:sz w:val="22"/>
+              </w:rPr>
+            </w:pPr>
+            <w:r>
+              <w:rPr>
+                <w:rFonts w:hint="eastAsia"/>
+                <w:color w:val="000000"/>
+                <w:sz w:val="22"/>
+              </w:rPr>
+              <w:t>倒讚有「待處理／已處理」狀態與處理說明，可依評價、狀態、服務與原因篩選</w:t>
+            </w:r>
+          </w:p>
+        </w:tc>
+      </w:tr>
+      <w:tr>
+        <w:tc>
+          <w:tcPr>
+            <w:tcW w:w="2085" w:type="dxa"/>
+            <w:shd w:val="clear" w:color="FFFFFF" w:fill="FFFFFF"/>
+            <w:vAlign w:val="center"/>
+          </w:tcPr>
+          <w:p>
+            <w:pPr>
+              <w:pStyle w:val="Compact"/>
+              <w:rPr>
+                <w:b/>
+                <w:color w:val="1F3A5F"/>
+                <w:sz w:val="22"/>
+              </w:rPr>
+            </w:pPr>
+            <w:r>
+              <w:rPr>
+                <w:rFonts w:hint="eastAsia"/>
+                <w:b/>
+                <w:color w:val="1F3A5F"/>
+                <w:sz w:val="22"/>
+              </w:rPr>
+              <w:t>統計</w:t>
+            </w:r>
+          </w:p>
+        </w:tc>
+        <w:tc>
+          <w:tcPr>
+            <w:tcW w:w="7275" w:type="dxa"/>
+            <w:shd w:val="clear" w:color="FFFFFF" w:fill="FFFFFF"/>
+            <w:vAlign w:val="center"/>
+          </w:tcPr>
+          <w:p>
+            <w:pPr>
+              <w:pStyle w:val="Compact"/>
+              <w:rPr>
+                <w:color w:val="000000"/>
+                <w:sz w:val="22"/>
+              </w:rPr>
+            </w:pPr>
+            <w:r>
+              <w:rPr>
+                <w:rFonts w:hint="eastAsia"/>
+                <w:color w:val="000000"/>
+                <w:sz w:val="22"/>
+              </w:rPr>
+              <w:t>最近</w:t>
+            </w:r>
+            <w:r>
+              <w:rPr>
+                <w:color w:val="000000"/>
+                <w:sz w:val="22"/>
+              </w:rPr>
+              <w:t xml:space="preserve"> 7／30／90 天的評價數、讚的比例、待處理倒讚數，以及各服務的評價與倒讚原因分布</w:t>
+            </w:r>
+          </w:p>
+        </w:tc>
+      </w:tr>
+      <w:tr>
+        <w:tc>
+          <w:tcPr>
+            <w:tcW w:w="2085" w:type="dxa"/>
+            <w:shd w:val="clear" w:color="EEF3F8" w:fill="EEF3F8"/>
+            <w:vAlign w:val="center"/>
+          </w:tcPr>
+          <w:p>
+            <w:pPr>
+              <w:pStyle w:val="Compact"/>
+              <w:rPr>
+                <w:b/>
+                <w:color w:val="1F3A5F"/>
+                <w:sz w:val="22"/>
+              </w:rPr>
+            </w:pPr>
+            <w:r>
+              <w:rPr>
+                <w:rFonts w:hint="eastAsia"/>
+                <w:b/>
+                <w:color w:val="1F3A5F"/>
+                <w:sz w:val="22"/>
+              </w:rPr>
+              <w:t>保存期限</w:t>
+            </w:r>
+          </w:p>
+        </w:tc>
+        <w:tc>
+          <w:tcPr>
+            <w:tcW w:w="7275" w:type="dxa"/>
+            <w:shd w:val="clear" w:color="EEF3F8" w:fill="EEF3F8"/>
+            <w:vAlign w:val="center"/>
+          </w:tcPr>
+          <w:p>
+            <w:pPr>
+              <w:pStyle w:val="Compact"/>
+              <w:rPr>
+                <w:color w:val="000000"/>
+                <w:sz w:val="22"/>
+              </w:rPr>
+            </w:pPr>
+            <w:r>
+              <w:rPr>
+                <w:rFonts w:hint="eastAsia"/>
+                <w:color w:val="000000"/>
+                <w:sz w:val="22"/>
+              </w:rPr>
+              <w:t>評價資料預設保存</w:t>
+            </w:r>
+            <w:r>
+              <w:rPr>
+                <w:color w:val="000000"/>
+                <w:sz w:val="22"/>
+              </w:rPr>
+              <w:t xml:space="preserve"> 180 天，可依客戶政策調整，到期自動清除</w:t>
+            </w:r>
+          </w:p>
+        </w:tc>
+      </w:tr>
+    </w:tbl>
     <w:p>
       <w:pPr>
         <w:pStyle w:val="Compact"/>
         <w:spacing w:before="160" w:after="0" w:line="240" w:lineRule="auto"/>
         <w:jc w:val="right"/>
       </w:pPr>
-      <w:r>
-        <w:rPr>
-          <w:sz w:val="18"/>
-        </w:rPr>
-        <w:fldChar w:fldCharType="begin"/>
-      </w:r>
-      <w:r>
-        <w:rPr>
-          <w:sz w:val="18"/>
-        </w:rPr>
-        <w:instrText>HYPERLINK  \l "toc"</w:instrText>
-      </w:r>
-      <w:r>
-        <w:rPr>
-          <w:sz w:val="18"/>
-        </w:rPr>
-      </w:r>
-      <w:r>
-        <w:rPr>
-          <w:sz w:val="18"/>
-        </w:rPr>
-        <w:fldChar w:fldCharType="separate"/>
-      </w:r>
-      <w:r>
-        <w:rPr>
-          <w:rStyle w:val="af3"/>
-          <w:sz w:val="20"/>
-        </w:rPr>
-        <w:t>▲ 回目錄</w:t>
-      </w:r>
-      <w:r>
-        <w:rPr>
-          <w:sz w:val="18"/>
-        </w:rPr>
-        <w:fldChar w:fldCharType="end"/>
-      </w:r>
+      <w:hyperlink w:anchor="toc" w:history="1">
+        <w:r>
+          <w:rPr>
+            <w:rStyle w:val="af3"/>
+            <w:sz w:val="20"/>
+          </w:rPr>
+          <w:t>▲ 回目錄</w:t>
+        </w:r>
+      </w:hyperlink>
       <w:r>
         <w:br w:type="page"/>
       </w:r>
@@ -9860,7 +10297,7 @@
       <w:pPr>
         <w:pStyle w:val="21"/>
       </w:pPr>
-      <w:bookmarkStart w:id="36" w:name="sec4"/>
+      <w:bookmarkStart w:id="37" w:name="sec4"/>
       <w:r>
         <w:lastRenderedPageBreak/>
         <w:t xml:space="preserve">4. </w:t>
@@ -9871,15 +10308,15 @@
         </w:rPr>
         <w:t>資安規劃</w:t>
       </w:r>
-      <w:bookmarkEnd w:id="36"/>
+      <w:bookmarkEnd w:id="37"/>
     </w:p>
     <w:p>
       <w:pPr>
         <w:pStyle w:val="31"/>
         <w:spacing w:before="120"/>
       </w:pPr>
-      <w:bookmarkStart w:id="37" w:name="Xec3989a3506c7029c4964868eb2f79a2794cab9"/>
       <w:bookmarkStart w:id="38" w:name="sec4_1"/>
+      <w:bookmarkStart w:id="39" w:name="Xec3989a3506c7029c4964868eb2f79a2794cab9"/>
       <w:r>
         <w:t xml:space="preserve">4.1 </w:t>
       </w:r>
@@ -10024,9 +10461,9 @@
       <w:pPr>
         <w:pStyle w:val="31"/>
       </w:pPr>
-      <w:bookmarkStart w:id="39" w:name="Xc88984a6f947336eb7fbaa37d40846566b3943f"/>
       <w:bookmarkStart w:id="40" w:name="sec4_2"/>
-      <w:bookmarkEnd w:id="37"/>
+      <w:bookmarkStart w:id="41" w:name="Xc88984a6f947336eb7fbaa37d40846566b3943f"/>
+      <w:bookmarkEnd w:id="39"/>
       <w:r>
         <w:t xml:space="preserve">4.2 </w:t>
       </w:r>
@@ -10084,8 +10521,8 @@
                 <w:sz w:val="22"/>
               </w:rPr>
             </w:pPr>
-            <w:bookmarkStart w:id="41" w:name="Xb763ab2cd1d7b6c6f806fd76109e4fd24398f1d"/>
-            <w:bookmarkEnd w:id="39"/>
+            <w:bookmarkStart w:id="42" w:name="Xb763ab2cd1d7b6c6f806fd76109e4fd24398f1d"/>
+            <w:bookmarkEnd w:id="41"/>
             <w:r>
               <w:rPr>
                 <w:rFonts w:hint="eastAsia"/>
@@ -10603,7 +11040,7 @@
       <w:pPr>
         <w:pStyle w:val="31"/>
       </w:pPr>
-      <w:bookmarkStart w:id="42" w:name="sec4_3"/>
+      <w:bookmarkStart w:id="43" w:name="sec4_3"/>
       <w:r>
         <w:lastRenderedPageBreak/>
         <w:t xml:space="preserve">4.3 </w:t>
@@ -10614,7 +11051,7 @@
         </w:rPr>
         <w:t>多租戶隔離</w:t>
       </w:r>
-      <w:bookmarkEnd w:id="42"/>
+      <w:bookmarkEnd w:id="43"/>
     </w:p>
     <w:p>
       <w:pPr>
@@ -10698,9 +11135,9 @@
       <w:pPr>
         <w:pStyle w:val="31"/>
       </w:pPr>
-      <w:bookmarkStart w:id="43" w:name="Xfeabbdf48f6e05a25bd2e3610976100adaa3e02"/>
       <w:bookmarkStart w:id="44" w:name="sec4_4"/>
-      <w:bookmarkEnd w:id="41"/>
+      <w:bookmarkStart w:id="45" w:name="Xfeabbdf48f6e05a25bd2e3610976100adaa3e02"/>
+      <w:bookmarkEnd w:id="42"/>
       <w:r>
         <w:t xml:space="preserve">4.4 </w:t>
       </w:r>
@@ -10857,9 +11294,9 @@
       <w:pPr>
         <w:pStyle w:val="31"/>
       </w:pPr>
-      <w:bookmarkStart w:id="45" w:name="Xfa3f62faf4779fb8797be71464f2097e7d8a855"/>
       <w:bookmarkStart w:id="46" w:name="sec4_5"/>
-      <w:bookmarkEnd w:id="43"/>
+      <w:bookmarkStart w:id="47" w:name="Xfa3f62faf4779fb8797be71464f2097e7d8a855"/>
+      <w:bookmarkEnd w:id="45"/>
       <w:r>
         <w:lastRenderedPageBreak/>
         <w:t xml:space="preserve">4.5 </w:t>
@@ -10918,8 +11355,8 @@
                 <w:sz w:val="22"/>
               </w:rPr>
             </w:pPr>
-            <w:bookmarkStart w:id="47" w:name="Xd84b0f7bd2e33e5666e8ce160206e46b1b3dcde"/>
-            <w:bookmarkEnd w:id="45"/>
+            <w:bookmarkStart w:id="48" w:name="Xd84b0f7bd2e33e5666e8ce160206e46b1b3dcde"/>
+            <w:bookmarkEnd w:id="47"/>
             <w:r>
               <w:rPr>
                 <w:rFonts w:hint="eastAsia"/>
@@ -11197,6 +11634,81 @@
         <w:tc>
           <w:tcPr>
             <w:tcW w:w="2700" w:type="dxa"/>
+            <w:shd w:val="clear" w:color="FFFFFF" w:fill="FFFFFF"/>
+            <w:tcMar>
+              <w:top w:w="40" w:type="dxa"/>
+              <w:left w:w="100" w:type="dxa"/>
+              <w:bottom w:w="40" w:type="dxa"/>
+              <w:right w:w="100" w:type="dxa"/>
+            </w:tcMar>
+            <w:vAlign w:val="center"/>
+          </w:tcPr>
+          <w:p>
+            <w:pPr>
+              <w:pStyle w:val="Compact"/>
+              <w:keepNext/>
+              <w:spacing w:before="0" w:after="0" w:line="240" w:lineRule="auto"/>
+              <w:rPr>
+                <w:b/>
+                <w:color w:val="1F3A5F"/>
+                <w:sz w:val="22"/>
+              </w:rPr>
+            </w:pPr>
+            <w:r>
+              <w:rPr>
+                <w:rFonts w:hint="eastAsia"/>
+                <w:b/>
+                <w:color w:val="1F3A5F"/>
+                <w:sz w:val="22"/>
+              </w:rPr>
+              <w:t>對話與評價紀錄</w:t>
+            </w:r>
+          </w:p>
+        </w:tc>
+        <w:tc>
+          <w:tcPr>
+            <w:tcW w:w="6660" w:type="dxa"/>
+            <w:shd w:val="clear" w:color="FFFFFF" w:fill="FFFFFF"/>
+            <w:tcMar>
+              <w:top w:w="40" w:type="dxa"/>
+              <w:left w:w="100" w:type="dxa"/>
+              <w:bottom w:w="40" w:type="dxa"/>
+              <w:right w:w="100" w:type="dxa"/>
+            </w:tcMar>
+            <w:vAlign w:val="center"/>
+          </w:tcPr>
+          <w:p>
+            <w:pPr>
+              <w:pStyle w:val="Compact"/>
+              <w:keepNext/>
+              <w:spacing w:before="0" w:after="0" w:line="240" w:lineRule="auto"/>
+              <w:rPr>
+                <w:sz w:val="22"/>
+              </w:rPr>
+            </w:pPr>
+            <w:r>
+              <w:rPr>
+                <w:rFonts w:hint="eastAsia"/>
+                <w:sz w:val="22"/>
+              </w:rPr>
+              <w:t>已完成的對話</w:t>
+            </w:r>
+            <w:r>
+              <w:rPr>
+                <w:sz w:val="22"/>
+              </w:rPr>
+              <w:t xml:space="preserve"> 30 天、閒置的對話 90 天後自動清除；回覆評價預設保存 180 天，可依政策調整</w:t>
+            </w:r>
+          </w:p>
+        </w:tc>
+      </w:tr>
+      <w:tr>
+        <w:trPr>
+          <w:cantSplit/>
+        </w:trPr>
+        <w:tc>
+          <w:tcPr>
+            <w:tcW w:w="2700" w:type="dxa"/>
             <w:shd w:val="clear" w:color="EEF3F8" w:fill="EEF3F8"/>
             <w:tcMar>
               <w:top w:w="40" w:type="dxa"/>
@@ -11435,7 +11947,7 @@
       <w:pPr>
         <w:pStyle w:val="31"/>
       </w:pPr>
-      <w:bookmarkStart w:id="48" w:name="sec4_6"/>
+      <w:bookmarkStart w:id="49" w:name="sec4_6"/>
       <w:r>
         <w:t xml:space="preserve">4.6 AI </w:t>
       </w:r>
@@ -11445,7 +11957,7 @@
         </w:rPr>
         <w:t>特有風險控管</w:t>
       </w:r>
-      <w:bookmarkEnd w:id="48"/>
+      <w:bookmarkEnd w:id="49"/>
     </w:p>
     <w:tbl>
       <w:tblPr>
@@ -11493,8 +12005,8 @@
                 <w:sz w:val="22"/>
               </w:rPr>
             </w:pPr>
-            <w:bookmarkStart w:id="49" w:name="X54bf5718646c2d8c11790cb8b86d84fa964bb5c"/>
-            <w:bookmarkEnd w:id="47"/>
+            <w:bookmarkStart w:id="50" w:name="X54bf5718646c2d8c11790cb8b86d84fa964bb5c"/>
+            <w:bookmarkEnd w:id="48"/>
             <w:r>
               <w:rPr>
                 <w:rFonts w:hint="eastAsia"/>
@@ -12064,20 +12576,20 @@
               <w:pStyle w:val="Compact"/>
               <w:spacing w:before="0" w:after="0" w:line="240" w:lineRule="auto"/>
               <w:rPr>
+                <w:b/>
+                <w:color w:val="1F3A5F"/>
+                <w:sz w:val="22"/>
+              </w:rPr>
+            </w:pPr>
+            <w:r>
+              <w:rPr>
                 <w:rFonts w:hint="eastAsia"/>
                 <w:b/>
                 <w:color w:val="1F3A5F"/>
                 <w:sz w:val="22"/>
               </w:rPr>
-            </w:pPr>
-            <w:r>
-              <w:rPr>
-                <w:b/>
-                <w:color w:val="1F3A5F"/>
-                <w:sz w:val="22"/>
-              </w:rPr>
               <w:lastRenderedPageBreak/>
-              <w:t>MCP 工具誤操作</w:t>
+              <w:t>間接提示注入</w:t>
             </w:r>
           </w:p>
         </w:tc>
@@ -12098,16 +12610,307 @@
               <w:pStyle w:val="Compact"/>
               <w:spacing w:before="0" w:after="0" w:line="240" w:lineRule="auto"/>
               <w:rPr>
+                <w:sz w:val="22"/>
+              </w:rPr>
+            </w:pPr>
+            <w:r>
+              <w:rPr>
                 <w:rFonts w:hint="eastAsia"/>
                 <w:sz w:val="22"/>
               </w:rPr>
+              <w:t>知識文件、工具結果與外部服務提供的內容一律標示為「資料」而非指令，並清除可用來隱藏指令的不可見字元；即使</w:t>
+            </w:r>
+            <w:r>
+              <w:rPr>
+                <w:sz w:val="22"/>
+              </w:rPr>
+              <w:t xml:space="preserve"> AI 被誘導，權限檢查與寫入確認仍由伺服器把關</w:t>
+            </w:r>
+          </w:p>
+        </w:tc>
+      </w:tr>
+      <w:tr>
+        <w:trPr>
+          <w:cantSplit/>
+        </w:trPr>
+        <w:tc>
+          <w:tcPr>
+            <w:tcW w:w="2700" w:type="dxa"/>
+            <w:shd w:val="clear" w:color="EEF3F8" w:fill="EEF3F8"/>
+            <w:tcMar>
+              <w:top w:w="40" w:type="dxa"/>
+              <w:left w:w="100" w:type="dxa"/>
+              <w:bottom w:w="40" w:type="dxa"/>
+              <w:right w:w="100" w:type="dxa"/>
+            </w:tcMar>
+            <w:vAlign w:val="center"/>
+          </w:tcPr>
+          <w:p>
+            <w:pPr>
+              <w:pStyle w:val="Compact"/>
+              <w:spacing w:before="0" w:after="0" w:line="240" w:lineRule="auto"/>
+              <w:rPr>
+                <w:b/>
+                <w:color w:val="1F3A5F"/>
+                <w:sz w:val="22"/>
+              </w:rPr>
             </w:pPr>
             <w:r>
               <w:rPr>
                 <w:rFonts w:hint="eastAsia"/>
-                <w:sz w:val="22"/>
-              </w:rPr>
-              <w:t>寫入工具與未標示唯讀的工具須經確認卡片由使用者確認後才執行；服務端以短效簽章憑證再次檢查租戶、使用者與權限，呼叫過程納入工具稽核</w:t>
+                <w:b/>
+                <w:color w:val="1F3A5F"/>
+                <w:sz w:val="22"/>
+              </w:rPr>
+              <w:t>經由回覆外洩資料</w:t>
+            </w:r>
+          </w:p>
+        </w:tc>
+        <w:tc>
+          <w:tcPr>
+            <w:tcW w:w="6660" w:type="dxa"/>
+            <w:shd w:val="clear" w:color="EEF3F8" w:fill="EEF3F8"/>
+            <w:tcMar>
+              <w:top w:w="40" w:type="dxa"/>
+              <w:left w:w="100" w:type="dxa"/>
+              <w:bottom w:w="40" w:type="dxa"/>
+              <w:right w:w="100" w:type="dxa"/>
+            </w:tcMar>
+            <w:vAlign w:val="center"/>
+          </w:tcPr>
+          <w:p>
+            <w:pPr>
+              <w:pStyle w:val="Compact"/>
+              <w:spacing w:before="0" w:after="0" w:line="240" w:lineRule="auto"/>
+              <w:rPr>
+                <w:sz w:val="22"/>
+              </w:rPr>
+            </w:pPr>
+            <w:r>
+              <w:rPr>
+                <w:rFonts w:hint="eastAsia"/>
+                <w:sz w:val="22"/>
+              </w:rPr>
+              <w:t>前台顯示</w:t>
+            </w:r>
+            <w:r>
+              <w:rPr>
+                <w:sz w:val="22"/>
+              </w:rPr>
+              <w:t xml:space="preserve"> AI 回覆時不自動載入圖片、只允許安全網址格式的連結、不執行回覆中的網頁語法，避免對話內容經由圖片網址被帶出</w:t>
+            </w:r>
+          </w:p>
+        </w:tc>
+      </w:tr>
+      <w:tr>
+        <w:trPr>
+          <w:cantSplit/>
+        </w:trPr>
+        <w:tc>
+          <w:tcPr>
+            <w:tcW w:w="2700" w:type="dxa"/>
+            <w:shd w:val="clear" w:color="EEF3F8" w:fill="EEF3F8"/>
+            <w:tcMar>
+              <w:top w:w="40" w:type="dxa"/>
+              <w:left w:w="100" w:type="dxa"/>
+              <w:bottom w:w="40" w:type="dxa"/>
+              <w:right w:w="100" w:type="dxa"/>
+            </w:tcMar>
+            <w:vAlign w:val="center"/>
+          </w:tcPr>
+          <w:p>
+            <w:pPr>
+              <w:pStyle w:val="Compact"/>
+              <w:spacing w:before="0" w:after="0" w:line="240" w:lineRule="auto"/>
+              <w:rPr>
+                <w:b/>
+                <w:color w:val="1F3A5F"/>
+                <w:sz w:val="22"/>
+              </w:rPr>
+            </w:pPr>
+            <w:r>
+              <w:rPr>
+                <w:rFonts w:hint="eastAsia"/>
+                <w:b/>
+                <w:color w:val="1F3A5F"/>
+                <w:sz w:val="22"/>
+              </w:rPr>
+              <w:t>智慧代理自主操作</w:t>
+            </w:r>
+          </w:p>
+        </w:tc>
+        <w:tc>
+          <w:tcPr>
+            <w:tcW w:w="6660" w:type="dxa"/>
+            <w:shd w:val="clear" w:color="EEF3F8" w:fill="EEF3F8"/>
+            <w:tcMar>
+              <w:top w:w="40" w:type="dxa"/>
+              <w:left w:w="100" w:type="dxa"/>
+              <w:bottom w:w="40" w:type="dxa"/>
+              <w:right w:w="100" w:type="dxa"/>
+            </w:tcMar>
+            <w:vAlign w:val="center"/>
+          </w:tcPr>
+          <w:p>
+            <w:pPr>
+              <w:pStyle w:val="Compact"/>
+              <w:spacing w:before="0" w:after="0" w:line="240" w:lineRule="auto"/>
+              <w:rPr>
+                <w:sz w:val="22"/>
+              </w:rPr>
+            </w:pPr>
+            <w:r>
+              <w:rPr>
+                <w:sz w:val="22"/>
+              </w:rPr>
+              <w:t>AI 只能使用該使用者被授權的工具，不存在的工具一律拒絕；寄信、建立資料等寫入動作只能提出確認卡片，經使用者確認後才由伺服器執行，且一次只能提出一筆；單次任務設有步驟上限，達上限時如實交代進度，不宣稱已完成</w:t>
+            </w:r>
+          </w:p>
+        </w:tc>
+      </w:tr>
+      <w:tr>
+        <w:trPr>
+          <w:cantSplit/>
+        </w:trPr>
+        <w:tc>
+          <w:tcPr>
+            <w:tcW w:w="2700" w:type="dxa"/>
+            <w:shd w:val="clear" w:color="EEF3F8" w:fill="EEF3F8"/>
+            <w:tcMar>
+              <w:top w:w="40" w:type="dxa"/>
+              <w:left w:w="100" w:type="dxa"/>
+              <w:bottom w:w="40" w:type="dxa"/>
+              <w:right w:w="100" w:type="dxa"/>
+            </w:tcMar>
+            <w:vAlign w:val="center"/>
+          </w:tcPr>
+          <w:p>
+            <w:pPr>
+              <w:pStyle w:val="Compact"/>
+              <w:spacing w:before="0" w:after="0" w:line="240" w:lineRule="auto"/>
+              <w:rPr>
+                <w:rFonts w:hint="eastAsia"/>
+                <w:b/>
+                <w:color w:val="1F3A5F"/>
+                <w:sz w:val="22"/>
+              </w:rPr>
+            </w:pPr>
+            <w:r>
+              <w:rPr>
+                <w:rFonts w:hint="eastAsia"/>
+                <w:b/>
+                <w:color w:val="1F3A5F"/>
+                <w:sz w:val="22"/>
+              </w:rPr>
+              <w:t>外部服務身分</w:t>
+            </w:r>
+          </w:p>
+        </w:tc>
+        <w:tc>
+          <w:tcPr>
+            <w:tcW w:w="6660" w:type="dxa"/>
+            <w:shd w:val="clear" w:color="EEF3F8" w:fill="EEF3F8"/>
+            <w:tcMar>
+              <w:top w:w="40" w:type="dxa"/>
+              <w:left w:w="100" w:type="dxa"/>
+              <w:bottom w:w="40" w:type="dxa"/>
+              <w:right w:w="100" w:type="dxa"/>
+            </w:tcMar>
+            <w:vAlign w:val="center"/>
+          </w:tcPr>
+          <w:p>
+            <w:pPr>
+              <w:pStyle w:val="Compact"/>
+              <w:spacing w:before="0" w:after="0" w:line="240" w:lineRule="auto"/>
+              <w:rPr>
+                <w:sz w:val="22"/>
+              </w:rPr>
+            </w:pPr>
+            <w:r>
+              <w:rPr>
+                <w:rFonts w:hint="eastAsia"/>
+                <w:sz w:val="22"/>
+              </w:rPr>
+              <w:t>呼叫外部</w:t>
+            </w:r>
+            <w:r>
+              <w:rPr>
+                <w:sz w:val="22"/>
+              </w:rPr>
+              <w:t xml:space="preserve"> MCP 服務時附上短效簽章憑證，服務端可驗證呼叫者身分，並依使用者權限再次檢查資料範圍</w:t>
+            </w:r>
+          </w:p>
+        </w:tc>
+      </w:tr>
+      <w:tr>
+        <w:trPr>
+          <w:cantSplit/>
+        </w:trPr>
+        <w:tc>
+          <w:tcPr>
+            <w:tcW w:w="2700" w:type="dxa"/>
+            <w:shd w:val="clear" w:color="EEF3F8" w:fill="EEF3F8"/>
+            <w:tcMar>
+              <w:top w:w="40" w:type="dxa"/>
+              <w:left w:w="100" w:type="dxa"/>
+              <w:bottom w:w="40" w:type="dxa"/>
+              <w:right w:w="100" w:type="dxa"/>
+            </w:tcMar>
+            <w:vAlign w:val="center"/>
+          </w:tcPr>
+          <w:p>
+            <w:pPr>
+              <w:pStyle w:val="Compact"/>
+              <w:spacing w:before="0" w:after="0" w:line="240" w:lineRule="auto"/>
+              <w:rPr>
+                <w:b/>
+                <w:color w:val="1F3A5F"/>
+                <w:sz w:val="22"/>
+              </w:rPr>
+            </w:pPr>
+            <w:r>
+              <w:rPr>
+                <w:rFonts w:hint="eastAsia"/>
+                <w:b/>
+                <w:color w:val="1F3A5F"/>
+                <w:sz w:val="22"/>
+              </w:rPr>
+              <w:t>回答品質失控</w:t>
+            </w:r>
+          </w:p>
+        </w:tc>
+        <w:tc>
+          <w:tcPr>
+            <w:tcW w:w="6660" w:type="dxa"/>
+            <w:shd w:val="clear" w:color="EEF3F8" w:fill="EEF3F8"/>
+            <w:tcMar>
+              <w:top w:w="40" w:type="dxa"/>
+              <w:left w:w="100" w:type="dxa"/>
+              <w:bottom w:w="40" w:type="dxa"/>
+              <w:right w:w="100" w:type="dxa"/>
+            </w:tcMar>
+            <w:vAlign w:val="center"/>
+          </w:tcPr>
+          <w:p>
+            <w:pPr>
+              <w:pStyle w:val="Compact"/>
+              <w:spacing w:before="0" w:after="0" w:line="240" w:lineRule="auto"/>
+              <w:rPr>
+                <w:sz w:val="22"/>
+              </w:rPr>
+            </w:pPr>
+            <w:r>
+              <w:rPr>
+                <w:rFonts w:hint="eastAsia"/>
+                <w:sz w:val="22"/>
+              </w:rPr>
+              <w:t>使用者可對回覆倒讚並說明原因，管理者依當時的作答依據追查與修正（見</w:t>
+            </w:r>
+            <w:r>
+              <w:rPr>
+                <w:sz w:val="22"/>
+              </w:rPr>
+              <w:t xml:space="preserve"> 3.9）</w:t>
             </w:r>
           </w:p>
         </w:tc>
@@ -12117,7 +12920,7 @@
       <w:pPr>
         <w:pStyle w:val="31"/>
       </w:pPr>
-      <w:bookmarkStart w:id="50" w:name="sec4_7"/>
+      <w:bookmarkStart w:id="51" w:name="sec4_7"/>
       <w:r>
         <w:t xml:space="preserve">4.7 </w:t>
       </w:r>
@@ -12127,7 +12930,7 @@
         </w:rPr>
         <w:t>流量保護與濫用防範</w:t>
       </w:r>
-      <w:bookmarkEnd w:id="50"/>
+      <w:bookmarkEnd w:id="51"/>
     </w:p>
     <w:p>
       <w:pPr>
@@ -12239,9 +13042,9 @@
       <w:pPr>
         <w:pStyle w:val="31"/>
       </w:pPr>
-      <w:bookmarkStart w:id="51" w:name="X91aa51d5a4ad74ff2966b862f0f13e34d1d93dc"/>
       <w:bookmarkStart w:id="52" w:name="sec4_8"/>
-      <w:bookmarkEnd w:id="49"/>
+      <w:bookmarkStart w:id="53" w:name="X91aa51d5a4ad74ff2966b862f0f13e34d1d93dc"/>
+      <w:bookmarkEnd w:id="50"/>
       <w:r>
         <w:t xml:space="preserve">4.8 </w:t>
       </w:r>
@@ -12291,6 +13094,7 @@
         <w:rPr>
           <w:rFonts w:hint="eastAsia"/>
         </w:rPr>
+        <w:lastRenderedPageBreak/>
         <w:t>稽核紀錄可對應到具體表單、整合目標與外部系統單號，供事後對帳與爭議釐清。</w:t>
       </w:r>
     </w:p>
@@ -12317,6 +13121,25 @@
           <w:ilvl w:val="0"/>
           <w:numId w:val="11"/>
         </w:numPr>
+        <w:spacing w:after="60" w:line="240" w:lineRule="auto"/>
+      </w:pPr>
+      <w:r>
+        <w:rPr>
+          <w:rFonts w:hint="eastAsia"/>
+        </w:rPr>
+        <w:t>被倒讚的</w:t>
+      </w:r>
+      <w:r>
+        <w:t xml:space="preserve"> AI 回覆保留當時的檢索紀錄、工具呼叫與作答模型，可追查單則回覆的作答依據。</w:t>
+      </w:r>
+    </w:p>
+    <w:p>
+      <w:pPr>
+        <w:pStyle w:val="Compact"/>
+        <w:numPr>
+          <w:ilvl w:val="0"/>
+          <w:numId w:val="11"/>
+        </w:numPr>
         <w:spacing w:after="0" w:line="240" w:lineRule="auto"/>
       </w:pPr>
       <w:r>
@@ -12326,9 +13149,9 @@
         <w:t>建議納入例行監控的指標：認證失敗率、權限拒絕率、限流觸發次數與伺服器錯誤率。</w:t>
       </w:r>
     </w:p>
-    <w:bookmarkStart w:id="53" w:name="Xe32365b8f39eb4910bc40f2b9aeeb4f1c68f999"/>
-    <w:bookmarkEnd w:id="35"/>
-    <w:bookmarkEnd w:id="51"/>
+    <w:bookmarkStart w:id="54" w:name="Xe32365b8f39eb4910bc40f2b9aeeb4f1c68f999"/>
+    <w:bookmarkEnd w:id="36"/>
+    <w:bookmarkEnd w:id="53"/>
     <w:p>
       <w:pPr>
         <w:pStyle w:val="Compact"/>
@@ -12336,26 +13159,12 @@
         <w:jc w:val="right"/>
       </w:pPr>
       <w:r>
-        <w:rPr>
-          <w:sz w:val="18"/>
-        </w:rPr>
         <w:fldChar w:fldCharType="begin"/>
       </w:r>
       <w:r>
-        <w:rPr>
-          <w:sz w:val="18"/>
-        </w:rPr>
-        <w:instrText>HYPERLINK  \l "toc"</w:instrText>
-      </w:r>
-      <w:r>
-        <w:rPr>
-          <w:sz w:val="18"/>
-        </w:rPr>
-      </w:r>
-      <w:r>
-        <w:rPr>
-          <w:sz w:val="18"/>
-        </w:rPr>
+        <w:instrText>HYPERLINK \l "toc"</w:instrText>
+      </w:r>
+      <w:r>
         <w:fldChar w:fldCharType="separate"/>
       </w:r>
       <w:r>
@@ -12366,9 +13175,6 @@
         <w:t>▲ 回目錄</w:t>
       </w:r>
       <w:r>
-        <w:rPr>
-          <w:sz w:val="18"/>
-        </w:rPr>
         <w:fldChar w:fldCharType="end"/>
       </w:r>
       <w:r>
@@ -12379,7 +13185,7 @@
       <w:pPr>
         <w:pStyle w:val="21"/>
       </w:pPr>
-      <w:bookmarkStart w:id="54" w:name="sec5"/>
+      <w:bookmarkStart w:id="55" w:name="sec5"/>
       <w:r>
         <w:lastRenderedPageBreak/>
         <w:t xml:space="preserve">5. </w:t>
@@ -12390,15 +13196,15 @@
         </w:rPr>
         <w:t>使用情境</w:t>
       </w:r>
-      <w:bookmarkEnd w:id="54"/>
+      <w:bookmarkEnd w:id="55"/>
     </w:p>
     <w:p>
       <w:pPr>
         <w:pStyle w:val="31"/>
         <w:spacing w:before="120"/>
       </w:pPr>
-      <w:bookmarkStart w:id="55" w:name="X1ec455228c9272cd7cda0c45fd365ead4d00bbc"/>
       <w:bookmarkStart w:id="56" w:name="sec5_1"/>
+      <w:bookmarkStart w:id="57" w:name="X1ec455228c9272cd7cda0c45fd365ead4d00bbc"/>
       <w:r>
         <w:t xml:space="preserve">5.1 </w:t>
       </w:r>
@@ -12590,9 +13396,9 @@
       <w:pPr>
         <w:pStyle w:val="31"/>
       </w:pPr>
-      <w:bookmarkStart w:id="57" w:name="X4fd0bb00d033e5d417ec27ff2094751ea23647f"/>
       <w:bookmarkStart w:id="58" w:name="sec5_2"/>
-      <w:bookmarkEnd w:id="55"/>
+      <w:bookmarkStart w:id="59" w:name="X4fd0bb00d033e5d417ec27ff2094751ea23647f"/>
+      <w:bookmarkEnd w:id="57"/>
       <w:r>
         <w:t xml:space="preserve">5.2 </w:t>
       </w:r>
@@ -12771,9 +13577,9 @@
       <w:pPr>
         <w:pStyle w:val="31"/>
       </w:pPr>
-      <w:bookmarkStart w:id="59" w:name="X9e44ca6a24ac90f87c1e4f7e7af26f914e42665"/>
       <w:bookmarkStart w:id="60" w:name="sec5_3"/>
-      <w:bookmarkEnd w:id="57"/>
+      <w:bookmarkStart w:id="61" w:name="X9e44ca6a24ac90f87c1e4f7e7af26f914e42665"/>
+      <w:bookmarkEnd w:id="59"/>
       <w:r>
         <w:lastRenderedPageBreak/>
         <w:t xml:space="preserve">5.3 </w:t>
@@ -12980,9 +13786,9 @@
       <w:pPr>
         <w:pStyle w:val="31"/>
       </w:pPr>
-      <w:bookmarkStart w:id="61" w:name="X12601686a1902ae0f5d1d76a8b523bea3ed29c3"/>
       <w:bookmarkStart w:id="62" w:name="sec5_4"/>
-      <w:bookmarkEnd w:id="59"/>
+      <w:bookmarkStart w:id="63" w:name="X12601686a1902ae0f5d1d76a8b523bea3ed29c3"/>
+      <w:bookmarkEnd w:id="61"/>
       <w:r>
         <w:t xml:space="preserve">5.4 </w:t>
       </w:r>
@@ -13155,9 +13961,9 @@
       <w:pPr>
         <w:pStyle w:val="31"/>
       </w:pPr>
-      <w:bookmarkStart w:id="63" w:name="X5e9922fdd072c1e250fd17c6db1757f3bf5883f"/>
       <w:bookmarkStart w:id="64" w:name="sec5_5"/>
-      <w:bookmarkEnd w:id="61"/>
+      <w:bookmarkStart w:id="65" w:name="X5e9922fdd072c1e250fd17c6db1757f3bf5883f"/>
+      <w:bookmarkEnd w:id="63"/>
       <w:r>
         <w:lastRenderedPageBreak/>
         <w:t xml:space="preserve">5.5 </w:t>
@@ -13191,9 +13997,9 @@
         <w:t>公開服務窗口可置於對外網站，以獨立的訪客權限運作：只檢索明確授權給訪客的內容，建議問句僅取訪客可見範圍，權限一經變更舊有內容立即停用並重新產生。可在不承擔內部資料外洩風險的前提下，把產品與服務諮詢自助化。</w:t>
       </w:r>
     </w:p>
-    <w:bookmarkStart w:id="65" w:name="X491f0878be75d34ec9ac50c0e8fc38b236ff91e"/>
-    <w:bookmarkEnd w:id="53"/>
-    <w:bookmarkEnd w:id="63"/>
+    <w:bookmarkStart w:id="66" w:name="X491f0878be75d34ec9ac50c0e8fc38b236ff91e"/>
+    <w:bookmarkEnd w:id="54"/>
+    <w:bookmarkEnd w:id="65"/>
     <w:p>
       <w:pPr>
         <w:pStyle w:val="Compact"/>
@@ -13245,7 +14051,7 @@
       <w:pPr>
         <w:pStyle w:val="21"/>
       </w:pPr>
-      <w:bookmarkStart w:id="66" w:name="sec6"/>
+      <w:bookmarkStart w:id="67" w:name="sec6"/>
       <w:r>
         <w:lastRenderedPageBreak/>
         <w:t xml:space="preserve">6. </w:t>
@@ -13256,15 +14062,15 @@
         </w:rPr>
         <w:t>預期效益</w:t>
       </w:r>
-      <w:bookmarkEnd w:id="66"/>
+      <w:bookmarkEnd w:id="67"/>
     </w:p>
     <w:p>
       <w:pPr>
         <w:pStyle w:val="31"/>
         <w:spacing w:before="120"/>
       </w:pPr>
-      <w:bookmarkStart w:id="67" w:name="Xdabd85426102869c46aaad98e411952bd06af60"/>
       <w:bookmarkStart w:id="68" w:name="sec6_1"/>
+      <w:bookmarkStart w:id="69" w:name="Xdabd85426102869c46aaad98e411952bd06af60"/>
       <w:r>
         <w:t xml:space="preserve">6.1 </w:t>
       </w:r>
@@ -13322,8 +14128,8 @@
                 <w:sz w:val="22"/>
               </w:rPr>
             </w:pPr>
-            <w:bookmarkStart w:id="69" w:name="X2ded52683afb2302724187bdac77d6cfc0de466"/>
-            <w:bookmarkEnd w:id="67"/>
+            <w:bookmarkStart w:id="70" w:name="X2ded52683afb2302724187bdac77d6cfc0de466"/>
+            <w:bookmarkEnd w:id="69"/>
             <w:r>
               <w:rPr>
                 <w:rFonts w:hint="eastAsia"/>
@@ -13787,7 +14593,7 @@
       <w:pPr>
         <w:pStyle w:val="31"/>
       </w:pPr>
-      <w:bookmarkStart w:id="70" w:name="sec6_2"/>
+      <w:bookmarkStart w:id="71" w:name="sec6_2"/>
       <w:r>
         <w:t xml:space="preserve">6.2 </w:t>
       </w:r>
@@ -13806,7 +14612,7 @@
         </w:rPr>
         <w:t>單位</w:t>
       </w:r>
-      <w:bookmarkEnd w:id="70"/>
+      <w:bookmarkEnd w:id="71"/>
     </w:p>
     <w:tbl>
       <w:tblPr>
@@ -13854,8 +14660,8 @@
                 <w:sz w:val="22"/>
               </w:rPr>
             </w:pPr>
-            <w:bookmarkStart w:id="71" w:name="X05180d95fc0fae4f2571595e2d41bc5205998e9"/>
-            <w:bookmarkEnd w:id="69"/>
+            <w:bookmarkStart w:id="72" w:name="X05180d95fc0fae4f2571595e2d41bc5205998e9"/>
+            <w:bookmarkEnd w:id="70"/>
             <w:r>
               <w:rPr>
                 <w:rFonts w:hint="eastAsia"/>
@@ -14407,7 +15213,7 @@
       <w:pPr>
         <w:pStyle w:val="31"/>
       </w:pPr>
-      <w:bookmarkStart w:id="72" w:name="sec6_3"/>
+      <w:bookmarkStart w:id="73" w:name="sec6_3"/>
       <w:r>
         <w:lastRenderedPageBreak/>
         <w:t xml:space="preserve">6.3 </w:t>
@@ -14418,7 +15224,7 @@
         </w:rPr>
         <w:t>建議追蹤的成效指標</w:t>
       </w:r>
-      <w:bookmarkEnd w:id="72"/>
+      <w:bookmarkEnd w:id="73"/>
     </w:p>
     <w:p>
       <w:pPr>
@@ -14492,9 +15298,9 @@
                 <w:sz w:val="22"/>
               </w:rPr>
             </w:pPr>
-            <w:bookmarkStart w:id="73" w:name="X21e480caab2ececaccbe6a26702db05b4c843ec"/>
-            <w:bookmarkEnd w:id="65"/>
-            <w:bookmarkEnd w:id="71"/>
+            <w:bookmarkStart w:id="74" w:name="X21e480caab2ececaccbe6a26702db05b4c843ec"/>
+            <w:bookmarkEnd w:id="66"/>
+            <w:bookmarkEnd w:id="72"/>
             <w:r>
               <w:rPr>
                 <w:rFonts w:hint="eastAsia"/>
@@ -14753,6 +15559,13 @@
               </w:rPr>
               <w:t>首次欄位抽取正確率、人工修正率</w:t>
             </w:r>
+            <w:r>
+              <w:rPr>
+                <w:rFonts w:hint="eastAsia"/>
+                <w:sz w:val="22"/>
+              </w:rPr>
+              <w:t>、回覆讚的比例、倒讚原因分布、待處理倒讚數</w:t>
+            </w:r>
           </w:p>
         </w:tc>
       </w:tr>
@@ -15136,7 +15949,7 @@
       <w:pPr>
         <w:pStyle w:val="21"/>
       </w:pPr>
-      <w:bookmarkStart w:id="74" w:name="sec7"/>
+      <w:bookmarkStart w:id="75" w:name="sec7"/>
       <w:r>
         <w:lastRenderedPageBreak/>
         <w:t xml:space="preserve">7. </w:t>
@@ -15147,15 +15960,15 @@
         </w:rPr>
         <w:t>導入建議</w:t>
       </w:r>
-      <w:bookmarkEnd w:id="74"/>
+      <w:bookmarkEnd w:id="75"/>
     </w:p>
     <w:p>
       <w:pPr>
         <w:pStyle w:val="31"/>
         <w:spacing w:before="120"/>
       </w:pPr>
-      <w:bookmarkStart w:id="75" w:name="X696da4f06a4e201150d03d27767809252cc0da5"/>
       <w:bookmarkStart w:id="76" w:name="sec7_1"/>
+      <w:bookmarkStart w:id="77" w:name="X696da4f06a4e201150d03d27767809252cc0da5"/>
       <w:r>
         <w:t xml:space="preserve">7.1 </w:t>
       </w:r>
@@ -15214,8 +16027,8 @@
                 <w:sz w:val="22"/>
               </w:rPr>
             </w:pPr>
-            <w:bookmarkStart w:id="77" w:name="X3ad5c93961742a1536582ffc0855fef843b3598"/>
-            <w:bookmarkEnd w:id="75"/>
+            <w:bookmarkStart w:id="78" w:name="X3ad5c93961742a1536582ffc0855fef843b3598"/>
+            <w:bookmarkEnd w:id="77"/>
             <w:r>
               <w:rPr>
                 <w:rFonts w:hint="eastAsia"/>
@@ -15569,7 +16382,14 @@
                 <w:rFonts w:hint="eastAsia"/>
                 <w:sz w:val="22"/>
               </w:rPr>
-              <w:t>開放報告權限、建立能力套餐與權限政策、導入用量配額與稽核例行檢視</w:t>
+              <w:t>開放報告權限、建立能力套餐與權限政策、導入</w:t>
+            </w:r>
+            <w:r>
+              <w:rPr>
+                <w:rFonts w:hint="eastAsia"/>
+                <w:sz w:val="22"/>
+              </w:rPr>
+              <w:t>用量配額、稽核與回覆評價例行檢視</w:t>
             </w:r>
           </w:p>
         </w:tc>
@@ -15608,7 +16428,7 @@
       <w:pPr>
         <w:pStyle w:val="31"/>
       </w:pPr>
-      <w:bookmarkStart w:id="78" w:name="sec7_2"/>
+      <w:bookmarkStart w:id="79" w:name="sec7_2"/>
       <w:r>
         <w:t xml:space="preserve">7.2 </w:t>
       </w:r>
@@ -15618,7 +16438,7 @@
         </w:rPr>
         <w:t>客戶需準備事項</w:t>
       </w:r>
-      <w:bookmarkEnd w:id="78"/>
+      <w:bookmarkEnd w:id="79"/>
     </w:p>
     <w:p>
       <w:pPr>
@@ -15802,8 +16622,8 @@
           <w:sz w:val="2"/>
         </w:rPr>
       </w:pPr>
-      <w:bookmarkStart w:id="79" w:name="Xdf0f41b584c9e41a1f830b5de8e09ec2552ac72"/>
-      <w:bookmarkEnd w:id="77"/>
+      <w:bookmarkStart w:id="80" w:name="Xdf0f41b584c9e41a1f830b5de8e09ec2552ac72"/>
+      <w:bookmarkEnd w:id="78"/>
       <w:r>
         <w:rPr>
           <w:sz w:val="2"/>
@@ -15815,7 +16635,7 @@
       <w:pPr>
         <w:pStyle w:val="31"/>
       </w:pPr>
-      <w:bookmarkStart w:id="80" w:name="sec7_3"/>
+      <w:bookmarkStart w:id="81" w:name="sec7_3"/>
       <w:r>
         <w:lastRenderedPageBreak/>
         <w:t xml:space="preserve">7.3 </w:t>
@@ -15826,7 +16646,7 @@
         </w:rPr>
         <w:t>驗收基準</w:t>
       </w:r>
-      <w:bookmarkEnd w:id="80"/>
+      <w:bookmarkEnd w:id="81"/>
     </w:p>
     <w:p>
       <w:pPr>
@@ -16071,11 +16891,31 @@
     </w:p>
     <w:p>
       <w:pPr>
+        <w:pStyle w:val="Compact"/>
+        <w:numPr>
+          <w:ilvl w:val="0"/>
+          <w:numId w:val="17"/>
+        </w:numPr>
+        <w:spacing w:after="60" w:line="240" w:lineRule="auto"/>
+        <w:ind w:left="840" w:hanging="480"/>
+      </w:pPr>
+      <w:r>
+        <w:rPr>
+          <w:rFonts w:hint="eastAsia"/>
+        </w:rPr>
+        <w:t>使用者可對</w:t>
+      </w:r>
+      <w:r>
+        <w:t xml:space="preserve"> AI 回覆按讚或倒讚並選擇原因；管理者可查看該則回覆的作答依據、以提問者的權限重新測試，並標記為已處理。</w:t>
+      </w:r>
+    </w:p>
+    <w:p>
+      <w:pPr>
         <w:pStyle w:val="31"/>
       </w:pPr>
-      <w:bookmarkStart w:id="81" w:name="Xd383545093a3356ef4b7583002051b006a51904"/>
       <w:bookmarkStart w:id="82" w:name="sec7_4"/>
-      <w:bookmarkEnd w:id="79"/>
+      <w:bookmarkStart w:id="83" w:name="Xd383545093a3356ef4b7583002051b006a51904"/>
+      <w:bookmarkEnd w:id="80"/>
       <w:r>
         <w:lastRenderedPageBreak/>
         <w:t xml:space="preserve">7.4 </w:t>
@@ -16146,9 +16986,9 @@
                 <w:sz w:val="22"/>
               </w:rPr>
             </w:pPr>
-            <w:bookmarkStart w:id="83" w:name="附錄名詞對照"/>
-            <w:bookmarkEnd w:id="73"/>
-            <w:bookmarkEnd w:id="81"/>
+            <w:bookmarkStart w:id="84" w:name="附錄名詞對照"/>
+            <w:bookmarkEnd w:id="74"/>
+            <w:bookmarkEnd w:id="83"/>
             <w:r>
               <w:rPr>
                 <w:rFonts w:hint="eastAsia"/>
@@ -16774,19 +17614,19 @@
               <w:pStyle w:val="Compact"/>
               <w:spacing w:before="0" w:after="0" w:line="240" w:lineRule="auto"/>
               <w:rPr>
+                <w:b/>
+                <w:color w:val="1F3A5F"/>
+                <w:sz w:val="22"/>
+              </w:rPr>
+            </w:pPr>
+            <w:r>
+              <w:rPr>
                 <w:rFonts w:hint="eastAsia"/>
                 <w:b/>
                 <w:color w:val="1F3A5F"/>
                 <w:sz w:val="22"/>
               </w:rPr>
-            </w:pPr>
-            <w:r>
-              <w:rPr>
-                <w:b/>
-                <w:color w:val="1F3A5F"/>
-                <w:sz w:val="22"/>
-              </w:rPr>
-              <w:t>MCP 服務</w:t>
+              <w:t>評價資料</w:t>
             </w:r>
           </w:p>
         </w:tc>
@@ -16807,16 +17647,15 @@
               <w:pStyle w:val="Compact"/>
               <w:spacing w:before="0" w:after="0" w:line="240" w:lineRule="auto"/>
               <w:rPr>
+                <w:sz w:val="22"/>
+              </w:rPr>
+            </w:pPr>
+            <w:r>
+              <w:rPr>
                 <w:rFonts w:hint="eastAsia"/>
                 <w:sz w:val="22"/>
               </w:rPr>
-            </w:pPr>
-            <w:r>
-              <w:rPr>
-                <w:rFonts w:hint="eastAsia"/>
-                <w:sz w:val="22"/>
-              </w:rPr>
-              <w:t>擬串接的服務與工具範圍、讀寫分類與確認規則、授權對象，以及服務端驗證方式與正式資料來源</w:t>
+              <w:t>評價保存的問答內容屬使用者資料：保存期限、可檢視的管理人員，以及是否需於使用條款中告知</w:t>
             </w:r>
           </w:p>
         </w:tc>
@@ -16826,14 +17665,14 @@
       <w:pPr>
         <w:pStyle w:val="31"/>
       </w:pPr>
-      <w:bookmarkStart w:id="84" w:name="sec7_5"/>
+      <w:bookmarkStart w:id="85" w:name="sec7_5"/>
       <w:r>
         <w:rPr>
           <w:rFonts w:hint="eastAsia"/>
         </w:rPr>
         <w:t>7.5 AI 使用建議：雲端與地端</w:t>
       </w:r>
-      <w:bookmarkEnd w:id="84"/>
+      <w:bookmarkEnd w:id="85"/>
     </w:p>
     <w:p>
       <w:pPr>
@@ -17743,7 +18582,7 @@
       <w:pPr>
         <w:pStyle w:val="21"/>
       </w:pPr>
-      <w:bookmarkStart w:id="85" w:name="appendix"/>
+      <w:bookmarkStart w:id="86" w:name="appendix"/>
       <w:r>
         <w:rPr>
           <w:rFonts w:hint="eastAsia"/>
@@ -17751,7 +18590,7 @@
         <w:lastRenderedPageBreak/>
         <w:t>附錄：名詞對照</w:t>
       </w:r>
-      <w:bookmarkEnd w:id="85"/>
+      <w:bookmarkEnd w:id="86"/>
     </w:p>
     <w:tbl>
       <w:tblPr>
@@ -18068,20 +18907,20 @@
                 <w:rFonts w:hint="eastAsia"/>
                 <w:sz w:val="22"/>
               </w:rPr>
-              <w:t xml:space="preserve">讓 </w:t>
-            </w:r>
-            <w:r>
-              <w:rPr>
-                <w:sz w:val="22"/>
-              </w:rPr>
-              <w:t>AI Agent 以</w:t>
+              <w:t>讓</w:t>
+            </w:r>
+            <w:r>
+              <w:rPr>
+                <w:sz w:val="22"/>
+              </w:rPr>
+              <w:t xml:space="preserve"> AI 代理以標準協定</w:t>
             </w:r>
             <w:r>
               <w:rPr>
                 <w:rFonts w:hint="eastAsia"/>
                 <w:sz w:val="22"/>
               </w:rPr>
-              <w:t>標準協定發現與呼叫外部服務工具；</w:t>
+              <w:t>發現與呼叫外部服務工具；</w:t>
             </w:r>
             <w:proofErr w:type="spellStart"/>
             <w:r>
@@ -18099,7 +18938,7 @@
               </w:rPr>
               <w:t xml:space="preserve"> 目前採 </w:t>
             </w:r>
-            <w:bookmarkStart w:id="86" w:name="OLE_LINK1"/>
+            <w:bookmarkStart w:id="87" w:name="OLE_LINK1"/>
             <w:proofErr w:type="spellStart"/>
             <w:r>
               <w:rPr>
@@ -18116,149 +18955,13 @@
               </w:rPr>
               <w:t xml:space="preserve"> HTTP</w:t>
             </w:r>
-            <w:bookmarkEnd w:id="86"/>
+            <w:bookmarkEnd w:id="87"/>
             <w:r>
               <w:rPr>
                 <w:rFonts w:hint="eastAsia"/>
                 <w:sz w:val="22"/>
               </w:rPr>
               <w:t xml:space="preserve"> 串接</w:t>
-            </w:r>
-          </w:p>
-        </w:tc>
-      </w:tr>
-      <w:tr>
-        <w:trPr>
-          <w:cantSplit/>
-        </w:trPr>
-        <w:tc>
-          <w:tcPr>
-            <w:tcW w:w="2794" w:type="dxa"/>
-            <w:shd w:val="clear" w:color="EEF3F8" w:fill="EEF3F8"/>
-            <w:tcMar>
-              <w:top w:w="40" w:type="dxa"/>
-              <w:left w:w="100" w:type="dxa"/>
-              <w:bottom w:w="40" w:type="dxa"/>
-              <w:right w:w="100" w:type="dxa"/>
-            </w:tcMar>
-            <w:vAlign w:val="center"/>
-          </w:tcPr>
-          <w:p>
-            <w:pPr>
-              <w:pStyle w:val="Compact"/>
-              <w:spacing w:before="0" w:after="0" w:line="240" w:lineRule="auto"/>
-              <w:rPr>
-                <w:rFonts w:hint="eastAsia"/>
-                <w:b/>
-                <w:color w:val="1F3A5F"/>
-                <w:sz w:val="22"/>
-              </w:rPr>
-            </w:pPr>
-            <w:r>
-              <w:rPr>
-                <w:b/>
-                <w:color w:val="1F3A5F"/>
-                <w:sz w:val="22"/>
-              </w:rPr>
-              <w:t>MCP 工具（Tool）</w:t>
-            </w:r>
-          </w:p>
-        </w:tc>
-        <w:tc>
-          <w:tcPr>
-            <w:tcW w:w="6566" w:type="dxa"/>
-            <w:shd w:val="clear" w:color="EEF3F8" w:fill="EEF3F8"/>
-            <w:tcMar>
-              <w:top w:w="40" w:type="dxa"/>
-              <w:left w:w="100" w:type="dxa"/>
-              <w:bottom w:w="40" w:type="dxa"/>
-              <w:right w:w="100" w:type="dxa"/>
-            </w:tcMar>
-            <w:vAlign w:val="center"/>
-          </w:tcPr>
-          <w:p>
-            <w:pPr>
-              <w:pStyle w:val="Compact"/>
-              <w:spacing w:before="0" w:after="0" w:line="240" w:lineRule="auto"/>
-              <w:rPr>
-                <w:rFonts w:hint="eastAsia"/>
-                <w:sz w:val="22"/>
-              </w:rPr>
-            </w:pPr>
-            <w:r>
-              <w:rPr>
-                <w:sz w:val="22"/>
-              </w:rPr>
-              <w:t>MCP 服務提供的單一查詢或操作功能，依是否變更資料分為唯讀工具與寫入工具</w:t>
-            </w:r>
-          </w:p>
-        </w:tc>
-      </w:tr>
-      <w:tr>
-        <w:trPr>
-          <w:cantSplit/>
-        </w:trPr>
-        <w:tc>
-          <w:tcPr>
-            <w:tcW w:w="2794" w:type="dxa"/>
-            <w:shd w:val="clear" w:color="FFFFFF" w:fill="FFFFFF"/>
-            <w:tcMar>
-              <w:top w:w="40" w:type="dxa"/>
-              <w:left w:w="100" w:type="dxa"/>
-              <w:bottom w:w="40" w:type="dxa"/>
-              <w:right w:w="100" w:type="dxa"/>
-            </w:tcMar>
-            <w:vAlign w:val="center"/>
-          </w:tcPr>
-          <w:p>
-            <w:pPr>
-              <w:pStyle w:val="Compact"/>
-              <w:spacing w:before="0" w:after="0" w:line="240" w:lineRule="auto"/>
-              <w:rPr>
-                <w:rFonts w:hint="eastAsia"/>
-                <w:b/>
-                <w:color w:val="1F3A5F"/>
-                <w:sz w:val="22"/>
-              </w:rPr>
-            </w:pPr>
-            <w:r>
-              <w:rPr>
-                <w:rFonts w:hint="eastAsia"/>
-                <w:b/>
-                <w:color w:val="1F3A5F"/>
-                <w:sz w:val="22"/>
-              </w:rPr>
-              <w:t>確認卡片</w:t>
-            </w:r>
-          </w:p>
-        </w:tc>
-        <w:tc>
-          <w:tcPr>
-            <w:tcW w:w="6566" w:type="dxa"/>
-            <w:shd w:val="clear" w:color="FFFFFF" w:fill="FFFFFF"/>
-            <w:tcMar>
-              <w:top w:w="40" w:type="dxa"/>
-              <w:left w:w="100" w:type="dxa"/>
-              <w:bottom w:w="40" w:type="dxa"/>
-              <w:right w:w="100" w:type="dxa"/>
-            </w:tcMar>
-            <w:vAlign w:val="center"/>
-          </w:tcPr>
-          <w:p>
-            <w:pPr>
-              <w:pStyle w:val="Compact"/>
-              <w:spacing w:before="0" w:after="0" w:line="240" w:lineRule="auto"/>
-              <w:rPr>
-                <w:rFonts w:hint="eastAsia"/>
-                <w:sz w:val="22"/>
-              </w:rPr>
-            </w:pPr>
-            <w:r>
-              <w:rPr>
-                <w:rFonts w:hint="eastAsia"/>
-                <w:sz w:val="22"/>
-              </w:rPr>
-              <w:t>寫入工具執行前呈現給使用者的確認畫面，可檢視或調整內容，經明確確認後才執行</w:t>
             </w:r>
           </w:p>
         </w:tc>
@@ -19116,7 +19819,7 @@
         </w:r>
       </w:hyperlink>
       <w:bookmarkEnd w:id="0"/>
-      <w:bookmarkEnd w:id="83"/>
+      <w:bookmarkEnd w:id="84"/>
     </w:p>
     <w:sectPr>
       <w:headerReference w:type="even" r:id="rId8"/>
